--- a/последние_изменения.docx
+++ b/последние_изменения.docx
@@ -20,44 +20,6 @@
         </w:rPr>
         <w:t>1 Временный разде да да 1 hf</w:t>
       </w:r>
-      <w:proofErr w:type="spellStart"/>
-      <w:r>
-        <w:rPr>
-          <w:rFonts w:ascii="Times New Roman" w:hAnsi="Times New Roman"/>
-          <w:color w:val="000000"/>
-          <w:lang w:val="ru-RU"/>
-        </w:rPr>
-      </w:r>
-      <w:proofErr w:type="spellEnd"/>
-      <w:r>
-        <w:rPr>
-          <w:rFonts w:ascii="Times New Roman" w:hAnsi="Times New Roman"/>
-          <w:color w:val="000000"/>
-          <w:lang w:val="ru-RU"/>
-        </w:rPr>
-      </w:r>
-      <w:proofErr w:type="spellStart"/>
-      <w:r>
-        <w:rPr>
-          <w:rFonts w:ascii="Times New Roman" w:hAnsi="Times New Roman"/>
-          <w:color w:val="000000"/>
-          <w:lang w:val="ru-RU"/>
-        </w:rPr>
-      </w:r>
-      <w:proofErr w:type="spellEnd"/>
-      <w:r>
-        <w:rPr>
-          <w:rFonts w:ascii="Times New Roman" w:hAnsi="Times New Roman"/>
-          <w:color w:val="000000"/>
-          <w:lang w:val="ru-RU"/>
-        </w:rPr>
-      </w:r>
-      <w:r>
-        <w:rPr>
-          <w:rFonts w:ascii="Times New Roman" w:hAnsi="Times New Roman"/>
-          <w:color w:val="000000"/>
-        </w:rPr>
-      </w:r>
     </w:p>
     <w:p>
       <w:pPr>
@@ -77,49 +39,6 @@
         </w:rPr>
         <w:t>1.1 Нету как жадь подраздлffffе 1.1</w:t>
       </w:r>
-      <w:proofErr w:type="spellStart"/>
-      <w:r>
-        <w:rPr>
-          <w:rFonts w:ascii="Times New Roman" w:hAnsi="Times New Roman"/>
-          <w:color w:val="000000"/>
-          <w:sz w:val="28"/>
-          <w:lang w:val="ru-RU"/>
-        </w:rPr>
-      </w:r>
-      <w:proofErr w:type="spellEnd"/>
-      <w:r>
-        <w:rPr>
-          <w:rFonts w:ascii="Times New Roman" w:hAnsi="Times New Roman"/>
-          <w:color w:val="000000"/>
-          <w:sz w:val="28"/>
-          <w:lang w:val="ru-RU"/>
-        </w:rPr>
-      </w:r>
-      <w:proofErr w:type="spellStart"/>
-      <w:r>
-        <w:rPr>
-          <w:rFonts w:ascii="Times New Roman" w:hAnsi="Times New Roman"/>
-          <w:color w:val="000000"/>
-          <w:sz w:val="28"/>
-          <w:lang w:val="ru-RU"/>
-        </w:rPr>
-      </w:r>
-      <w:r>
-        <w:rPr>
-          <w:rFonts w:ascii="Times New Roman" w:hAnsi="Times New Roman"/>
-          <w:color w:val="000000"/>
-          <w:sz w:val="28"/>
-        </w:rPr>
-      </w:r>
-      <w:proofErr w:type="spellEnd"/>
-      <w:r>
-        <w:rPr>
-          <w:rFonts w:ascii="Times New Roman" w:hAnsi="Times New Roman"/>
-          <w:color w:val="000000"/>
-          <w:sz w:val="28"/>
-          <w:lang w:val="ru-RU"/>
-        </w:rPr>
-      </w:r>
     </w:p>
     <w:p>
       <w:pPr>
@@ -130,7 +49,6 @@
           <w:lang w:val="ru-RU"/>
         </w:rPr>
       </w:pPr>
-      <w:proofErr w:type="spellStart"/>
       <w:r>
         <w:rPr>
           <w:rFonts w:ascii="Times New Roman" w:hAnsi="Times New Roman"/>
@@ -138,84 +56,13 @@
           <w:sz w:val="28"/>
           <w:lang w:val="ru-RU"/>
         </w:rPr>
-        <w:t>Новут</w:t>
-      </w:r>
-      <w:proofErr w:type="spellEnd"/>
-      <w:r>
-        <w:rPr>
-          <w:rFonts w:ascii="Times New Roman" w:hAnsi="Times New Roman"/>
-          <w:color w:val="000000"/>
-          <w:sz w:val="28"/>
-          <w:lang w:val="ru-RU"/>
-        </w:rPr>
-        <w:t xml:space="preserve"> </w:t>
-      </w:r>
-      <w:proofErr w:type="gramStart"/>
-      <w:r>
-        <w:rPr>
-          <w:rFonts w:ascii="Times New Roman" w:hAnsi="Times New Roman"/>
-          <w:color w:val="000000"/>
-          <w:sz w:val="28"/>
-          <w:lang w:val="ru-RU"/>
-        </w:rPr>
-        <w:t>от текст</w:t>
-      </w:r>
-      <w:proofErr w:type="gramEnd"/>
-      <w:r>
-        <w:rPr>
-          <w:rFonts w:ascii="Times New Roman" w:hAnsi="Times New Roman"/>
-          <w:color w:val="000000"/>
-          <w:sz w:val="28"/>
-          <w:lang w:val="ru-RU"/>
-        </w:rPr>
-        <w:t xml:space="preserve"> 1.1 как </w:t>
-      </w:r>
-      <w:proofErr w:type="spellStart"/>
-      <w:r>
-        <w:rPr>
-          <w:rFonts w:ascii="Times New Roman" w:hAnsi="Times New Roman"/>
-          <w:color w:val="000000"/>
-          <w:sz w:val="28"/>
-          <w:lang w:val="ru-RU"/>
-        </w:rPr>
-        <w:t>жаь</w:t>
-      </w:r>
-      <w:proofErr w:type="spellEnd"/>
-      <w:r>
-        <w:rPr>
-          <w:rFonts w:ascii="Times New Roman" w:hAnsi="Times New Roman"/>
-          <w:color w:val="000000"/>
-          <w:sz w:val="28"/>
-          <w:lang w:val="ru-RU"/>
-        </w:rPr>
-        <w:t xml:space="preserve"> </w:t>
-      </w:r>
-      <w:proofErr w:type="spellStart"/>
-      <w:r>
-        <w:rPr>
-          <w:rFonts w:ascii="Times New Roman" w:hAnsi="Times New Roman"/>
-          <w:color w:val="000000"/>
-          <w:sz w:val="28"/>
-          <w:lang w:val="ru-RU"/>
-        </w:rPr>
-        <w:t>твовв</w:t>
-      </w:r>
-      <w:proofErr w:type="spellEnd"/>
-      <w:r>
-        <w:rPr>
-          <w:rFonts w:ascii="Times New Roman" w:hAnsi="Times New Roman"/>
-          <w:color w:val="000000"/>
-          <w:sz w:val="28"/>
-          <w:lang w:val="ru-RU"/>
-        </w:rPr>
-        <w:t xml:space="preserve"> </w:t>
+        <w:t xml:space="preserve">Новут от текст 1.1 как жаь твовв </w:t>
       </w:r>
     </w:p>
     <w:p>
       <w:pPr>
         <w:spacing w:before="280" w:after="0" w:line="240" w:lineRule="auto"/>
       </w:pPr>
-      <w:proofErr w:type="spellStart"/>
       <w:r>
         <w:rPr>
           <w:rFonts w:ascii="Times New Roman" w:hAnsi="Times New Roman"/>
@@ -223,30 +70,6 @@
           <w:sz w:val="28"/>
         </w:rPr>
         <w:t>Таблица 1.1 – Кпо ав лввлвлвллвв</w:t>
-      </w:r>
-      <w:proofErr w:type="spellEnd"/>
-      <w:r>
-        <w:rPr>
-          <w:rFonts w:ascii="Times New Roman" w:hAnsi="Times New Roman"/>
-          <w:color w:val="000000"/>
-          <w:sz w:val="28"/>
-        </w:rPr>
-      </w:r>
-      <w:proofErr w:type="spellStart"/>
-      <w:r>
-        <w:rPr>
-          <w:rFonts w:ascii="Times New Roman" w:hAnsi="Times New Roman"/>
-          <w:color w:val="000000"/>
-          <w:sz w:val="28"/>
-        </w:rPr>
-      </w:r>
-      <w:proofErr w:type="spellEnd"/>
-      <w:r>
-        <w:rPr>
-          <w:rFonts w:ascii="Times New Roman" w:hAnsi="Times New Roman"/>
-          <w:color w:val="000000"/>
-          <w:sz w:val="28"/>
-        </w:rPr>
       </w:r>
     </w:p>
     <w:tbl>
@@ -583,7 +406,7 @@
         </w:rPr>
         <w:lastRenderedPageBreak/>
         <w:drawing>
-          <wp:inline distT="0" distB="0" distL="0" distR="0" wp14:anchorId="01246D2E" wp14:editId="6D7D3DD9">
+          <wp:inline distT="0" distB="0" distL="0" distR="0" wp14:anchorId="68F0CB27" wp14:editId="78AE731A">
             <wp:extent cx="5425440" cy="6560820"/>
             <wp:effectExtent l="0" t="0" r="0" b="0"/>
             <wp:docPr id="1" name="Picture 1"/>
@@ -659,13 +482,6 @@
           <w:sz w:val="24"/>
         </w:rPr>
         <w:br/>
-      </w:r>
-      <w:r>
-        <w:rPr>
-          <w:rFonts w:ascii="Courier New" w:hAnsi="Courier New"/>
-          <w:color w:val="000000"/>
-          <w:sz w:val="24"/>
-        </w:rPr>
         <w:t xml:space="preserve">        selected_elem = self.get_selected_element()</w:t>
       </w:r>
       <w:r>
@@ -720,15 +536,7 @@
           <w:sz w:val="24"/>
         </w:rPr>
         <w:br/>
-        <w:t xml:space="preserve">            # parent = se</w:t>
-      </w:r>
-      <w:r>
-        <w:rPr>
-          <w:rFonts w:ascii="Courier New" w:hAnsi="Courier New"/>
-          <w:color w:val="000000"/>
-          <w:sz w:val="24"/>
-        </w:rPr>
-        <w:t xml:space="preserve">lf.service.get_parent(selected_elem)  # </w:t>
+        <w:t xml:space="preserve">            # parent = self.service.get_parent(selected_elem)  # </w:t>
       </w:r>
       <w:r>
         <w:rPr>
@@ -775,34 +583,6 @@
         </w:rPr>
         <w:t>Листинг 1.1 – подпи литснг</w:t>
       </w:r>
-      <w:proofErr w:type="spellStart"/>
-      <w:r>
-        <w:rPr>
-          <w:rFonts w:ascii="Times New Roman" w:hAnsi="Times New Roman"/>
-          <w:color w:val="000000"/>
-          <w:sz w:val="28"/>
-          <w:lang w:val="ru-RU"/>
-        </w:rPr>
-      </w:r>
-      <w:proofErr w:type="spellEnd"/>
-      <w:r>
-        <w:rPr>
-          <w:rFonts w:ascii="Times New Roman" w:hAnsi="Times New Roman"/>
-          <w:color w:val="000000"/>
-          <w:sz w:val="28"/>
-          <w:lang w:val="ru-RU"/>
-        </w:rPr>
-      </w:r>
-      <w:proofErr w:type="spellStart"/>
-      <w:r>
-        <w:rPr>
-          <w:rFonts w:ascii="Times New Roman" w:hAnsi="Times New Roman"/>
-          <w:color w:val="000000"/>
-          <w:sz w:val="28"/>
-          <w:lang w:val="ru-RU"/>
-        </w:rPr>
-      </w:r>
-      <w:proofErr w:type="spellEnd"/>
     </w:p>
     <w:p>
       <w:pPr>
@@ -820,19 +600,8 @@
           <w:sz w:val="28"/>
           <w:lang w:val="ru-RU"/>
         </w:rPr>
-        <w:t xml:space="preserve">–  </w:t>
+        <w:t>–  певрйы</w:t>
       </w:r>
-      <w:proofErr w:type="spellStart"/>
-      <w:r>
-        <w:rPr>
-          <w:rFonts w:ascii="Times New Roman" w:hAnsi="Times New Roman"/>
-          <w:color w:val="000000"/>
-          <w:sz w:val="28"/>
-          <w:lang w:val="ru-RU"/>
-        </w:rPr>
-        <w:t>певрйы</w:t>
-      </w:r>
-      <w:proofErr w:type="spellEnd"/>
     </w:p>
     <w:p>
       <w:pPr>
@@ -875,16 +644,6 @@
         </w:rPr>
         <w:t>Листинг 1.2 – выввыввы</w:t>
       </w:r>
-      <w:proofErr w:type="spellStart"/>
-      <w:r>
-        <w:rPr>
-          <w:rFonts w:ascii="Times New Roman" w:hAnsi="Times New Roman"/>
-          <w:color w:val="000000"/>
-          <w:sz w:val="28"/>
-          <w:lang w:val="ru-RU"/>
-        </w:rPr>
-      </w:r>
-      <w:proofErr w:type="spellEnd"/>
     </w:p>
     <w:p>
       <w:pPr>
@@ -898,26 +657,8 @@
           <w:color w:val="000000"/>
           <w:sz w:val="28"/>
         </w:rPr>
-        <w:t xml:space="preserve">–  </w:t>
+        <w:t>–  второй</w:t>
       </w:r>
-      <w:proofErr w:type="spellStart"/>
-      <w:r>
-        <w:rPr>
-          <w:rFonts w:ascii="Times New Roman" w:hAnsi="Times New Roman"/>
-          <w:color w:val="000000"/>
-          <w:sz w:val="28"/>
-        </w:rPr>
-        <w:t>вт</w:t>
-      </w:r>
-      <w:r>
-        <w:rPr>
-          <w:rFonts w:ascii="Times New Roman" w:hAnsi="Times New Roman"/>
-          <w:color w:val="000000"/>
-          <w:sz w:val="28"/>
-        </w:rPr>
-        <w:t>орой</w:t>
-      </w:r>
-      <w:proofErr w:type="spellEnd"/>
     </w:p>
     <w:tbl>
       <w:tblPr>
@@ -1003,13 +744,7 @@
                   <w:rPr>
                     <w:rFonts w:ascii="Cambria Math" w:hAnsi="Cambria Math"/>
                   </w:rPr>
-                  <m:t>-≤</m:t>
-                </m:r>
-                <m:r>
-                  <w:rPr>
-                    <w:rFonts w:ascii="Cambria Math" w:hAnsi="Cambria Math"/>
-                  </w:rPr>
-                  <m:t>10=40/</m:t>
+                  <m:t>-≤10=40/</m:t>
                 </m:r>
                 <m:sSup>
                   <m:sSupPr>
@@ -1103,7 +838,6 @@
         </w:rPr>
         <w:t>.</w:t>
       </w:r>
-      <w:proofErr w:type="spellStart"/>
       <w:r>
         <w:rPr>
           <w:rFonts w:ascii="Times New Roman" w:hAnsi="Times New Roman"/>
@@ -1112,7 +846,6 @@
         </w:rPr>
         <w:t>ru</w:t>
       </w:r>
-      <w:proofErr w:type="spellEnd"/>
       <w:r>
         <w:rPr>
           <w:rFonts w:ascii="Times New Roman" w:hAnsi="Times New Roman"/>
@@ -1120,16 +853,7 @@
           <w:sz w:val="28"/>
           <w:lang w:val="ru-RU"/>
         </w:rPr>
-        <w:t xml:space="preserve"> – сервис для работы с текстом и не только. С 2011 года мы помогаем нашим пользователям создавать по-настоящему качественный контент, который привлекает внимание и хорошо продвигается в </w:t>
-      </w:r>
-      <w:r>
-        <w:rPr>
-          <w:rFonts w:ascii="Times New Roman" w:hAnsi="Times New Roman"/>
-          <w:color w:val="000000"/>
-          <w:sz w:val="28"/>
-          <w:lang w:val="ru-RU"/>
-        </w:rPr>
-        <w:t xml:space="preserve">поисковых системах. У нас вы можете не только проверить текст на уникальность, орфографию, провести </w:t>
+        <w:t xml:space="preserve"> – сервис для работы с текстом и не только. С 2011 года мы помогаем нашим пользователям создавать по-настоящему качественный контент, который привлекает внимание и хорошо продвигается в поисковых системах. У нас вы можете не только проверить текст на уникальность, орфографию, провести </w:t>
       </w:r>
       <w:r>
         <w:rPr>
@@ -1146,27 +870,7 @@
           <w:sz w:val="28"/>
           <w:lang w:val="ru-RU"/>
         </w:rPr>
-        <w:t xml:space="preserve">-анализ, но и воспользоваться </w:t>
-      </w:r>
-      <w:proofErr w:type="spellStart"/>
-      <w:r>
-        <w:rPr>
-          <w:rFonts w:ascii="Times New Roman" w:hAnsi="Times New Roman"/>
-          <w:color w:val="000000"/>
-          <w:sz w:val="28"/>
-          <w:lang w:val="ru-RU"/>
-        </w:rPr>
-        <w:t>нейроинструментами</w:t>
-      </w:r>
-      <w:proofErr w:type="spellEnd"/>
-      <w:r>
-        <w:rPr>
-          <w:rFonts w:ascii="Times New Roman" w:hAnsi="Times New Roman"/>
-          <w:color w:val="000000"/>
-          <w:sz w:val="28"/>
-          <w:lang w:val="ru-RU"/>
-        </w:rPr>
-        <w:t>: генерировать тексты и изображения, работать с аудио- и видеофайлами, редактировать и</w:t>
+        <w:t>-анализ, но и воспользоваться нейроинструментами: генерировать тексты и изображения, работать с аудио- и видеофайлами, редактировать и</w:t>
       </w:r>
     </w:p>
     <w:p>
@@ -1183,54 +887,6 @@
         </w:rPr>
         <w:t>1.2 дава провери дурака</w:t>
       </w:r>
-      <w:proofErr w:type="spellStart"/>
-      <w:r>
-        <w:rPr>
-          <w:rFonts w:ascii="Times New Roman" w:hAnsi="Times New Roman"/>
-          <w:color w:val="000000"/>
-          <w:sz w:val="28"/>
-        </w:rPr>
-      </w:r>
-      <w:proofErr w:type="spellEnd"/>
-      <w:r>
-        <w:rPr>
-          <w:rFonts w:ascii="Times New Roman" w:hAnsi="Times New Roman"/>
-          <w:color w:val="000000"/>
-          <w:sz w:val="28"/>
-        </w:rPr>
-      </w:r>
-      <w:proofErr w:type="spellStart"/>
-      <w:r>
-        <w:rPr>
-          <w:rFonts w:ascii="Times New Roman" w:hAnsi="Times New Roman"/>
-          <w:color w:val="000000"/>
-          <w:sz w:val="28"/>
-        </w:rPr>
-      </w:r>
-      <w:proofErr w:type="spellEnd"/>
-      <w:r>
-        <w:rPr>
-          <w:rFonts w:ascii="Times New Roman" w:hAnsi="Times New Roman"/>
-          <w:color w:val="000000"/>
-          <w:sz w:val="28"/>
-        </w:rPr>
-      </w:r>
-      <w:proofErr w:type="spellStart"/>
-      <w:r>
-        <w:rPr>
-          <w:rFonts w:ascii="Times New Roman" w:hAnsi="Times New Roman"/>
-          <w:color w:val="000000"/>
-          <w:sz w:val="28"/>
-        </w:rPr>
-      </w:r>
-      <w:r>
-        <w:rPr>
-          <w:rFonts w:ascii="Times New Roman" w:hAnsi="Times New Roman"/>
-          <w:color w:val="000000"/>
-          <w:sz w:val="28"/>
-        </w:rPr>
-      </w:r>
-      <w:proofErr w:type="spellEnd"/>
     </w:p>
     <w:p>
       <w:pPr>
@@ -1272,7 +928,7 @@
           <w:noProof/>
         </w:rPr>
         <w:drawing>
-          <wp:inline distT="0" distB="0" distL="0" distR="0" wp14:anchorId="78BA9A40" wp14:editId="29BC8EB3">
+          <wp:inline distT="0" distB="0" distL="0" distR="0" wp14:anchorId="5782A7C7" wp14:editId="4A6B5688">
             <wp:extent cx="4733925" cy="2781300"/>
             <wp:effectExtent l="0" t="0" r="0" b="0"/>
             <wp:docPr id="2" name="Picture 2"/>
@@ -1344,16 +1000,6 @@
         </w:rPr>
         <w:t>1.4 тест подарезд</w:t>
       </w:r>
-      <w:proofErr w:type="spellStart"/>
-      <w:r>
-        <w:rPr>
-          <w:rFonts w:ascii="Times New Roman" w:hAnsi="Times New Roman"/>
-          <w:color w:val="000000"/>
-          <w:sz w:val="28"/>
-          <w:lang w:val="ru-RU"/>
-        </w:rPr>
-      </w:r>
-      <w:proofErr w:type="spellEnd"/>
     </w:p>
     <w:p>
       <w:pPr>
@@ -1364,7 +1010,6 @@
           <w:lang w:val="ru-RU"/>
         </w:rPr>
       </w:pPr>
-      <w:proofErr w:type="spellStart"/>
       <w:r>
         <w:rPr>
           <w:rFonts w:ascii="Times New Roman" w:hAnsi="Times New Roman"/>
@@ -1374,7 +1019,6 @@
         </w:rPr>
         <w:t>выфвф</w:t>
       </w:r>
-      <w:proofErr w:type="spellEnd"/>
     </w:p>
     <w:p>
       <w:pPr>
@@ -1393,22 +1037,6 @@
           <w:lang w:val="ru-RU"/>
         </w:rPr>
         <w:t>2 да новы 3 но он 2 к-то</w:t>
-      </w:r>
-      <w:proofErr w:type="gramStart"/>
-      <w:r>
-        <w:rPr>
-          <w:rFonts w:ascii="Times New Roman" w:hAnsi="Times New Roman"/>
-          <w:color w:val="000000"/>
-          <w:lang w:val="ru-RU"/>
-        </w:rPr>
-      </w:r>
-      <w:proofErr w:type="gramEnd"/>
-      <w:r>
-        <w:rPr>
-          <w:rFonts w:ascii="Times New Roman" w:hAnsi="Times New Roman"/>
-          <w:color w:val="000000"/>
-          <w:lang w:val="ru-RU"/>
-        </w:rPr>
       </w:r>
     </w:p>
     <w:p>
@@ -1818,75 +1446,8 @@
     </w:tbl>
     <w:p>
       <w:pPr>
-        <w:spacing w:before="0" w:line="240" w:lineRule="auto" w:after="0"/>
-        <w:ind w:left="0" w:right="0" w:firstLine="709"/>
+        <w:spacing w:after="0" w:line="240" w:lineRule="auto"/>
         <w:jc w:val="both"/>
-      </w:pPr>
-      <w:r>
-        <w:rPr>
-          <w:rFonts w:ascii="Times New Roman" w:hAnsi="Times New Roman"/>
-          <w:b w:val="0"/>
-          <w:i w:val="0"/>
-          <w:color w:val="000000"/>
-          <w:sz w:val="28"/>
-        </w:rPr>
-        <w:t>eeeeee.</w:t>
-      </w:r>
-    </w:p>
-    <w:p>
-      <w:pPr>
-        <w:spacing w:before="0" w:line="240" w:lineRule="auto" w:after="0"/>
-        <w:ind w:left="0" w:right="0" w:firstLine="709"/>
-        <w:jc w:val="both"/>
-      </w:pPr>
-      <w:r>
-        <w:rPr>
-          <w:rFonts w:ascii="Times New Roman" w:hAnsi="Times New Roman"/>
-          <w:b w:val="0"/>
-          <w:i w:val="0"/>
-          <w:color w:val="000000"/>
-          <w:sz w:val="28"/>
-        </w:rPr>
-        <w:t>– g;</w:t>
-      </w:r>
-    </w:p>
-    <w:p>
-      <w:pPr>
-        <w:spacing w:line="240" w:lineRule="auto" w:after="0"/>
-        <w:ind w:left="0" w:right="0" w:firstLine="709"/>
-        <w:jc w:val="both"/>
-      </w:pPr>
-      <w:r>
-        <w:rPr>
-          <w:rFonts w:ascii="Times New Roman" w:hAnsi="Times New Roman"/>
-          <w:b w:val="0"/>
-          <w:i w:val="0"/>
-          <w:color w:val="000000"/>
-          <w:sz w:val="28"/>
-        </w:rPr>
-        <w:t>– h;</w:t>
-      </w:r>
-    </w:p>
-    <w:p>
-      <w:pPr>
-        <w:spacing w:line="240" w:lineRule="auto" w:after="0"/>
-        <w:ind w:left="0" w:right="0" w:firstLine="709"/>
-        <w:jc w:val="both"/>
-      </w:pPr>
-      <w:r>
-        <w:rPr>
-          <w:rFonts w:ascii="Times New Roman" w:hAnsi="Times New Roman"/>
-          <w:b w:val="0"/>
-          <w:i w:val="0"/>
-          <w:color w:val="000000"/>
-          <w:sz w:val="28"/>
-        </w:rPr>
-        <w:t>– c.</w:t>
-      </w:r>
-    </w:p>
-    <w:p>
-      <w:pPr>
-        <w:spacing w:before="280" w:after="0" w:line="240" w:lineRule="auto"/>
       </w:pPr>
       <w:r>
         <w:rPr>
@@ -1895,13 +1456,6 @@
           <w:sz w:val="28"/>
         </w:rPr>
         <w:t>Таблица 2.2 – Описание</w:t>
-      </w:r>
-      <w:r>
-        <w:rPr>
-          <w:rFonts w:ascii="Times New Roman" w:hAnsi="Times New Roman"/>
-          <w:color w:val="000000"/>
-          <w:sz w:val="28"/>
-        </w:rPr>
       </w:r>
     </w:p>
     <w:tbl>
@@ -2023,6 +1577,73 @@
         </w:tc>
       </w:tr>
     </w:tbl>
+    <w:p>
+      <w:pPr>
+        <w:spacing w:before="280" w:after="0" w:line="240" w:lineRule="auto"/>
+        <w:ind w:firstLine="709"/>
+        <w:jc w:val="both"/>
+      </w:pPr>
+      <w:r>
+        <w:rPr>
+          <w:rFonts w:ascii="Times New Roman" w:hAnsi="Times New Roman"/>
+          <w:color w:val="000000"/>
+          <w:sz w:val="28"/>
+          <w:lang w:val="ru-RU"/>
+        </w:rPr>
+      </w:r>
+      <w:r>
+        <w:rPr>
+          <w:rFonts w:ascii="Times New Roman" w:hAnsi="Times New Roman"/>
+          <w:color w:val="000000"/>
+          <w:sz w:val="28"/>
+        </w:rPr>
+      </w:r>
+      <w:r>
+        <w:rPr>
+          <w:rFonts w:ascii="Times New Roman" w:hAnsi="Times New Roman"/>
+          <w:color w:val="000000"/>
+          <w:sz w:val="28"/>
+        </w:rPr>
+      </w:r>
+      <w:r>
+        <w:rPr>
+          <w:rFonts w:ascii="Times New Roman" w:hAnsi="Times New Roman"/>
+          <w:color w:val="000000"/>
+          <w:sz w:val="28"/>
+        </w:rPr>
+      </w:r>
+    </w:p>
+    <w:p>
+      <w:pPr>
+        <w:spacing w:after="0" w:line="240" w:lineRule="auto"/>
+        <w:ind w:firstLine="709"/>
+        <w:jc w:val="both"/>
+      </w:pPr>
+      <w:r>
+        <w:rPr>
+          <w:rFonts w:ascii="Times New Roman" w:hAnsi="Times New Roman"/>
+          <w:color w:val="000000"/>
+          <w:sz w:val="28"/>
+        </w:rPr>
+        <w:t>– </w:t>
+      </w:r>
+      <w:r>
+        <w:rPr>
+          <w:rFonts w:ascii="Times New Roman" w:hAnsi="Times New Roman"/>
+          <w:color w:val="000000"/>
+          <w:sz w:val="28"/>
+        </w:rPr>
+        <w:t>the second</w:t>
+      </w:r>
+      <w:r>
+        <w:rPr>
+          <w:rFonts w:ascii="Times New Roman" w:hAnsi="Times New Roman"/>
+          <w:color w:val="000000"/>
+          <w:sz w:val="28"/>
+        </w:rPr>
+        <w:t>.</w:t>
+      </w:r>
+    </w:p>
     <w:p/>
     <w:sectPr>
       <w:pgSz w:w="12240" w:h="15840"/>
@@ -2207,6 +1828,206 @@
       </w:rPr>
     </w:lvl>
   </w:abstractNum>
+  <w:abstractNum w:abstractNumId="9" w15:restartNumberingAfterBreak="0">
+    <w:nsid w:val="27E2437A"/>
+    <w:multiLevelType w:val="hybridMultilevel"/>
+    <w:tmpl w:val="3EE65E5A"/>
+    <w:lvl w:ilvl="0" w:tplc="5928DE8C">
+      <w:numFmt w:val="bullet"/>
+      <w:lvlText w:val="–"/>
+      <w:lvlJc w:val="left"/>
+      <w:pPr>
+        <w:ind w:left="1069" w:hanging="360"/>
+      </w:pPr>
+      <w:rPr>
+        <w:rFonts w:ascii="Times New Roman" w:eastAsiaTheme="minorEastAsia" w:hAnsi="Times New Roman" w:cs="Times New Roman" w:hint="default"/>
+        <w:color w:val="000000"/>
+        <w:sz w:val="28"/>
+      </w:rPr>
+    </w:lvl>
+    <w:lvl w:ilvl="1" w:tplc="04090003" w:tentative="1">
+      <w:start w:val="1"/>
+      <w:numFmt w:val="bullet"/>
+      <w:lvlText w:val="o"/>
+      <w:lvlJc w:val="left"/>
+      <w:pPr>
+        <w:ind w:left="1789" w:hanging="360"/>
+      </w:pPr>
+      <w:rPr>
+        <w:rFonts w:ascii="Courier New" w:hAnsi="Courier New" w:cs="Courier New" w:hint="default"/>
+      </w:rPr>
+    </w:lvl>
+    <w:lvl w:ilvl="2" w:tplc="04090005" w:tentative="1">
+      <w:start w:val="1"/>
+      <w:numFmt w:val="bullet"/>
+      <w:lvlText w:val=""/>
+      <w:lvlJc w:val="left"/>
+      <w:pPr>
+        <w:ind w:left="2509" w:hanging="360"/>
+      </w:pPr>
+      <w:rPr>
+        <w:rFonts w:ascii="Wingdings" w:hAnsi="Wingdings" w:hint="default"/>
+      </w:rPr>
+    </w:lvl>
+    <w:lvl w:ilvl="3" w:tplc="04090001" w:tentative="1">
+      <w:start w:val="1"/>
+      <w:numFmt w:val="bullet"/>
+      <w:lvlText w:val=""/>
+      <w:lvlJc w:val="left"/>
+      <w:pPr>
+        <w:ind w:left="3229" w:hanging="360"/>
+      </w:pPr>
+      <w:rPr>
+        <w:rFonts w:ascii="Symbol" w:hAnsi="Symbol" w:hint="default"/>
+      </w:rPr>
+    </w:lvl>
+    <w:lvl w:ilvl="4" w:tplc="04090003" w:tentative="1">
+      <w:start w:val="1"/>
+      <w:numFmt w:val="bullet"/>
+      <w:lvlText w:val="o"/>
+      <w:lvlJc w:val="left"/>
+      <w:pPr>
+        <w:ind w:left="3949" w:hanging="360"/>
+      </w:pPr>
+      <w:rPr>
+        <w:rFonts w:ascii="Courier New" w:hAnsi="Courier New" w:cs="Courier New" w:hint="default"/>
+      </w:rPr>
+    </w:lvl>
+    <w:lvl w:ilvl="5" w:tplc="04090005" w:tentative="1">
+      <w:start w:val="1"/>
+      <w:numFmt w:val="bullet"/>
+      <w:lvlText w:val=""/>
+      <w:lvlJc w:val="left"/>
+      <w:pPr>
+        <w:ind w:left="4669" w:hanging="360"/>
+      </w:pPr>
+      <w:rPr>
+        <w:rFonts w:ascii="Wingdings" w:hAnsi="Wingdings" w:hint="default"/>
+      </w:rPr>
+    </w:lvl>
+    <w:lvl w:ilvl="6" w:tplc="04090001" w:tentative="1">
+      <w:start w:val="1"/>
+      <w:numFmt w:val="bullet"/>
+      <w:lvlText w:val=""/>
+      <w:lvlJc w:val="left"/>
+      <w:pPr>
+        <w:ind w:left="5389" w:hanging="360"/>
+      </w:pPr>
+      <w:rPr>
+        <w:rFonts w:ascii="Symbol" w:hAnsi="Symbol" w:hint="default"/>
+      </w:rPr>
+    </w:lvl>
+    <w:lvl w:ilvl="7" w:tplc="04090003" w:tentative="1">
+      <w:start w:val="1"/>
+      <w:numFmt w:val="bullet"/>
+      <w:lvlText w:val="o"/>
+      <w:lvlJc w:val="left"/>
+      <w:pPr>
+        <w:ind w:left="6109" w:hanging="360"/>
+      </w:pPr>
+      <w:rPr>
+        <w:rFonts w:ascii="Courier New" w:hAnsi="Courier New" w:cs="Courier New" w:hint="default"/>
+      </w:rPr>
+    </w:lvl>
+    <w:lvl w:ilvl="8" w:tplc="04090005" w:tentative="1">
+      <w:start w:val="1"/>
+      <w:numFmt w:val="bullet"/>
+      <w:lvlText w:val=""/>
+      <w:lvlJc w:val="left"/>
+      <w:pPr>
+        <w:ind w:left="6829" w:hanging="360"/>
+      </w:pPr>
+      <w:rPr>
+        <w:rFonts w:ascii="Wingdings" w:hAnsi="Wingdings" w:hint="default"/>
+      </w:rPr>
+    </w:lvl>
+  </w:abstractNum>
+  <w:abstractNum w:abstractNumId="10" w15:restartNumberingAfterBreak="0">
+    <w:nsid w:val="2FA761DF"/>
+    <w:multiLevelType w:val="hybridMultilevel"/>
+    <w:tmpl w:val="F1B67598"/>
+    <w:lvl w:ilvl="0" w:tplc="0409000F">
+      <w:start w:val="1"/>
+      <w:numFmt w:val="decimal"/>
+      <w:lvlText w:val="%1."/>
+      <w:lvlJc w:val="left"/>
+      <w:pPr>
+        <w:ind w:left="1440" w:hanging="360"/>
+      </w:pPr>
+    </w:lvl>
+    <w:lvl w:ilvl="1" w:tplc="04090019" w:tentative="1">
+      <w:start w:val="1"/>
+      <w:numFmt w:val="lowerLetter"/>
+      <w:lvlText w:val="%2."/>
+      <w:lvlJc w:val="left"/>
+      <w:pPr>
+        <w:ind w:left="2160" w:hanging="360"/>
+      </w:pPr>
+    </w:lvl>
+    <w:lvl w:ilvl="2" w:tplc="0409001B" w:tentative="1">
+      <w:start w:val="1"/>
+      <w:numFmt w:val="lowerRoman"/>
+      <w:lvlText w:val="%3."/>
+      <w:lvlJc w:val="right"/>
+      <w:pPr>
+        <w:ind w:left="2880" w:hanging="180"/>
+      </w:pPr>
+    </w:lvl>
+    <w:lvl w:ilvl="3" w:tplc="0409000F" w:tentative="1">
+      <w:start w:val="1"/>
+      <w:numFmt w:val="decimal"/>
+      <w:lvlText w:val="%4."/>
+      <w:lvlJc w:val="left"/>
+      <w:pPr>
+        <w:ind w:left="3600" w:hanging="360"/>
+      </w:pPr>
+    </w:lvl>
+    <w:lvl w:ilvl="4" w:tplc="04090019" w:tentative="1">
+      <w:start w:val="1"/>
+      <w:numFmt w:val="lowerLetter"/>
+      <w:lvlText w:val="%5."/>
+      <w:lvlJc w:val="left"/>
+      <w:pPr>
+        <w:ind w:left="4320" w:hanging="360"/>
+      </w:pPr>
+    </w:lvl>
+    <w:lvl w:ilvl="5" w:tplc="0409001B" w:tentative="1">
+      <w:start w:val="1"/>
+      <w:numFmt w:val="lowerRoman"/>
+      <w:lvlText w:val="%6."/>
+      <w:lvlJc w:val="right"/>
+      <w:pPr>
+        <w:ind w:left="5040" w:hanging="180"/>
+      </w:pPr>
+    </w:lvl>
+    <w:lvl w:ilvl="6" w:tplc="0409000F" w:tentative="1">
+      <w:start w:val="1"/>
+      <w:numFmt w:val="decimal"/>
+      <w:lvlText w:val="%7."/>
+      <w:lvlJc w:val="left"/>
+      <w:pPr>
+        <w:ind w:left="5760" w:hanging="360"/>
+      </w:pPr>
+    </w:lvl>
+    <w:lvl w:ilvl="7" w:tplc="04090019" w:tentative="1">
+      <w:start w:val="1"/>
+      <w:numFmt w:val="lowerLetter"/>
+      <w:lvlText w:val="%8."/>
+      <w:lvlJc w:val="left"/>
+      <w:pPr>
+        <w:ind w:left="6480" w:hanging="360"/>
+      </w:pPr>
+    </w:lvl>
+    <w:lvl w:ilvl="8" w:tplc="0409001B" w:tentative="1">
+      <w:start w:val="1"/>
+      <w:numFmt w:val="lowerRoman"/>
+      <w:lvlText w:val="%9."/>
+      <w:lvlJc w:val="right"/>
+      <w:pPr>
+        <w:ind w:left="7200" w:hanging="180"/>
+      </w:pPr>
+    </w:lvl>
+  </w:abstractNum>
   <w:num w:numId="1">
     <w:abstractNumId w:val="8"/>
   </w:num>
@@ -2233,6 +2054,12 @@
   </w:num>
   <w:num w:numId="9">
     <w:abstractNumId w:val="0"/>
+  </w:num>
+  <w:num w:numId="10">
+    <w:abstractNumId w:val="9"/>
+  </w:num>
+  <w:num w:numId="11">
+    <w:abstractNumId w:val="10"/>
   </w:num>
 </w:numbering>
 </file>
@@ -2522,11 +2349,6 @@
     <w:lsdException w:name="Book Title" w:uiPriority="33" w:qFormat="1"/>
     <w:lsdException w:name="Bibliography" w:semiHidden="1" w:uiPriority="37" w:unhideWhenUsed="1"/>
     <w:lsdException w:name="TOC Heading" w:semiHidden="1" w:uiPriority="39" w:unhideWhenUsed="1" w:qFormat="1"/>
-    <w:lsdException w:name="Plain Table 5" w:semiHidden="1" w:unhideWhenUsed="1"/>
-    <w:lsdException w:name="Grid Table Light" w:semiHidden="1" w:unhideWhenUsed="1"/>
-    <w:lsdException w:name="Grid Table 1 Light" w:semiHidden="1" w:unhideWhenUsed="1"/>
-    <w:lsdException w:name="Grid Table 2" w:semiHidden="1" w:unhideWhenUsed="1"/>
-    <w:lsdException w:name="Grid Table 3" w:semiHidden="1" w:unhideWhenUsed="1"/>
     <w:lsdException w:name="Grid Table 4" w:uiPriority="49"/>
     <w:lsdException w:name="Grid Table 5 Dark" w:uiPriority="50"/>
     <w:lsdException w:name="Grid Table 6 Colorful" w:uiPriority="51"/>

--- a/последние_изменения.docx
+++ b/последние_изменения.docx
@@ -406,7 +406,7 @@
         </w:rPr>
         <w:lastRenderedPageBreak/>
         <w:drawing>
-          <wp:inline distT="0" distB="0" distL="0" distR="0" wp14:anchorId="68F0CB27" wp14:editId="78AE731A">
+          <wp:inline distT="0" distB="0" distL="0" distR="0" wp14:anchorId="39C6E784" wp14:editId="1EAC847A">
             <wp:extent cx="5425440" cy="6560820"/>
             <wp:effectExtent l="0" t="0" r="0" b="0"/>
             <wp:docPr id="1" name="Picture 1"/>
@@ -928,7 +928,7 @@
           <w:noProof/>
         </w:rPr>
         <w:drawing>
-          <wp:inline distT="0" distB="0" distL="0" distR="0" wp14:anchorId="5782A7C7" wp14:editId="4A6B5688">
+          <wp:inline distT="0" distB="0" distL="0" distR="0" wp14:anchorId="5B6307C6" wp14:editId="012E0D67">
             <wp:extent cx="4733925" cy="2781300"/>
             <wp:effectExtent l="0" t="0" r="0" b="0"/>
             <wp:docPr id="2" name="Picture 2"/>
@@ -1037,6 +1037,36 @@
           <w:lang w:val="ru-RU"/>
         </w:rPr>
         <w:t>2 да новы 3 но он 2 к-то</w:t>
+      </w:r>
+    </w:p>
+    <w:p>
+      <w:pPr>
+        <w:spacing w:after="0" w:line="240" w:lineRule="auto"/>
+        <w:ind w:firstLine="709"/>
+        <w:jc w:val="both"/>
+      </w:pPr>
+      <w:r>
+        <w:rPr>
+          <w:rFonts w:ascii="Times New Roman" w:hAnsi="Times New Roman"/>
+          <w:color w:val="000000"/>
+          <w:sz w:val="28"/>
+        </w:rPr>
+        <w:t>– новый 1;</w:t>
+      </w:r>
+    </w:p>
+    <w:p>
+      <w:pPr>
+        <w:spacing w:after="0" w:line="240" w:lineRule="auto"/>
+        <w:ind w:firstLine="709"/>
+        <w:jc w:val="both"/>
+      </w:pPr>
+      <w:r>
+        <w:rPr>
+          <w:rFonts w:ascii="Times New Roman" w:hAnsi="Times New Roman"/>
+          <w:color w:val="000000"/>
+          <w:sz w:val="28"/>
+        </w:rPr>
+        <w:t>– новый 2.</w:t>
       </w:r>
     </w:p>
     <w:p>
@@ -1446,6 +1476,56 @@
     </w:tbl>
     <w:p>
       <w:pPr>
+        <w:pStyle w:val="ae"/>
+        <w:numPr>
+          <w:ilvl w:val="0"/>
+          <w:numId w:val="13"/>
+        </w:numPr>
+        <w:spacing w:after="0" w:line="240" w:lineRule="auto"/>
+        <w:jc w:val="both"/>
+        <w:rPr>
+          <w:rFonts w:ascii="Times New Roman" w:hAnsi="Times New Roman"/>
+          <w:color w:val="000000"/>
+          <w:sz w:val="28"/>
+        </w:rPr>
+      </w:pPr>
+      <w:r>
+        <w:rPr>
+          <w:rFonts w:ascii="Times New Roman" w:hAnsi="Times New Roman"/>
+          <w:color w:val="000000"/>
+          <w:sz w:val="28"/>
+          <w:lang w:val="ru-RU"/>
+        </w:rPr>
+        <w:t>Вот</w:t>
+      </w:r>
+    </w:p>
+    <w:p>
+      <w:pPr>
+        <w:pStyle w:val="ae"/>
+        <w:numPr>
+          <w:ilvl w:val="0"/>
+          <w:numId w:val="13"/>
+        </w:numPr>
+        <w:spacing w:after="0" w:line="240" w:lineRule="auto"/>
+        <w:jc w:val="both"/>
+        <w:rPr>
+          <w:rFonts w:ascii="Times New Roman" w:hAnsi="Times New Roman"/>
+          <w:color w:val="000000"/>
+          <w:sz w:val="28"/>
+        </w:rPr>
+      </w:pPr>
+      <w:r>
+        <w:rPr>
+          <w:rFonts w:ascii="Times New Roman" w:hAnsi="Times New Roman"/>
+          <w:color w:val="000000"/>
+          <w:sz w:val="28"/>
+          <w:lang w:val="ru-RU"/>
+        </w:rPr>
+        <w:t>И все</w:t>
+      </w:r>
+    </w:p>
+    <w:p>
+      <w:pPr>
         <w:spacing w:after="0" w:line="240" w:lineRule="auto"/>
         <w:jc w:val="both"/>
       </w:pPr>
@@ -1579,38 +1659,57 @@
     </w:tbl>
     <w:p>
       <w:pPr>
-        <w:spacing w:before="280" w:after="0" w:line="240" w:lineRule="auto"/>
+        <w:spacing w:after="0" w:line="240" w:lineRule="auto"/>
         <w:ind w:firstLine="709"/>
         <w:jc w:val="both"/>
       </w:pPr>
-      <w:r>
+    </w:p>
+    <w:p>
+      <w:pPr>
+        <w:pStyle w:val="ae"/>
+        <w:numPr>
+          <w:ilvl w:val="0"/>
+          <w:numId w:val="12"/>
+        </w:numPr>
+        <w:spacing w:after="0" w:line="240" w:lineRule="auto"/>
+        <w:jc w:val="both"/>
         <w:rPr>
           <w:rFonts w:ascii="Times New Roman" w:hAnsi="Times New Roman"/>
           <w:color w:val="000000"/>
           <w:sz w:val="28"/>
-          <w:lang w:val="ru-RU"/>
         </w:rPr>
-      </w:r>
+      </w:pPr>
       <w:r>
         <w:rPr>
           <w:rFonts w:ascii="Times New Roman" w:hAnsi="Times New Roman"/>
           <w:color w:val="000000"/>
           <w:sz w:val="28"/>
         </w:rPr>
+        <w:t>update the first;</w:t>
       </w:r>
+    </w:p>
+    <w:p>
+      <w:pPr>
+        <w:pStyle w:val="ae"/>
+        <w:numPr>
+          <w:ilvl w:val="0"/>
+          <w:numId w:val="12"/>
+        </w:numPr>
+        <w:spacing w:after="0" w:line="240" w:lineRule="auto"/>
+        <w:jc w:val="both"/>
+        <w:rPr>
+          <w:rFonts w:ascii="Times New Roman" w:hAnsi="Times New Roman"/>
+          <w:color w:val="000000"/>
+          <w:sz w:val="28"/>
+        </w:rPr>
+      </w:pPr>
       <w:r>
         <w:rPr>
           <w:rFonts w:ascii="Times New Roman" w:hAnsi="Times New Roman"/>
           <w:color w:val="000000"/>
           <w:sz w:val="28"/>
         </w:rPr>
-      </w:r>
-      <w:r>
-        <w:rPr>
-          <w:rFonts w:ascii="Times New Roman" w:hAnsi="Times New Roman"/>
-          <w:color w:val="000000"/>
-          <w:sz w:val="28"/>
-        </w:rPr>
+        <w:t>the third;</w:t>
       </w:r>
     </w:p>
     <w:p>
@@ -1619,32 +1718,16 @@
         <w:ind w:firstLine="709"/>
         <w:jc w:val="both"/>
       </w:pPr>
+    </w:p>
+    <w:p/>
+    <w:p>
+      <w:pPr>
+        <w:pStyle w:val="ae"/>
+      </w:pPr>
       <w:r>
-        <w:rPr>
-          <w:rFonts w:ascii="Times New Roman" w:hAnsi="Times New Roman"/>
-          <w:color w:val="000000"/>
-          <w:sz w:val="28"/>
-        </w:rPr>
-        <w:t>– </w:t>
-      </w:r>
-      <w:r>
-        <w:rPr>
-          <w:rFonts w:ascii="Times New Roman" w:hAnsi="Times New Roman"/>
-          <w:color w:val="000000"/>
-          <w:sz w:val="28"/>
-        </w:rPr>
-        <w:t>the second</w:t>
-      </w:r>
-      <w:r>
-        <w:rPr>
-          <w:rFonts w:ascii="Times New Roman" w:hAnsi="Times New Roman"/>
-          <w:color w:val="000000"/>
-          <w:sz w:val="28"/>
-        </w:rPr>
-        <w:t>.</w:t>
+        <w:t>again new itema.</w:t>
       </w:r>
     </w:p>
-    <w:p/>
     <w:sectPr>
       <w:pgSz w:w="12240" w:h="15840"/>
       <w:pgMar w:top="1134" w:right="850" w:bottom="1134" w:left="1701" w:header="720" w:footer="720" w:gutter="0"/>
@@ -2025,6 +2108,204 @@
       <w:lvlJc w:val="right"/>
       <w:pPr>
         <w:ind w:left="7200" w:hanging="180"/>
+      </w:pPr>
+    </w:lvl>
+  </w:abstractNum>
+  <w:abstractNum w:abstractNumId="11" w15:restartNumberingAfterBreak="0">
+    <w:nsid w:val="3EBA2AEF"/>
+    <w:multiLevelType w:val="hybridMultilevel"/>
+    <w:tmpl w:val="5BD0B880"/>
+    <w:lvl w:ilvl="0" w:tplc="FCF29D34">
+      <w:numFmt w:val="bullet"/>
+      <w:lvlText w:val="–"/>
+      <w:lvlJc w:val="left"/>
+      <w:pPr>
+        <w:ind w:left="1069" w:hanging="360"/>
+      </w:pPr>
+      <w:rPr>
+        <w:rFonts w:ascii="Times New Roman" w:eastAsiaTheme="minorEastAsia" w:hAnsi="Times New Roman" w:cs="Times New Roman" w:hint="default"/>
+      </w:rPr>
+    </w:lvl>
+    <w:lvl w:ilvl="1" w:tplc="04090003" w:tentative="1">
+      <w:start w:val="1"/>
+      <w:numFmt w:val="bullet"/>
+      <w:lvlText w:val="o"/>
+      <w:lvlJc w:val="left"/>
+      <w:pPr>
+        <w:ind w:left="1789" w:hanging="360"/>
+      </w:pPr>
+      <w:rPr>
+        <w:rFonts w:ascii="Courier New" w:hAnsi="Courier New" w:cs="Courier New" w:hint="default"/>
+      </w:rPr>
+    </w:lvl>
+    <w:lvl w:ilvl="2" w:tplc="04090005" w:tentative="1">
+      <w:start w:val="1"/>
+      <w:numFmt w:val="bullet"/>
+      <w:lvlText w:val=""/>
+      <w:lvlJc w:val="left"/>
+      <w:pPr>
+        <w:ind w:left="2509" w:hanging="360"/>
+      </w:pPr>
+      <w:rPr>
+        <w:rFonts w:ascii="Wingdings" w:hAnsi="Wingdings" w:hint="default"/>
+      </w:rPr>
+    </w:lvl>
+    <w:lvl w:ilvl="3" w:tplc="04090001" w:tentative="1">
+      <w:start w:val="1"/>
+      <w:numFmt w:val="bullet"/>
+      <w:lvlText w:val=""/>
+      <w:lvlJc w:val="left"/>
+      <w:pPr>
+        <w:ind w:left="3229" w:hanging="360"/>
+      </w:pPr>
+      <w:rPr>
+        <w:rFonts w:ascii="Symbol" w:hAnsi="Symbol" w:hint="default"/>
+      </w:rPr>
+    </w:lvl>
+    <w:lvl w:ilvl="4" w:tplc="04090003" w:tentative="1">
+      <w:start w:val="1"/>
+      <w:numFmt w:val="bullet"/>
+      <w:lvlText w:val="o"/>
+      <w:lvlJc w:val="left"/>
+      <w:pPr>
+        <w:ind w:left="3949" w:hanging="360"/>
+      </w:pPr>
+      <w:rPr>
+        <w:rFonts w:ascii="Courier New" w:hAnsi="Courier New" w:cs="Courier New" w:hint="default"/>
+      </w:rPr>
+    </w:lvl>
+    <w:lvl w:ilvl="5" w:tplc="04090005" w:tentative="1">
+      <w:start w:val="1"/>
+      <w:numFmt w:val="bullet"/>
+      <w:lvlText w:val=""/>
+      <w:lvlJc w:val="left"/>
+      <w:pPr>
+        <w:ind w:left="4669" w:hanging="360"/>
+      </w:pPr>
+      <w:rPr>
+        <w:rFonts w:ascii="Wingdings" w:hAnsi="Wingdings" w:hint="default"/>
+      </w:rPr>
+    </w:lvl>
+    <w:lvl w:ilvl="6" w:tplc="04090001" w:tentative="1">
+      <w:start w:val="1"/>
+      <w:numFmt w:val="bullet"/>
+      <w:lvlText w:val=""/>
+      <w:lvlJc w:val="left"/>
+      <w:pPr>
+        <w:ind w:left="5389" w:hanging="360"/>
+      </w:pPr>
+      <w:rPr>
+        <w:rFonts w:ascii="Symbol" w:hAnsi="Symbol" w:hint="default"/>
+      </w:rPr>
+    </w:lvl>
+    <w:lvl w:ilvl="7" w:tplc="04090003" w:tentative="1">
+      <w:start w:val="1"/>
+      <w:numFmt w:val="bullet"/>
+      <w:lvlText w:val="o"/>
+      <w:lvlJc w:val="left"/>
+      <w:pPr>
+        <w:ind w:left="6109" w:hanging="360"/>
+      </w:pPr>
+      <w:rPr>
+        <w:rFonts w:ascii="Courier New" w:hAnsi="Courier New" w:cs="Courier New" w:hint="default"/>
+      </w:rPr>
+    </w:lvl>
+    <w:lvl w:ilvl="8" w:tplc="04090005" w:tentative="1">
+      <w:start w:val="1"/>
+      <w:numFmt w:val="bullet"/>
+      <w:lvlText w:val=""/>
+      <w:lvlJc w:val="left"/>
+      <w:pPr>
+        <w:ind w:left="6829" w:hanging="360"/>
+      </w:pPr>
+      <w:rPr>
+        <w:rFonts w:ascii="Wingdings" w:hAnsi="Wingdings" w:hint="default"/>
+      </w:rPr>
+    </w:lvl>
+  </w:abstractNum>
+  <w:abstractNum w:abstractNumId="12" w15:restartNumberingAfterBreak="0">
+    <w:nsid w:val="7CF21DCC"/>
+    <w:multiLevelType w:val="hybridMultilevel"/>
+    <w:tmpl w:val="C1E64BF8"/>
+    <w:lvl w:ilvl="0" w:tplc="0409000F">
+      <w:start w:val="1"/>
+      <w:numFmt w:val="decimal"/>
+      <w:lvlText w:val="%1."/>
+      <w:lvlJc w:val="left"/>
+      <w:pPr>
+        <w:ind w:left="720" w:hanging="360"/>
+      </w:pPr>
+    </w:lvl>
+    <w:lvl w:ilvl="1" w:tplc="04090019" w:tentative="1">
+      <w:start w:val="1"/>
+      <w:numFmt w:val="lowerLetter"/>
+      <w:lvlText w:val="%2."/>
+      <w:lvlJc w:val="left"/>
+      <w:pPr>
+        <w:ind w:left="1440" w:hanging="360"/>
+      </w:pPr>
+    </w:lvl>
+    <w:lvl w:ilvl="2" w:tplc="0409001B" w:tentative="1">
+      <w:start w:val="1"/>
+      <w:numFmt w:val="lowerRoman"/>
+      <w:lvlText w:val="%3."/>
+      <w:lvlJc w:val="right"/>
+      <w:pPr>
+        <w:ind w:left="2160" w:hanging="180"/>
+      </w:pPr>
+    </w:lvl>
+    <w:lvl w:ilvl="3" w:tplc="0409000F" w:tentative="1">
+      <w:start w:val="1"/>
+      <w:numFmt w:val="decimal"/>
+      <w:lvlText w:val="%4."/>
+      <w:lvlJc w:val="left"/>
+      <w:pPr>
+        <w:ind w:left="2880" w:hanging="360"/>
+      </w:pPr>
+    </w:lvl>
+    <w:lvl w:ilvl="4" w:tplc="04090019" w:tentative="1">
+      <w:start w:val="1"/>
+      <w:numFmt w:val="lowerLetter"/>
+      <w:lvlText w:val="%5."/>
+      <w:lvlJc w:val="left"/>
+      <w:pPr>
+        <w:ind w:left="3600" w:hanging="360"/>
+      </w:pPr>
+    </w:lvl>
+    <w:lvl w:ilvl="5" w:tplc="0409001B" w:tentative="1">
+      <w:start w:val="1"/>
+      <w:numFmt w:val="lowerRoman"/>
+      <w:lvlText w:val="%6."/>
+      <w:lvlJc w:val="right"/>
+      <w:pPr>
+        <w:ind w:left="4320" w:hanging="180"/>
+      </w:pPr>
+    </w:lvl>
+    <w:lvl w:ilvl="6" w:tplc="0409000F" w:tentative="1">
+      <w:start w:val="1"/>
+      <w:numFmt w:val="decimal"/>
+      <w:lvlText w:val="%7."/>
+      <w:lvlJc w:val="left"/>
+      <w:pPr>
+        <w:ind w:left="5040" w:hanging="360"/>
+      </w:pPr>
+    </w:lvl>
+    <w:lvl w:ilvl="7" w:tplc="04090019" w:tentative="1">
+      <w:start w:val="1"/>
+      <w:numFmt w:val="lowerLetter"/>
+      <w:lvlText w:val="%8."/>
+      <w:lvlJc w:val="left"/>
+      <w:pPr>
+        <w:ind w:left="5760" w:hanging="360"/>
+      </w:pPr>
+    </w:lvl>
+    <w:lvl w:ilvl="8" w:tplc="0409001B" w:tentative="1">
+      <w:start w:val="1"/>
+      <w:numFmt w:val="lowerRoman"/>
+      <w:lvlText w:val="%9."/>
+      <w:lvlJc w:val="right"/>
+      <w:pPr>
+        <w:ind w:left="6480" w:hanging="180"/>
       </w:pPr>
     </w:lvl>
   </w:abstractNum>
@@ -2060,6 +2341,12 @@
   </w:num>
   <w:num w:numId="11">
     <w:abstractNumId w:val="10"/>
+  </w:num>
+  <w:num w:numId="12">
+    <w:abstractNumId w:val="11"/>
+  </w:num>
+  <w:num w:numId="13">
+    <w:abstractNumId w:val="12"/>
   </w:num>
 </w:numbering>
 </file>

--- a/последние_изменения.docx
+++ b/последние_изменения.docx
@@ -406,7 +406,7 @@
         </w:rPr>
         <w:lastRenderedPageBreak/>
         <w:drawing>
-          <wp:inline distT="0" distB="0" distL="0" distR="0" wp14:anchorId="39C6E784" wp14:editId="1EAC847A">
+          <wp:inline distT="0" distB="0" distL="0" distR="0" wp14:anchorId="697BF18B" wp14:editId="52EE6226">
             <wp:extent cx="5425440" cy="6560820"/>
             <wp:effectExtent l="0" t="0" r="0" b="0"/>
             <wp:docPr id="1" name="Picture 1"/>
@@ -928,7 +928,7 @@
           <w:noProof/>
         </w:rPr>
         <w:drawing>
-          <wp:inline distT="0" distB="0" distL="0" distR="0" wp14:anchorId="5B6307C6" wp14:editId="012E0D67">
+          <wp:inline distT="0" distB="0" distL="0" distR="0" wp14:anchorId="1E3820ED" wp14:editId="6A53E4C2">
             <wp:extent cx="4733925" cy="2781300"/>
             <wp:effectExtent l="0" t="0" r="0" b="0"/>
             <wp:docPr id="2" name="Picture 2"/>
@@ -1093,7 +1093,10 @@
         <w:tblLook w:val="04A0" w:firstRow="1" w:lastRow="0" w:firstColumn="1" w:lastColumn="0" w:noHBand="0" w:noVBand="1"/>
       </w:tblPr>
       <w:tblGrid>
-        <w:gridCol w:w="2422"/>
+        <w:gridCol w:w="605"/>
+        <w:gridCol w:w="606"/>
+        <w:gridCol w:w="605"/>
+        <w:gridCol w:w="606"/>
         <w:gridCol w:w="2422"/>
         <w:gridCol w:w="2422"/>
         <w:gridCol w:w="2422"/>
@@ -1102,10 +1105,11 @@
         <w:tc>
           <w:tcPr>
             <w:tcW w:w="2422" w:type="dxa"/>
+            <w:gridSpan w:val="4"/>
+            <w:vMerge w:val="restart"/>
             <w:tcBorders>
               <w:top w:val="single" w:sz="4" w:space="0" w:color="000000"/>
               <w:left w:val="single" w:sz="4" w:space="0" w:color="000000"/>
-              <w:bottom w:val="single" w:sz="4" w:space="0" w:color="000000"/>
               <w:right w:val="single" w:sz="4" w:space="0" w:color="000000"/>
             </w:tcBorders>
             <w:vAlign w:val="center"/>
@@ -1113,6 +1117,20 @@
           <w:p>
             <w:pPr>
               <w:spacing w:after="0" w:line="240" w:lineRule="auto"/>
+            </w:pPr>
+            <w:r>
+              <w:rPr>
+                <w:rFonts w:ascii="Times New Roman" w:hAnsi="Times New Roman"/>
+                <w:color w:val="000000"/>
+                <w:sz w:val="24"/>
+              </w:rPr>
+              <w:t>1</w:t>
+            </w:r>
+          </w:p>
+          <w:p>
+            <w:pPr>
+              <w:spacing w:after="0" w:line="240" w:lineRule="auto"/>
+              <w:jc w:val="right"/>
             </w:pPr>
             <w:r>
               <w:rPr>
@@ -1204,11 +1222,15 @@
         </w:tc>
       </w:tr>
       <w:tr>
+        <w:trPr>
+          <w:trHeight w:val="258"/>
+        </w:trPr>
         <w:tc>
           <w:tcPr>
             <w:tcW w:w="2422" w:type="dxa"/>
+            <w:gridSpan w:val="4"/>
+            <w:vMerge/>
             <w:tcBorders>
-              <w:top w:val="single" w:sz="4" w:space="0" w:color="000000"/>
               <w:left w:val="single" w:sz="4" w:space="0" w:color="000000"/>
               <w:bottom w:val="single" w:sz="4" w:space="0" w:color="000000"/>
               <w:right w:val="single" w:sz="4" w:space="0" w:color="000000"/>
@@ -1220,23 +1242,16 @@
               <w:spacing w:after="0" w:line="240" w:lineRule="auto"/>
               <w:jc w:val="right"/>
             </w:pPr>
-            <w:r>
-              <w:rPr>
-                <w:rFonts w:ascii="Times New Roman" w:hAnsi="Times New Roman"/>
-                <w:color w:val="000000"/>
-                <w:sz w:val="24"/>
-              </w:rPr>
-              <w:t>1</w:t>
-            </w:r>
           </w:p>
         </w:tc>
         <w:tc>
           <w:tcPr>
-            <w:tcW w:w="2422" w:type="dxa"/>
+            <w:tcW w:w="7266" w:type="dxa"/>
+            <w:gridSpan w:val="3"/>
+            <w:vMerge w:val="restart"/>
             <w:tcBorders>
               <w:top w:val="single" w:sz="4" w:space="0" w:color="000000"/>
               <w:left w:val="single" w:sz="4" w:space="0" w:color="000000"/>
-              <w:bottom w:val="single" w:sz="4" w:space="0" w:color="000000"/>
               <w:right w:val="single" w:sz="4" w:space="0" w:color="000000"/>
             </w:tcBorders>
             <w:vAlign w:val="center"/>
@@ -1246,49 +1261,79 @@
               <w:spacing w:after="0" w:line="240" w:lineRule="auto"/>
               <w:jc w:val="center"/>
             </w:pPr>
+            <w:r>
+              <w:t>2</w:t>
+            </w:r>
           </w:p>
-        </w:tc>
-        <w:tc>
-          <w:tcPr>
-            <w:tcW w:w="2422" w:type="dxa"/>
-            <w:tcBorders>
-              <w:top w:val="single" w:sz="4" w:space="0" w:color="000000"/>
-              <w:left w:val="single" w:sz="4" w:space="0" w:color="000000"/>
-              <w:bottom w:val="single" w:sz="4" w:space="0" w:color="000000"/>
-              <w:right w:val="single" w:sz="4" w:space="0" w:color="000000"/>
-            </w:tcBorders>
-            <w:vAlign w:val="center"/>
-          </w:tcPr>
           <w:p>
             <w:pPr>
               <w:spacing w:after="0" w:line="240" w:lineRule="auto"/>
               <w:jc w:val="center"/>
             </w:pPr>
+            <w:r>
+              <w:t>3</w:t>
+            </w:r>
           </w:p>
-        </w:tc>
-        <w:tc>
-          <w:tcPr>
-            <w:tcW w:w="2422" w:type="dxa"/>
-            <w:tcBorders>
-              <w:top w:val="single" w:sz="4" w:space="0" w:color="000000"/>
-              <w:left w:val="single" w:sz="4" w:space="0" w:color="000000"/>
-              <w:bottom w:val="single" w:sz="4" w:space="0" w:color="000000"/>
-              <w:right w:val="single" w:sz="4" w:space="0" w:color="000000"/>
-            </w:tcBorders>
-            <w:vAlign w:val="center"/>
-          </w:tcPr>
           <w:p>
             <w:pPr>
               <w:spacing w:after="0" w:line="240" w:lineRule="auto"/>
               <w:jc w:val="center"/>
             </w:pPr>
+            <w:r>
+              <w:t>4</w:t>
+            </w:r>
+          </w:p>
+          <w:p>
+            <w:pPr>
+              <w:spacing w:after="0" w:line="240" w:lineRule="auto"/>
+              <w:jc w:val="center"/>
+            </w:pPr>
+            <w:r>
+              <w:rPr>
+                <w:rFonts w:ascii="Times New Roman" w:hAnsi="Times New Roman"/>
+                <w:color w:val="000000"/>
+                <w:sz w:val="24"/>
+              </w:rPr>
+              <w:t>2</w:t>
+            </w:r>
+          </w:p>
+          <w:p>
+            <w:pPr>
+              <w:spacing w:after="0" w:line="240" w:lineRule="auto"/>
+              <w:jc w:val="center"/>
+            </w:pPr>
+            <w:r>
+              <w:rPr>
+                <w:rFonts w:ascii="Times New Roman" w:hAnsi="Times New Roman"/>
+                <w:color w:val="000000"/>
+                <w:sz w:val="24"/>
+              </w:rPr>
+              <w:t>2</w:t>
+            </w:r>
+          </w:p>
+          <w:p>
+            <w:pPr>
+              <w:spacing w:after="0" w:line="240" w:lineRule="auto"/>
+              <w:jc w:val="center"/>
+            </w:pPr>
+            <w:r>
+              <w:rPr>
+                <w:rFonts w:ascii="Times New Roman" w:hAnsi="Times New Roman"/>
+                <w:color w:val="000000"/>
+                <w:sz w:val="24"/>
+              </w:rPr>
+              <w:t>2</w:t>
+            </w:r>
           </w:p>
         </w:tc>
       </w:tr>
       <w:tr>
+        <w:trPr>
+          <w:trHeight w:val="78"/>
+        </w:trPr>
         <w:tc>
           <w:tcPr>
-            <w:tcW w:w="2422" w:type="dxa"/>
+            <w:tcW w:w="605" w:type="dxa"/>
             <w:tcBorders>
               <w:top w:val="single" w:sz="4" w:space="0" w:color="000000"/>
               <w:left w:val="single" w:sz="4" w:space="0" w:color="000000"/>
@@ -1314,7 +1359,7 @@
         </w:tc>
         <w:tc>
           <w:tcPr>
-            <w:tcW w:w="2422" w:type="dxa"/>
+            <w:tcW w:w="606" w:type="dxa"/>
             <w:tcBorders>
               <w:top w:val="single" w:sz="4" w:space="0" w:color="000000"/>
               <w:left w:val="single" w:sz="4" w:space="0" w:color="000000"/>
@@ -1332,7 +1377,7 @@
         </w:tc>
         <w:tc>
           <w:tcPr>
-            <w:tcW w:w="2422" w:type="dxa"/>
+            <w:tcW w:w="605" w:type="dxa"/>
             <w:tcBorders>
               <w:top w:val="single" w:sz="4" w:space="0" w:color="000000"/>
               <w:left w:val="single" w:sz="4" w:space="0" w:color="000000"/>
@@ -1350,11 +1395,259 @@
         </w:tc>
         <w:tc>
           <w:tcPr>
-            <w:tcW w:w="2422" w:type="dxa"/>
+            <w:tcW w:w="606" w:type="dxa"/>
             <w:tcBorders>
               <w:top w:val="single" w:sz="4" w:space="0" w:color="000000"/>
               <w:left w:val="single" w:sz="4" w:space="0" w:color="000000"/>
               <w:bottom w:val="single" w:sz="4" w:space="0" w:color="000000"/>
+              <w:right w:val="single" w:sz="4" w:space="0" w:color="000000"/>
+            </w:tcBorders>
+            <w:vAlign w:val="center"/>
+          </w:tcPr>
+          <w:p>
+            <w:pPr>
+              <w:spacing w:after="0" w:line="240" w:lineRule="auto"/>
+              <w:jc w:val="center"/>
+            </w:pPr>
+          </w:p>
+        </w:tc>
+        <w:tc>
+          <w:tcPr>
+            <w:tcW w:w="7266" w:type="dxa"/>
+            <w:gridSpan w:val="3"/>
+            <w:vMerge/>
+            <w:tcBorders>
+              <w:left w:val="single" w:sz="4" w:space="0" w:color="000000"/>
+              <w:right w:val="single" w:sz="4" w:space="0" w:color="000000"/>
+            </w:tcBorders>
+            <w:vAlign w:val="center"/>
+          </w:tcPr>
+          <w:p>
+            <w:pPr>
+              <w:spacing w:after="0" w:line="240" w:lineRule="auto"/>
+              <w:jc w:val="center"/>
+            </w:pPr>
+          </w:p>
+        </w:tc>
+      </w:tr>
+      <w:tr>
+        <w:trPr>
+          <w:trHeight w:val="76"/>
+        </w:trPr>
+        <w:tc>
+          <w:tcPr>
+            <w:tcW w:w="605" w:type="dxa"/>
+            <w:tcBorders>
+              <w:top w:val="single" w:sz="4" w:space="0" w:color="000000"/>
+              <w:left w:val="single" w:sz="4" w:space="0" w:color="000000"/>
+              <w:bottom w:val="single" w:sz="4" w:space="0" w:color="000000"/>
+              <w:right w:val="single" w:sz="4" w:space="0" w:color="000000"/>
+            </w:tcBorders>
+            <w:vAlign w:val="center"/>
+          </w:tcPr>
+          <w:p>
+            <w:pPr>
+              <w:spacing w:after="0" w:line="240" w:lineRule="auto"/>
+              <w:jc w:val="center"/>
+              <w:rPr>
+                <w:rFonts w:ascii="Times New Roman" w:hAnsi="Times New Roman"/>
+                <w:color w:val="000000"/>
+                <w:sz w:val="24"/>
+              </w:rPr>
+            </w:pPr>
+          </w:p>
+        </w:tc>
+        <w:tc>
+          <w:tcPr>
+            <w:tcW w:w="606" w:type="dxa"/>
+            <w:tcBorders>
+              <w:top w:val="single" w:sz="4" w:space="0" w:color="000000"/>
+              <w:left w:val="single" w:sz="4" w:space="0" w:color="000000"/>
+              <w:bottom w:val="single" w:sz="4" w:space="0" w:color="000000"/>
+              <w:right w:val="single" w:sz="4" w:space="0" w:color="000000"/>
+            </w:tcBorders>
+            <w:vAlign w:val="center"/>
+          </w:tcPr>
+          <w:p>
+            <w:pPr>
+              <w:spacing w:after="0" w:line="240" w:lineRule="auto"/>
+              <w:jc w:val="center"/>
+              <w:rPr>
+                <w:rFonts w:ascii="Times New Roman" w:hAnsi="Times New Roman"/>
+                <w:color w:val="000000"/>
+                <w:sz w:val="24"/>
+              </w:rPr>
+            </w:pPr>
+          </w:p>
+        </w:tc>
+        <w:tc>
+          <w:tcPr>
+            <w:tcW w:w="605" w:type="dxa"/>
+            <w:tcBorders>
+              <w:top w:val="single" w:sz="4" w:space="0" w:color="000000"/>
+              <w:left w:val="single" w:sz="4" w:space="0" w:color="000000"/>
+              <w:bottom w:val="single" w:sz="4" w:space="0" w:color="000000"/>
+              <w:right w:val="single" w:sz="4" w:space="0" w:color="000000"/>
+            </w:tcBorders>
+            <w:vAlign w:val="center"/>
+          </w:tcPr>
+          <w:p>
+            <w:pPr>
+              <w:spacing w:after="0" w:line="240" w:lineRule="auto"/>
+              <w:jc w:val="center"/>
+              <w:rPr>
+                <w:rFonts w:ascii="Times New Roman" w:hAnsi="Times New Roman"/>
+                <w:color w:val="000000"/>
+                <w:sz w:val="24"/>
+              </w:rPr>
+            </w:pPr>
+          </w:p>
+        </w:tc>
+        <w:tc>
+          <w:tcPr>
+            <w:tcW w:w="606" w:type="dxa"/>
+            <w:tcBorders>
+              <w:top w:val="single" w:sz="4" w:space="0" w:color="000000"/>
+              <w:left w:val="single" w:sz="4" w:space="0" w:color="000000"/>
+              <w:bottom w:val="single" w:sz="4" w:space="0" w:color="000000"/>
+              <w:right w:val="single" w:sz="4" w:space="0" w:color="000000"/>
+            </w:tcBorders>
+            <w:vAlign w:val="center"/>
+          </w:tcPr>
+          <w:p>
+            <w:pPr>
+              <w:spacing w:after="0" w:line="240" w:lineRule="auto"/>
+              <w:jc w:val="center"/>
+              <w:rPr>
+                <w:rFonts w:ascii="Times New Roman" w:hAnsi="Times New Roman"/>
+                <w:color w:val="000000"/>
+                <w:sz w:val="24"/>
+              </w:rPr>
+            </w:pPr>
+          </w:p>
+        </w:tc>
+        <w:tc>
+          <w:tcPr>
+            <w:tcW w:w="7266" w:type="dxa"/>
+            <w:gridSpan w:val="3"/>
+            <w:vMerge/>
+            <w:tcBorders>
+              <w:left w:val="single" w:sz="4" w:space="0" w:color="000000"/>
+              <w:right w:val="single" w:sz="4" w:space="0" w:color="000000"/>
+            </w:tcBorders>
+            <w:vAlign w:val="center"/>
+          </w:tcPr>
+          <w:p>
+            <w:pPr>
+              <w:spacing w:after="0" w:line="240" w:lineRule="auto"/>
+              <w:jc w:val="center"/>
+            </w:pPr>
+          </w:p>
+        </w:tc>
+      </w:tr>
+      <w:tr>
+        <w:trPr>
+          <w:trHeight w:val="76"/>
+        </w:trPr>
+        <w:tc>
+          <w:tcPr>
+            <w:tcW w:w="605" w:type="dxa"/>
+            <w:tcBorders>
+              <w:top w:val="single" w:sz="4" w:space="0" w:color="000000"/>
+              <w:left w:val="single" w:sz="4" w:space="0" w:color="000000"/>
+              <w:bottom w:val="single" w:sz="4" w:space="0" w:color="000000"/>
+              <w:right w:val="single" w:sz="4" w:space="0" w:color="000000"/>
+            </w:tcBorders>
+            <w:vAlign w:val="center"/>
+          </w:tcPr>
+          <w:p>
+            <w:pPr>
+              <w:spacing w:after="0" w:line="240" w:lineRule="auto"/>
+              <w:jc w:val="center"/>
+              <w:rPr>
+                <w:rFonts w:ascii="Times New Roman" w:hAnsi="Times New Roman"/>
+                <w:color w:val="000000"/>
+                <w:sz w:val="24"/>
+              </w:rPr>
+            </w:pPr>
+          </w:p>
+        </w:tc>
+        <w:tc>
+          <w:tcPr>
+            <w:tcW w:w="606" w:type="dxa"/>
+            <w:tcBorders>
+              <w:top w:val="single" w:sz="4" w:space="0" w:color="000000"/>
+              <w:left w:val="single" w:sz="4" w:space="0" w:color="000000"/>
+              <w:bottom w:val="single" w:sz="4" w:space="0" w:color="000000"/>
+              <w:right w:val="single" w:sz="4" w:space="0" w:color="000000"/>
+            </w:tcBorders>
+            <w:vAlign w:val="center"/>
+          </w:tcPr>
+          <w:p>
+            <w:pPr>
+              <w:spacing w:after="0" w:line="240" w:lineRule="auto"/>
+              <w:jc w:val="center"/>
+              <w:rPr>
+                <w:rFonts w:ascii="Times New Roman" w:hAnsi="Times New Roman"/>
+                <w:color w:val="000000"/>
+                <w:sz w:val="24"/>
+              </w:rPr>
+            </w:pPr>
+          </w:p>
+        </w:tc>
+        <w:tc>
+          <w:tcPr>
+            <w:tcW w:w="605" w:type="dxa"/>
+            <w:tcBorders>
+              <w:top w:val="single" w:sz="4" w:space="0" w:color="000000"/>
+              <w:left w:val="single" w:sz="4" w:space="0" w:color="000000"/>
+              <w:bottom w:val="single" w:sz="4" w:space="0" w:color="000000"/>
+              <w:right w:val="single" w:sz="4" w:space="0" w:color="000000"/>
+            </w:tcBorders>
+            <w:vAlign w:val="center"/>
+          </w:tcPr>
+          <w:p>
+            <w:pPr>
+              <w:spacing w:after="0" w:line="240" w:lineRule="auto"/>
+              <w:jc w:val="center"/>
+              <w:rPr>
+                <w:rFonts w:ascii="Times New Roman" w:hAnsi="Times New Roman"/>
+                <w:color w:val="000000"/>
+                <w:sz w:val="24"/>
+              </w:rPr>
+            </w:pPr>
+          </w:p>
+        </w:tc>
+        <w:tc>
+          <w:tcPr>
+            <w:tcW w:w="606" w:type="dxa"/>
+            <w:tcBorders>
+              <w:top w:val="single" w:sz="4" w:space="0" w:color="000000"/>
+              <w:left w:val="single" w:sz="4" w:space="0" w:color="000000"/>
+              <w:bottom w:val="single" w:sz="4" w:space="0" w:color="000000"/>
+              <w:right w:val="single" w:sz="4" w:space="0" w:color="000000"/>
+            </w:tcBorders>
+            <w:vAlign w:val="center"/>
+          </w:tcPr>
+          <w:p>
+            <w:pPr>
+              <w:spacing w:after="0" w:line="240" w:lineRule="auto"/>
+              <w:jc w:val="center"/>
+              <w:rPr>
+                <w:rFonts w:ascii="Times New Roman" w:hAnsi="Times New Roman"/>
+                <w:color w:val="000000"/>
+                <w:sz w:val="24"/>
+              </w:rPr>
+            </w:pPr>
+          </w:p>
+        </w:tc>
+        <w:tc>
+          <w:tcPr>
+            <w:tcW w:w="7266" w:type="dxa"/>
+            <w:gridSpan w:val="3"/>
+            <w:vMerge/>
+            <w:tcBorders>
+              <w:left w:val="single" w:sz="4" w:space="0" w:color="000000"/>
               <w:right w:val="single" w:sz="4" w:space="0" w:color="000000"/>
             </w:tcBorders>
             <w:vAlign w:val="center"/>
@@ -1371,6 +1664,7 @@
         <w:tc>
           <w:tcPr>
             <w:tcW w:w="2422" w:type="dxa"/>
+            <w:gridSpan w:val="4"/>
             <w:tcBorders>
               <w:top w:val="single" w:sz="4" w:space="0" w:color="000000"/>
               <w:left w:val="single" w:sz="4" w:space="0" w:color="000000"/>
@@ -1396,9 +1690,10 @@
         </w:tc>
         <w:tc>
           <w:tcPr>
-            <w:tcW w:w="2422" w:type="dxa"/>
+            <w:tcW w:w="7266" w:type="dxa"/>
+            <w:gridSpan w:val="3"/>
+            <w:vMerge/>
             <w:tcBorders>
-              <w:top w:val="single" w:sz="4" w:space="0" w:color="000000"/>
               <w:left w:val="single" w:sz="4" w:space="0" w:color="000000"/>
               <w:bottom w:val="single" w:sz="4" w:space="0" w:color="000000"/>
               <w:right w:val="single" w:sz="4" w:space="0" w:color="000000"/>
@@ -1410,66 +1705,6 @@
               <w:spacing w:after="0" w:line="240" w:lineRule="auto"/>
               <w:jc w:val="center"/>
             </w:pPr>
-            <w:r>
-              <w:rPr>
-                <w:rFonts w:ascii="Times New Roman" w:hAnsi="Times New Roman"/>
-                <w:color w:val="000000"/>
-                <w:sz w:val="24"/>
-              </w:rPr>
-              <w:t>2</w:t>
-            </w:r>
-          </w:p>
-        </w:tc>
-        <w:tc>
-          <w:tcPr>
-            <w:tcW w:w="2422" w:type="dxa"/>
-            <w:tcBorders>
-              <w:top w:val="single" w:sz="4" w:space="0" w:color="000000"/>
-              <w:left w:val="single" w:sz="4" w:space="0" w:color="000000"/>
-              <w:bottom w:val="single" w:sz="4" w:space="0" w:color="000000"/>
-              <w:right w:val="single" w:sz="4" w:space="0" w:color="000000"/>
-            </w:tcBorders>
-            <w:vAlign w:val="center"/>
-          </w:tcPr>
-          <w:p>
-            <w:pPr>
-              <w:spacing w:after="0" w:line="240" w:lineRule="auto"/>
-              <w:jc w:val="center"/>
-            </w:pPr>
-            <w:r>
-              <w:rPr>
-                <w:rFonts w:ascii="Times New Roman" w:hAnsi="Times New Roman"/>
-                <w:color w:val="000000"/>
-                <w:sz w:val="24"/>
-              </w:rPr>
-              <w:t>2</w:t>
-            </w:r>
-          </w:p>
-        </w:tc>
-        <w:tc>
-          <w:tcPr>
-            <w:tcW w:w="2422" w:type="dxa"/>
-            <w:tcBorders>
-              <w:top w:val="single" w:sz="4" w:space="0" w:color="000000"/>
-              <w:left w:val="single" w:sz="4" w:space="0" w:color="000000"/>
-              <w:bottom w:val="single" w:sz="4" w:space="0" w:color="000000"/>
-              <w:right w:val="single" w:sz="4" w:space="0" w:color="000000"/>
-            </w:tcBorders>
-            <w:vAlign w:val="center"/>
-          </w:tcPr>
-          <w:p>
-            <w:pPr>
-              <w:spacing w:after="0" w:line="240" w:lineRule="auto"/>
-              <w:jc w:val="center"/>
-            </w:pPr>
-            <w:r>
-              <w:rPr>
-                <w:rFonts w:ascii="Times New Roman" w:hAnsi="Times New Roman"/>
-                <w:color w:val="000000"/>
-                <w:sz w:val="24"/>
-              </w:rPr>
-              <w:t>2</w:t>
-            </w:r>
           </w:p>
         </w:tc>
       </w:tr>
@@ -1578,10 +1813,10 @@
         <w:tc>
           <w:tcPr>
             <w:tcW w:w="4844" w:type="dxa"/>
+            <w:vMerge w:val="restart"/>
             <w:tcBorders>
               <w:top w:val="single" w:sz="4" w:space="0" w:color="000000"/>
               <w:left w:val="single" w:sz="4" w:space="0" w:color="000000"/>
-              <w:bottom w:val="single" w:sz="4" w:space="0" w:color="000000"/>
               <w:right w:val="single" w:sz="4" w:space="0" w:color="000000"/>
             </w:tcBorders>
             <w:vAlign w:val="center"/>
@@ -1598,6 +1833,20 @@
                 <w:sz w:val="24"/>
               </w:rPr>
               <w:t>2</w:t>
+            </w:r>
+          </w:p>
+          <w:p>
+            <w:pPr>
+              <w:spacing w:after="0" w:line="240" w:lineRule="auto"/>
+              <w:jc w:val="right"/>
+            </w:pPr>
+            <w:r>
+              <w:rPr>
+                <w:rFonts w:ascii="Times New Roman" w:hAnsi="Times New Roman"/>
+                <w:color w:val="000000"/>
+                <w:sz w:val="24"/>
+              </w:rPr>
+              <w:t>4</w:t>
             </w:r>
           </w:p>
         </w:tc>
@@ -1632,8 +1881,8 @@
         <w:tc>
           <w:tcPr>
             <w:tcW w:w="4844" w:type="dxa"/>
+            <w:vMerge/>
             <w:tcBorders>
-              <w:top w:val="single" w:sz="4" w:space="0" w:color="000000"/>
               <w:left w:val="single" w:sz="4" w:space="0" w:color="000000"/>
               <w:bottom w:val="single" w:sz="4" w:space="0" w:color="000000"/>
               <w:right w:val="single" w:sz="4" w:space="0" w:color="000000"/>
@@ -1645,14 +1894,6 @@
               <w:spacing w:after="0" w:line="240" w:lineRule="auto"/>
               <w:jc w:val="right"/>
             </w:pPr>
-            <w:r>
-              <w:rPr>
-                <w:rFonts w:ascii="Times New Roman" w:hAnsi="Times New Roman"/>
-                <w:color w:val="000000"/>
-                <w:sz w:val="24"/>
-              </w:rPr>
-              <w:t>4</w:t>
-            </w:r>
           </w:p>
         </w:tc>
       </w:tr>
@@ -1697,11 +1938,6 @@
         </w:numPr>
         <w:spacing w:after="0" w:line="240" w:lineRule="auto"/>
         <w:jc w:val="both"/>
-        <w:rPr>
-          <w:rFonts w:ascii="Times New Roman" w:hAnsi="Times New Roman"/>
-          <w:color w:val="000000"/>
-          <w:sz w:val="28"/>
-        </w:rPr>
       </w:pPr>
       <w:r>
         <w:rPr>
@@ -1709,25 +1945,18 @@
           <w:color w:val="000000"/>
           <w:sz w:val="28"/>
         </w:rPr>
-        <w:t>the third;</w:t>
+        <w:t>the third</w:t>
+      </w:r>
+      <w:r>
+        <w:rPr>
+          <w:rFonts w:ascii="Times New Roman" w:hAnsi="Times New Roman"/>
+          <w:color w:val="000000"/>
+          <w:sz w:val="28"/>
+        </w:rPr>
+        <w:t>.</w:t>
       </w:r>
     </w:p>
-    <w:p>
-      <w:pPr>
-        <w:spacing w:after="0" w:line="240" w:lineRule="auto"/>
-        <w:ind w:firstLine="709"/>
-        <w:jc w:val="both"/>
-      </w:pPr>
-    </w:p>
     <w:p/>
-    <w:p>
-      <w:pPr>
-        <w:pStyle w:val="ae"/>
-      </w:pPr>
-      <w:r>
-        <w:t>again new itema.</w:t>
-      </w:r>
-    </w:p>
     <w:sectPr>
       <w:pgSz w:w="12240" w:h="15840"/>
       <w:pgMar w:top="1134" w:right="850" w:bottom="1134" w:left="1701" w:header="720" w:footer="720" w:gutter="0"/>

--- a/последние_изменения.docx
+++ b/последние_изменения.docx
@@ -20,6 +20,31 @@
         </w:rPr>
         <w:t>1 Временный разде да да 1 hf</w:t>
       </w:r>
+      <w:proofErr w:type="spellStart"/>
+      <w:r>
+        <w:rPr>
+          <w:rFonts w:ascii="Times New Roman" w:hAnsi="Times New Roman"/>
+          <w:color w:val="000000"/>
+          <w:lang w:val="ru-RU"/>
+        </w:rPr>
+      </w:r>
+      <w:proofErr w:type="spellEnd"/>
+      <w:r>
+        <w:rPr>
+          <w:rFonts w:ascii="Times New Roman" w:hAnsi="Times New Roman"/>
+          <w:color w:val="000000"/>
+          <w:lang w:val="ru-RU"/>
+        </w:rPr>
+      </w:r>
+      <w:proofErr w:type="spellStart"/>
+      <w:r>
+        <w:rPr>
+          <w:rFonts w:ascii="Times New Roman" w:hAnsi="Times New Roman"/>
+          <w:color w:val="000000"/>
+          <w:lang w:val="ru-RU"/>
+        </w:rPr>
+      </w:r>
+      <w:proofErr w:type="spellEnd"/>
     </w:p>
     <w:p>
       <w:pPr>
@@ -39,6 +64,42 @@
         </w:rPr>
         <w:t>1.1 Нету как жадь подраздлffffе 1.1</w:t>
       </w:r>
+      <w:proofErr w:type="spellStart"/>
+      <w:r>
+        <w:rPr>
+          <w:rFonts w:ascii="Times New Roman" w:hAnsi="Times New Roman"/>
+          <w:color w:val="000000"/>
+          <w:sz w:val="28"/>
+          <w:lang w:val="ru-RU"/>
+        </w:rPr>
+      </w:r>
+      <w:proofErr w:type="spellEnd"/>
+      <w:r>
+        <w:rPr>
+          <w:rFonts w:ascii="Times New Roman" w:hAnsi="Times New Roman"/>
+          <w:color w:val="000000"/>
+          <w:sz w:val="28"/>
+          <w:lang w:val="ru-RU"/>
+        </w:rPr>
+      </w:r>
+      <w:proofErr w:type="spellStart"/>
+      <w:r>
+        <w:rPr>
+          <w:rFonts w:ascii="Times New Roman" w:hAnsi="Times New Roman"/>
+          <w:color w:val="000000"/>
+          <w:sz w:val="28"/>
+          <w:lang w:val="ru-RU"/>
+        </w:rPr>
+      </w:r>
+      <w:proofErr w:type="spellEnd"/>
+      <w:r>
+        <w:rPr>
+          <w:rFonts w:ascii="Times New Roman" w:hAnsi="Times New Roman"/>
+          <w:color w:val="000000"/>
+          <w:sz w:val="28"/>
+          <w:lang w:val="ru-RU"/>
+        </w:rPr>
+      </w:r>
     </w:p>
     <w:p>
       <w:pPr>
@@ -49,6 +110,7 @@
           <w:lang w:val="ru-RU"/>
         </w:rPr>
       </w:pPr>
+      <w:proofErr w:type="spellStart"/>
       <w:r>
         <w:rPr>
           <w:rFonts w:ascii="Times New Roman" w:hAnsi="Times New Roman"/>
@@ -56,13 +118,64 @@
           <w:sz w:val="28"/>
           <w:lang w:val="ru-RU"/>
         </w:rPr>
-        <w:t xml:space="preserve">Новут от текст 1.1 как жаь твовв </w:t>
+        <w:t>Новут</w:t>
+      </w:r>
+      <w:proofErr w:type="spellEnd"/>
+      <w:r>
+        <w:rPr>
+          <w:rFonts w:ascii="Times New Roman" w:hAnsi="Times New Roman"/>
+          <w:color w:val="000000"/>
+          <w:sz w:val="28"/>
+          <w:lang w:val="ru-RU"/>
+        </w:rPr>
+        <w:t xml:space="preserve"> от текст 1.1 как </w:t>
+      </w:r>
+      <w:proofErr w:type="spellStart"/>
+      <w:r>
+        <w:rPr>
+          <w:rFonts w:ascii="Times New Roman" w:hAnsi="Times New Roman"/>
+          <w:color w:val="000000"/>
+          <w:sz w:val="28"/>
+          <w:lang w:val="ru-RU"/>
+        </w:rPr>
+        <w:t>жаь</w:t>
+      </w:r>
+      <w:proofErr w:type="spellEnd"/>
+      <w:r>
+        <w:rPr>
+          <w:rFonts w:ascii="Times New Roman" w:hAnsi="Times New Roman"/>
+          <w:color w:val="000000"/>
+          <w:sz w:val="28"/>
+          <w:lang w:val="ru-RU"/>
+        </w:rPr>
+        <w:t xml:space="preserve"> </w:t>
+      </w:r>
+      <w:proofErr w:type="spellStart"/>
+      <w:r>
+        <w:rPr>
+          <w:rFonts w:ascii="Times New Roman" w:hAnsi="Times New Roman"/>
+          <w:color w:val="000000"/>
+          <w:sz w:val="28"/>
+          <w:lang w:val="ru-RU"/>
+        </w:rPr>
+        <w:t>твовв</w:t>
+      </w:r>
+      <w:proofErr w:type="spellEnd"/>
+      <w:r>
+        <w:rPr>
+          <w:rFonts w:ascii="Times New Roman" w:hAnsi="Times New Roman"/>
+          <w:color w:val="000000"/>
+          <w:sz w:val="28"/>
+          <w:lang w:val="ru-RU"/>
+        </w:rPr>
+        <w:t xml:space="preserve"> </w:t>
       </w:r>
     </w:p>
     <w:p>
       <w:pPr>
         <w:spacing w:before="280" w:after="0" w:line="240" w:lineRule="auto"/>
       </w:pPr>
+      <w:proofErr w:type="spellStart"/>
       <w:r>
         <w:rPr>
           <w:rFonts w:ascii="Times New Roman" w:hAnsi="Times New Roman"/>
@@ -71,6 +184,55 @@
         </w:rPr>
         <w:t>Таблица 1.1 – Кпо ав лввлвлвллвв</w:t>
       </w:r>
+      <w:proofErr w:type="spellEnd"/>
+      <w:r>
+        <w:rPr>
+          <w:rFonts w:ascii="Times New Roman" w:hAnsi="Times New Roman"/>
+          <w:color w:val="000000"/>
+          <w:sz w:val="28"/>
+        </w:rPr>
+      </w:r>
+      <w:proofErr w:type="spellStart"/>
+      <w:r>
+        <w:rPr>
+          <w:rFonts w:ascii="Times New Roman" w:hAnsi="Times New Roman"/>
+          <w:color w:val="000000"/>
+          <w:sz w:val="28"/>
+        </w:rPr>
+      </w:r>
+      <w:proofErr w:type="spellEnd"/>
+      <w:r>
+        <w:rPr>
+          <w:rFonts w:ascii="Times New Roman" w:hAnsi="Times New Roman"/>
+          <w:color w:val="000000"/>
+          <w:sz w:val="28"/>
+        </w:rPr>
+      </w:r>
+      <w:proofErr w:type="spellStart"/>
+      <w:r>
+        <w:rPr>
+          <w:rFonts w:ascii="Times New Roman" w:hAnsi="Times New Roman"/>
+          <w:color w:val="000000"/>
+          <w:sz w:val="28"/>
+        </w:rPr>
+      </w:r>
+      <w:proofErr w:type="spellEnd"/>
+      <w:r>
+        <w:rPr>
+          <w:rFonts w:ascii="Times New Roman" w:hAnsi="Times New Roman"/>
+          <w:color w:val="000000"/>
+          <w:sz w:val="28"/>
+        </w:rPr>
+      </w:r>
+      <w:proofErr w:type="spellStart"/>
+      <w:r>
+        <w:rPr>
+          <w:rFonts w:ascii="Times New Roman" w:hAnsi="Times New Roman"/>
+          <w:color w:val="000000"/>
+          <w:sz w:val="28"/>
+        </w:rPr>
+      </w:r>
+      <w:proofErr w:type="spellEnd"/>
     </w:p>
     <w:tbl>
       <w:tblPr>
@@ -127,6 +289,7 @@
               <w:spacing w:after="0" w:line="240" w:lineRule="auto"/>
               <w:jc w:val="center"/>
             </w:pPr>
+            <w:proofErr w:type="spellStart"/>
             <w:r>
               <w:rPr>
                 <w:rFonts w:ascii="Times New Roman" w:hAnsi="Times New Roman"/>
@@ -135,6 +298,7 @@
               </w:rPr>
               <w:t>аыф</w:t>
             </w:r>
+            <w:proofErr w:type="spellEnd"/>
           </w:p>
         </w:tc>
         <w:tc>
@@ -153,6 +317,7 @@
               <w:spacing w:after="0" w:line="240" w:lineRule="auto"/>
               <w:jc w:val="center"/>
             </w:pPr>
+            <w:proofErr w:type="spellStart"/>
             <w:r>
               <w:rPr>
                 <w:rFonts w:ascii="Times New Roman" w:hAnsi="Times New Roman"/>
@@ -161,6 +326,7 @@
               </w:rPr>
               <w:t>авы</w:t>
             </w:r>
+            <w:proofErr w:type="spellEnd"/>
           </w:p>
         </w:tc>
         <w:tc>
@@ -179,6 +345,7 @@
               <w:spacing w:after="0" w:line="240" w:lineRule="auto"/>
               <w:jc w:val="center"/>
             </w:pPr>
+            <w:proofErr w:type="spellStart"/>
             <w:r>
               <w:rPr>
                 <w:rFonts w:ascii="Times New Roman" w:hAnsi="Times New Roman"/>
@@ -187,6 +354,7 @@
               </w:rPr>
               <w:t>аыв</w:t>
             </w:r>
+            <w:proofErr w:type="spellEnd"/>
           </w:p>
         </w:tc>
       </w:tr>
@@ -200,7 +368,6 @@
               <w:bottom w:val="single" w:sz="4" w:space="0" w:color="000000"/>
               <w:right w:val="single" w:sz="4" w:space="0" w:color="000000"/>
             </w:tcBorders>
-            <w:vAlign w:val="center"/>
           </w:tcPr>
           <w:p>
             <w:pPr>
@@ -233,6 +400,7 @@
               <w:spacing w:after="0" w:line="240" w:lineRule="auto"/>
               <w:jc w:val="center"/>
             </w:pPr>
+            <w:proofErr w:type="spellStart"/>
             <w:r>
               <w:rPr>
                 <w:rFonts w:ascii="Times New Roman" w:hAnsi="Times New Roman"/>
@@ -241,6 +409,7 @@
               </w:rPr>
               <w:t>аы</w:t>
             </w:r>
+            <w:proofErr w:type="spellEnd"/>
           </w:p>
         </w:tc>
         <w:tc>
@@ -259,6 +428,7 @@
               <w:spacing w:after="0" w:line="240" w:lineRule="auto"/>
               <w:jc w:val="center"/>
             </w:pPr>
+            <w:proofErr w:type="spellStart"/>
             <w:r>
               <w:rPr>
                 <w:rFonts w:ascii="Times New Roman" w:hAnsi="Times New Roman"/>
@@ -267,6 +437,7 @@
               </w:rPr>
               <w:t>аыв</w:t>
             </w:r>
+            <w:proofErr w:type="spellEnd"/>
           </w:p>
         </w:tc>
         <w:tc>
@@ -305,6 +476,7 @@
               <w:spacing w:after="0" w:line="240" w:lineRule="auto"/>
               <w:jc w:val="center"/>
             </w:pPr>
+            <w:proofErr w:type="spellStart"/>
             <w:r>
               <w:rPr>
                 <w:rFonts w:ascii="Times New Roman" w:hAnsi="Times New Roman"/>
@@ -313,6 +485,7 @@
               </w:rPr>
               <w:t>афыа</w:t>
             </w:r>
+            <w:proofErr w:type="spellEnd"/>
           </w:p>
         </w:tc>
         <w:tc>
@@ -331,6 +504,7 @@
               <w:spacing w:after="0" w:line="240" w:lineRule="auto"/>
               <w:jc w:val="center"/>
             </w:pPr>
+            <w:proofErr w:type="spellStart"/>
             <w:r>
               <w:rPr>
                 <w:rFonts w:ascii="Times New Roman" w:hAnsi="Times New Roman"/>
@@ -339,6 +513,7 @@
               </w:rPr>
               <w:t>аыф</w:t>
             </w:r>
+            <w:proofErr w:type="spellEnd"/>
           </w:p>
         </w:tc>
         <w:tc>
@@ -357,6 +532,7 @@
               <w:spacing w:after="0" w:line="240" w:lineRule="auto"/>
               <w:jc w:val="center"/>
             </w:pPr>
+            <w:proofErr w:type="spellStart"/>
             <w:r>
               <w:rPr>
                 <w:rFonts w:ascii="Times New Roman" w:hAnsi="Times New Roman"/>
@@ -365,6 +541,7 @@
               </w:rPr>
               <w:t>авы</w:t>
             </w:r>
+            <w:proofErr w:type="spellEnd"/>
           </w:p>
         </w:tc>
         <w:tc>
@@ -383,6 +560,7 @@
               <w:spacing w:after="0" w:line="240" w:lineRule="auto"/>
               <w:jc w:val="center"/>
             </w:pPr>
+            <w:proofErr w:type="spellStart"/>
             <w:r>
               <w:rPr>
                 <w:rFonts w:ascii="Times New Roman" w:hAnsi="Times New Roman"/>
@@ -391,6 +569,7 @@
               </w:rPr>
               <w:t>аыв</w:t>
             </w:r>
+            <w:proofErr w:type="spellEnd"/>
           </w:p>
         </w:tc>
       </w:tr>
@@ -447,6 +626,7 @@
         <w:spacing w:before="120" w:after="280" w:line="240" w:lineRule="auto"/>
         <w:jc w:val="center"/>
       </w:pPr>
+      <w:proofErr w:type="spellStart"/>
       <w:r>
         <w:rPr>
           <w:rFonts w:ascii="Times New Roman" w:hAnsi="Times New Roman"/>
@@ -455,6 +635,23 @@
         </w:rPr>
         <w:t>Рисунок 1.1 – ринско</w:t>
       </w:r>
+      <w:proofErr w:type="spellEnd"/>
+      <w:r>
+        <w:rPr>
+          <w:rFonts w:ascii="Times New Roman" w:hAnsi="Times New Roman"/>
+          <w:color w:val="000000"/>
+          <w:sz w:val="28"/>
+        </w:rPr>
+      </w:r>
+      <w:proofErr w:type="spellStart"/>
+      <w:r>
+        <w:rPr>
+          <w:rFonts w:ascii="Times New Roman" w:hAnsi="Times New Roman"/>
+          <w:color w:val="000000"/>
+          <w:sz w:val="28"/>
+        </w:rPr>
+      </w:r>
+      <w:proofErr w:type="spellEnd"/>
     </w:p>
     <w:p>
       <w:pPr>
@@ -473,7 +670,25 @@
           <w:color w:val="000000"/>
           <w:sz w:val="24"/>
         </w:rPr>
-        <w:t>def add_text(self):</w:t>
+        <w:t xml:space="preserve">def </w:t>
+      </w:r>
+      <w:proofErr w:type="spellStart"/>
+      <w:r>
+        <w:rPr>
+          <w:rFonts w:ascii="Courier New" w:hAnsi="Courier New"/>
+          <w:color w:val="000000"/>
+          <w:sz w:val="24"/>
+        </w:rPr>
+        <w:t>add_text</w:t>
+      </w:r>
+      <w:proofErr w:type="spellEnd"/>
+      <w:r>
+        <w:rPr>
+          <w:rFonts w:ascii="Courier New" w:hAnsi="Courier New"/>
+          <w:color w:val="000000"/>
+          <w:sz w:val="24"/>
+        </w:rPr>
+        <w:t>(self):</w:t>
       </w:r>
       <w:r>
         <w:rPr>
@@ -482,7 +697,43 @@
           <w:sz w:val="24"/>
         </w:rPr>
         <w:br/>
-        <w:t xml:space="preserve">        selected_elem = self.get_selected_element()</w:t>
+        <w:t xml:space="preserve">        </w:t>
+      </w:r>
+      <w:proofErr w:type="spellStart"/>
+      <w:r>
+        <w:rPr>
+          <w:rFonts w:ascii="Courier New" w:hAnsi="Courier New"/>
+          <w:color w:val="000000"/>
+          <w:sz w:val="24"/>
+        </w:rPr>
+        <w:t>selected_elem</w:t>
+      </w:r>
+      <w:proofErr w:type="spellEnd"/>
+      <w:r>
+        <w:rPr>
+          <w:rFonts w:ascii="Courier New" w:hAnsi="Courier New"/>
+          <w:color w:val="000000"/>
+          <w:sz w:val="24"/>
+        </w:rPr>
+        <w:t xml:space="preserve"> = </w:t>
+      </w:r>
+      <w:proofErr w:type="spellStart"/>
+      <w:r>
+        <w:rPr>
+          <w:rFonts w:ascii="Courier New" w:hAnsi="Courier New"/>
+          <w:color w:val="000000"/>
+          <w:sz w:val="24"/>
+        </w:rPr>
+        <w:t>self.get_selected_element</w:t>
+      </w:r>
+      <w:proofErr w:type="spellEnd"/>
+      <w:r>
+        <w:rPr>
+          <w:rFonts w:ascii="Courier New" w:hAnsi="Courier New"/>
+          <w:color w:val="000000"/>
+          <w:sz w:val="24"/>
+        </w:rPr>
+        <w:t>()</w:t>
       </w:r>
       <w:r>
         <w:rPr>
@@ -491,7 +742,25 @@
           <w:sz w:val="24"/>
         </w:rPr>
         <w:br/>
-        <w:t xml:space="preserve">        if not selected_elem:</w:t>
+        <w:t xml:space="preserve">        if not </w:t>
+      </w:r>
+      <w:proofErr w:type="spellStart"/>
+      <w:r>
+        <w:rPr>
+          <w:rFonts w:ascii="Courier New" w:hAnsi="Courier New"/>
+          <w:color w:val="000000"/>
+          <w:sz w:val="24"/>
+        </w:rPr>
+        <w:t>selected_elem</w:t>
+      </w:r>
+      <w:proofErr w:type="spellEnd"/>
+      <w:r>
+        <w:rPr>
+          <w:rFonts w:ascii="Courier New" w:hAnsi="Courier New"/>
+          <w:color w:val="000000"/>
+          <w:sz w:val="24"/>
+        </w:rPr>
+        <w:t>:</w:t>
       </w:r>
       <w:r>
         <w:rPr>
@@ -509,7 +778,43 @@
           <w:sz w:val="24"/>
         </w:rPr>
         <w:br/>
-        <w:t xml:space="preserve">        dialog = AddParagraphDialog(self.service.get_tree())</w:t>
+        <w:t xml:space="preserve">        dialog = </w:t>
+      </w:r>
+      <w:proofErr w:type="spellStart"/>
+      <w:r>
+        <w:rPr>
+          <w:rFonts w:ascii="Courier New" w:hAnsi="Courier New"/>
+          <w:color w:val="000000"/>
+          <w:sz w:val="24"/>
+        </w:rPr>
+        <w:t>AddParagraphDialog</w:t>
+      </w:r>
+      <w:proofErr w:type="spellEnd"/>
+      <w:r>
+        <w:rPr>
+          <w:rFonts w:ascii="Courier New" w:hAnsi="Courier New"/>
+          <w:color w:val="000000"/>
+          <w:sz w:val="24"/>
+        </w:rPr>
+        <w:t>(</w:t>
+      </w:r>
+      <w:proofErr w:type="spellStart"/>
+      <w:r>
+        <w:rPr>
+          <w:rFonts w:ascii="Courier New" w:hAnsi="Courier New"/>
+          <w:color w:val="000000"/>
+          <w:sz w:val="24"/>
+        </w:rPr>
+        <w:t>self.service.get_tree</w:t>
+      </w:r>
+      <w:proofErr w:type="spellEnd"/>
+      <w:r>
+        <w:rPr>
+          <w:rFonts w:ascii="Courier New" w:hAnsi="Courier New"/>
+          <w:color w:val="000000"/>
+          <w:sz w:val="24"/>
+        </w:rPr>
+        <w:t>())</w:t>
       </w:r>
       <w:r>
         <w:rPr>
@@ -518,7 +823,25 @@
           <w:sz w:val="24"/>
         </w:rPr>
         <w:br/>
-        <w:t xml:space="preserve">        if dialog.exec():</w:t>
+        <w:t xml:space="preserve">        if </w:t>
+      </w:r>
+      <w:proofErr w:type="spellStart"/>
+      <w:r>
+        <w:rPr>
+          <w:rFonts w:ascii="Courier New" w:hAnsi="Courier New"/>
+          <w:color w:val="000000"/>
+          <w:sz w:val="24"/>
+        </w:rPr>
+        <w:t>dialog.exec</w:t>
+      </w:r>
+      <w:proofErr w:type="spellEnd"/>
+      <w:r>
+        <w:rPr>
+          <w:rFonts w:ascii="Courier New" w:hAnsi="Courier New"/>
+          <w:color w:val="000000"/>
+          <w:sz w:val="24"/>
+        </w:rPr>
+        <w:t>():</w:t>
       </w:r>
       <w:r>
         <w:rPr>
@@ -527,7 +850,25 @@
           <w:sz w:val="24"/>
         </w:rPr>
         <w:br/>
-        <w:t xml:space="preserve">            _, _, text = dialog.get_data()</w:t>
+        <w:t xml:space="preserve">            _, _, text = </w:t>
+      </w:r>
+      <w:proofErr w:type="spellStart"/>
+      <w:r>
+        <w:rPr>
+          <w:rFonts w:ascii="Courier New" w:hAnsi="Courier New"/>
+          <w:color w:val="000000"/>
+          <w:sz w:val="24"/>
+        </w:rPr>
+        <w:t>dialog.get_data</w:t>
+      </w:r>
+      <w:proofErr w:type="spellEnd"/>
+      <w:r>
+        <w:rPr>
+          <w:rFonts w:ascii="Courier New" w:hAnsi="Courier New"/>
+          <w:color w:val="000000"/>
+          <w:sz w:val="24"/>
+        </w:rPr>
+        <w:t>()</w:t>
       </w:r>
       <w:r>
         <w:rPr>
@@ -536,7 +877,43 @@
           <w:sz w:val="24"/>
         </w:rPr>
         <w:br/>
-        <w:t xml:space="preserve">            # parent = self.service.get_parent(selected_elem)  # </w:t>
+        <w:t xml:space="preserve">            # parent = </w:t>
+      </w:r>
+      <w:proofErr w:type="spellStart"/>
+      <w:r>
+        <w:rPr>
+          <w:rFonts w:ascii="Courier New" w:hAnsi="Courier New"/>
+          <w:color w:val="000000"/>
+          <w:sz w:val="24"/>
+        </w:rPr>
+        <w:t>self.service.get_parent</w:t>
+      </w:r>
+      <w:proofErr w:type="spellEnd"/>
+      <w:r>
+        <w:rPr>
+          <w:rFonts w:ascii="Courier New" w:hAnsi="Courier New"/>
+          <w:color w:val="000000"/>
+          <w:sz w:val="24"/>
+        </w:rPr>
+        <w:t>(</w:t>
+      </w:r>
+      <w:proofErr w:type="spellStart"/>
+      <w:r>
+        <w:rPr>
+          <w:rFonts w:ascii="Courier New" w:hAnsi="Courier New"/>
+          <w:color w:val="000000"/>
+          <w:sz w:val="24"/>
+        </w:rPr>
+        <w:t>selected_elem</w:t>
+      </w:r>
+      <w:proofErr w:type="spellEnd"/>
+      <w:r>
+        <w:rPr>
+          <w:rFonts w:ascii="Courier New" w:hAnsi="Courier New"/>
+          <w:color w:val="000000"/>
+          <w:sz w:val="24"/>
+        </w:rPr>
+        <w:t xml:space="preserve">)  # </w:t>
       </w:r>
       <w:r>
         <w:rPr>
@@ -545,7 +922,25 @@
           <w:sz w:val="24"/>
         </w:rPr>
         <w:lastRenderedPageBreak/>
-        <w:t>Assume service has get_parent method</w:t>
+        <w:t xml:space="preserve">Assume service has </w:t>
+      </w:r>
+      <w:proofErr w:type="spellStart"/>
+      <w:r>
+        <w:rPr>
+          <w:rFonts w:ascii="Courier New" w:hAnsi="Courier New"/>
+          <w:color w:val="000000"/>
+          <w:sz w:val="24"/>
+        </w:rPr>
+        <w:t>get_parent</w:t>
+      </w:r>
+      <w:proofErr w:type="spellEnd"/>
+      <w:r>
+        <w:rPr>
+          <w:rFonts w:ascii="Courier New" w:hAnsi="Courier New"/>
+          <w:color w:val="000000"/>
+          <w:sz w:val="24"/>
+        </w:rPr>
+        <w:t xml:space="preserve"> method</w:t>
       </w:r>
       <w:r>
         <w:rPr>
@@ -554,7 +949,43 @@
           <w:sz w:val="24"/>
         </w:rPr>
         <w:br/>
-        <w:t xml:space="preserve">            self.service.add_paragraph(selected_elem, text, None)</w:t>
+        <w:t xml:space="preserve">            </w:t>
+      </w:r>
+      <w:proofErr w:type="spellStart"/>
+      <w:r>
+        <w:rPr>
+          <w:rFonts w:ascii="Courier New" w:hAnsi="Courier New"/>
+          <w:color w:val="000000"/>
+          <w:sz w:val="24"/>
+        </w:rPr>
+        <w:t>self.service.add_paragraph</w:t>
+      </w:r>
+      <w:proofErr w:type="spellEnd"/>
+      <w:r>
+        <w:rPr>
+          <w:rFonts w:ascii="Courier New" w:hAnsi="Courier New"/>
+          <w:color w:val="000000"/>
+          <w:sz w:val="24"/>
+        </w:rPr>
+        <w:t>(</w:t>
+      </w:r>
+      <w:proofErr w:type="spellStart"/>
+      <w:r>
+        <w:rPr>
+          <w:rFonts w:ascii="Courier New" w:hAnsi="Courier New"/>
+          <w:color w:val="000000"/>
+          <w:sz w:val="24"/>
+        </w:rPr>
+        <w:t>selected_elem</w:t>
+      </w:r>
+      <w:proofErr w:type="spellEnd"/>
+      <w:r>
+        <w:rPr>
+          <w:rFonts w:ascii="Courier New" w:hAnsi="Courier New"/>
+          <w:color w:val="000000"/>
+          <w:sz w:val="24"/>
+        </w:rPr>
+        <w:t>, text, None)</w:t>
       </w:r>
       <w:r>
         <w:rPr>
@@ -563,7 +994,25 @@
           <w:sz w:val="24"/>
         </w:rPr>
         <w:br/>
-        <w:t xml:space="preserve">            self.tree_view.populate_tree()</w:t>
+        <w:t xml:space="preserve">            </w:t>
+      </w:r>
+      <w:proofErr w:type="spellStart"/>
+      <w:r>
+        <w:rPr>
+          <w:rFonts w:ascii="Courier New" w:hAnsi="Courier New"/>
+          <w:color w:val="000000"/>
+          <w:sz w:val="24"/>
+        </w:rPr>
+        <w:t>self.tree_view.populate_tree</w:t>
+      </w:r>
+      <w:proofErr w:type="spellEnd"/>
+      <w:r>
+        <w:rPr>
+          <w:rFonts w:ascii="Courier New" w:hAnsi="Courier New"/>
+          <w:color w:val="000000"/>
+          <w:sz w:val="24"/>
+        </w:rPr>
+        <w:t>()</w:t>
       </w:r>
     </w:p>
     <w:p>
@@ -583,6 +1032,34 @@
         </w:rPr>
         <w:t>Листинг 1.1 – подпи литснг</w:t>
       </w:r>
+      <w:proofErr w:type="spellStart"/>
+      <w:r>
+        <w:rPr>
+          <w:rFonts w:ascii="Times New Roman" w:hAnsi="Times New Roman"/>
+          <w:color w:val="000000"/>
+          <w:sz w:val="28"/>
+          <w:lang w:val="ru-RU"/>
+        </w:rPr>
+      </w:r>
+      <w:proofErr w:type="spellEnd"/>
+      <w:r>
+        <w:rPr>
+          <w:rFonts w:ascii="Times New Roman" w:hAnsi="Times New Roman"/>
+          <w:color w:val="000000"/>
+          <w:sz w:val="28"/>
+          <w:lang w:val="ru-RU"/>
+        </w:rPr>
+      </w:r>
+      <w:proofErr w:type="spellStart"/>
+      <w:r>
+        <w:rPr>
+          <w:rFonts w:ascii="Times New Roman" w:hAnsi="Times New Roman"/>
+          <w:color w:val="000000"/>
+          <w:sz w:val="28"/>
+          <w:lang w:val="ru-RU"/>
+        </w:rPr>
+      </w:r>
+      <w:proofErr w:type="spellEnd"/>
     </w:p>
     <w:p>
       <w:pPr>
@@ -600,8 +1077,19 @@
           <w:sz w:val="28"/>
           <w:lang w:val="ru-RU"/>
         </w:rPr>
-        <w:t>–  певрйы</w:t>
+        <w:t xml:space="preserve">–  </w:t>
       </w:r>
+      <w:proofErr w:type="spellStart"/>
+      <w:r>
+        <w:rPr>
+          <w:rFonts w:ascii="Times New Roman" w:hAnsi="Times New Roman"/>
+          <w:color w:val="000000"/>
+          <w:sz w:val="28"/>
+          <w:lang w:val="ru-RU"/>
+        </w:rPr>
+        <w:t>певрйы</w:t>
+      </w:r>
+      <w:proofErr w:type="spellEnd"/>
     </w:p>
     <w:p>
       <w:pPr>
@@ -644,6 +1132,16 @@
         </w:rPr>
         <w:t>Листинг 1.2 – выввыввы</w:t>
       </w:r>
+      <w:proofErr w:type="spellStart"/>
+      <w:r>
+        <w:rPr>
+          <w:rFonts w:ascii="Times New Roman" w:hAnsi="Times New Roman"/>
+          <w:color w:val="000000"/>
+          <w:sz w:val="28"/>
+          <w:lang w:val="ru-RU"/>
+        </w:rPr>
+      </w:r>
+      <w:proofErr w:type="spellEnd"/>
     </w:p>
     <w:p>
       <w:pPr>
@@ -657,8 +1155,18 @@
           <w:color w:val="000000"/>
           <w:sz w:val="28"/>
         </w:rPr>
-        <w:t>–  второй</w:t>
+        <w:t xml:space="preserve">–  </w:t>
       </w:r>
+      <w:proofErr w:type="spellStart"/>
+      <w:r>
+        <w:rPr>
+          <w:rFonts w:ascii="Times New Roman" w:hAnsi="Times New Roman"/>
+          <w:color w:val="000000"/>
+          <w:sz w:val="28"/>
+        </w:rPr>
+        <w:t>второй</w:t>
+      </w:r>
+      <w:proofErr w:type="spellEnd"/>
     </w:p>
     <w:tbl>
       <w:tblPr>
@@ -811,6 +1319,22 @@
         </w:rPr>
         <w:t>1.1.1 театуоа у</w:t>
       </w:r>
+      <w:proofErr w:type="spellStart"/>
+      <w:r>
+        <w:rPr>
+          <w:rFonts w:ascii="Times New Roman" w:hAnsi="Times New Roman"/>
+          <w:color w:val="000000"/>
+          <w:sz w:val="28"/>
+        </w:rPr>
+      </w:r>
+      <w:proofErr w:type="spellEnd"/>
+      <w:r>
+        <w:rPr>
+          <w:rFonts w:ascii="Times New Roman" w:hAnsi="Times New Roman"/>
+          <w:color w:val="000000"/>
+          <w:sz w:val="28"/>
+        </w:rPr>
+      </w:r>
     </w:p>
     <w:p>
       <w:pPr>
@@ -838,6 +1362,7 @@
         </w:rPr>
         <w:t>.</w:t>
       </w:r>
+      <w:proofErr w:type="spellStart"/>
       <w:r>
         <w:rPr>
           <w:rFonts w:ascii="Times New Roman" w:hAnsi="Times New Roman"/>
@@ -846,6 +1371,7 @@
         </w:rPr>
         <w:t>ru</w:t>
       </w:r>
+      <w:proofErr w:type="spellEnd"/>
       <w:r>
         <w:rPr>
           <w:rFonts w:ascii="Times New Roman" w:hAnsi="Times New Roman"/>
@@ -870,7 +1396,27 @@
           <w:sz w:val="28"/>
           <w:lang w:val="ru-RU"/>
         </w:rPr>
-        <w:t>-анализ, но и воспользоваться нейроинструментами: генерировать тексты и изображения, работать с аудио- и видеофайлами, редактировать и</w:t>
+        <w:t xml:space="preserve">-анализ, но и воспользоваться </w:t>
+      </w:r>
+      <w:proofErr w:type="spellStart"/>
+      <w:r>
+        <w:rPr>
+          <w:rFonts w:ascii="Times New Roman" w:hAnsi="Times New Roman"/>
+          <w:color w:val="000000"/>
+          <w:sz w:val="28"/>
+          <w:lang w:val="ru-RU"/>
+        </w:rPr>
+        <w:t>нейроинструментами</w:t>
+      </w:r>
+      <w:proofErr w:type="spellEnd"/>
+      <w:r>
+        <w:rPr>
+          <w:rFonts w:ascii="Times New Roman" w:hAnsi="Times New Roman"/>
+          <w:color w:val="000000"/>
+          <w:sz w:val="28"/>
+          <w:lang w:val="ru-RU"/>
+        </w:rPr>
+        <w:t>: генерировать тексты и изображения, работать с аудио- и видеофайлами, редактировать и</w:t>
       </w:r>
     </w:p>
     <w:p>
@@ -887,6 +1433,47 @@
         </w:rPr>
         <w:t>1.2 дава провери дурака</w:t>
       </w:r>
+      <w:proofErr w:type="spellStart"/>
+      <w:r>
+        <w:rPr>
+          <w:rFonts w:ascii="Times New Roman" w:hAnsi="Times New Roman"/>
+          <w:color w:val="000000"/>
+          <w:sz w:val="28"/>
+        </w:rPr>
+      </w:r>
+      <w:proofErr w:type="spellEnd"/>
+      <w:r>
+        <w:rPr>
+          <w:rFonts w:ascii="Times New Roman" w:hAnsi="Times New Roman"/>
+          <w:color w:val="000000"/>
+          <w:sz w:val="28"/>
+        </w:rPr>
+      </w:r>
+      <w:proofErr w:type="spellStart"/>
+      <w:r>
+        <w:rPr>
+          <w:rFonts w:ascii="Times New Roman" w:hAnsi="Times New Roman"/>
+          <w:color w:val="000000"/>
+          <w:sz w:val="28"/>
+        </w:rPr>
+      </w:r>
+      <w:proofErr w:type="spellEnd"/>
+      <w:r>
+        <w:rPr>
+          <w:rFonts w:ascii="Times New Roman" w:hAnsi="Times New Roman"/>
+          <w:color w:val="000000"/>
+          <w:sz w:val="28"/>
+        </w:rPr>
+      </w:r>
+      <w:proofErr w:type="spellStart"/>
+      <w:r>
+        <w:rPr>
+          <w:rFonts w:ascii="Times New Roman" w:hAnsi="Times New Roman"/>
+          <w:color w:val="000000"/>
+          <w:sz w:val="28"/>
+        </w:rPr>
+      </w:r>
+      <w:proofErr w:type="spellEnd"/>
     </w:p>
     <w:p>
       <w:pPr>
@@ -917,6 +1504,15 @@
         </w:rPr>
         <w:t>1.3 вллввл</w:t>
       </w:r>
+      <w:proofErr w:type="spellStart"/>
+      <w:r>
+        <w:rPr>
+          <w:rFonts w:ascii="Times New Roman" w:hAnsi="Times New Roman"/>
+          <w:color w:val="000000"/>
+          <w:sz w:val="28"/>
+        </w:rPr>
+      </w:r>
+      <w:proofErr w:type="spellEnd"/>
     </w:p>
     <w:p>
       <w:pPr>
@@ -984,44 +1580,6 @@
     </w:p>
     <w:p>
       <w:pPr>
-        <w:pStyle w:val="21"/>
-        <w:spacing w:before="360" w:after="240" w:line="240" w:lineRule="auto"/>
-        <w:ind w:firstLine="709"/>
-        <w:rPr>
-          <w:lang w:val="ru-RU"/>
-        </w:rPr>
-      </w:pPr>
-      <w:r>
-        <w:rPr>
-          <w:rFonts w:ascii="Times New Roman" w:hAnsi="Times New Roman"/>
-          <w:color w:val="000000"/>
-          <w:sz w:val="28"/>
-          <w:lang w:val="ru-RU"/>
-        </w:rPr>
-        <w:t>1.4 тест подарезд</w:t>
-      </w:r>
-    </w:p>
-    <w:p>
-      <w:pPr>
-        <w:spacing w:after="0" w:line="240" w:lineRule="auto"/>
-        <w:ind w:firstLine="709"/>
-        <w:jc w:val="both"/>
-        <w:rPr>
-          <w:lang w:val="ru-RU"/>
-        </w:rPr>
-      </w:pPr>
-      <w:r>
-        <w:rPr>
-          <w:rFonts w:ascii="Times New Roman" w:hAnsi="Times New Roman"/>
-          <w:color w:val="000000"/>
-          <w:sz w:val="28"/>
-          <w:lang w:val="ru-RU"/>
-        </w:rPr>
-        <w:t>выфвф</w:t>
-      </w:r>
-    </w:p>
-    <w:p>
-      <w:pPr>
         <w:pStyle w:val="1"/>
         <w:pageBreakBefore/>
         <w:spacing w:before="0" w:after="360" w:line="240" w:lineRule="auto"/>
@@ -1041,17 +1599,19 @@
     </w:p>
     <w:p>
       <w:pPr>
-        <w:spacing w:after="0" w:line="240" w:lineRule="auto"/>
-        <w:ind w:firstLine="709"/>
+        <w:spacing w:line="240" w:lineRule="auto" w:before="0" w:after="0"/>
+        <w:ind w:left="0" w:right="0" w:firstLine="709"/>
         <w:jc w:val="both"/>
       </w:pPr>
       <w:r>
         <w:rPr>
           <w:rFonts w:ascii="Times New Roman" w:hAnsi="Times New Roman"/>
+          <w:b w:val="0"/>
+          <w:i w:val="0"/>
           <w:color w:val="000000"/>
           <w:sz w:val="28"/>
         </w:rPr>
-        <w:t>– новый 1;</w:t>
+        <w:t>протстой текстпротстой текстпротстой текстпротстой текстпротстой текстпротстой текстпротстой текстпротстой текстпротстой текстпротстой текст</w:t>
       </w:r>
     </w:p>
     <w:p>
@@ -1066,7 +1626,58 @@
           <w:color w:val="000000"/>
           <w:sz w:val="28"/>
         </w:rPr>
-        <w:t>– новый 2.</w:t>
+        <w:t>– </w:t>
+      </w:r>
+      <w:proofErr w:type="spellStart"/>
+      <w:r>
+        <w:rPr>
+          <w:rFonts w:ascii="Times New Roman" w:hAnsi="Times New Roman"/>
+          <w:color w:val="000000"/>
+          <w:sz w:val="28"/>
+        </w:rPr>
+        <w:t>новый</w:t>
+      </w:r>
+      <w:proofErr w:type="spellEnd"/>
+      <w:r>
+        <w:rPr>
+          <w:rFonts w:ascii="Times New Roman" w:hAnsi="Times New Roman"/>
+          <w:color w:val="000000"/>
+          <w:sz w:val="28"/>
+        </w:rPr>
+        <w:t xml:space="preserve"> 1;</w:t>
+      </w:r>
+    </w:p>
+    <w:p>
+      <w:pPr>
+        <w:spacing w:after="0" w:line="240" w:lineRule="auto"/>
+        <w:ind w:firstLine="709"/>
+        <w:jc w:val="both"/>
+      </w:pPr>
+      <w:r>
+        <w:rPr>
+          <w:rFonts w:ascii="Times New Roman" w:hAnsi="Times New Roman"/>
+          <w:color w:val="000000"/>
+          <w:sz w:val="28"/>
+        </w:rPr>
+        <w:t>– </w:t>
+      </w:r>
+      <w:proofErr w:type="spellStart"/>
+      <w:r>
+        <w:rPr>
+          <w:rFonts w:ascii="Times New Roman" w:hAnsi="Times New Roman"/>
+          <w:color w:val="000000"/>
+          <w:sz w:val="28"/>
+        </w:rPr>
+        <w:t>новый</w:t>
+      </w:r>
+      <w:proofErr w:type="spellEnd"/>
+      <w:r>
+        <w:rPr>
+          <w:rFonts w:ascii="Times New Roman" w:hAnsi="Times New Roman"/>
+          <w:color w:val="000000"/>
+          <w:sz w:val="28"/>
+        </w:rPr>
+        <w:t xml:space="preserve"> 2.</w:t>
       </w:r>
     </w:p>
     <w:p>
@@ -1083,7 +1694,25 @@
           <w:sz w:val="28"/>
           <w:lang w:val="ru-RU"/>
         </w:rPr>
-        <w:t>Таблица 2.1 – Описание</w:t>
+        <w:t>Таблица 2.1 – ОписаниеDS ADSA</w:t>
+      </w:r>
+      <w:proofErr w:type="spellStart"/>
+      <w:r>
+        <w:rPr>
+          <w:rFonts w:ascii="Times New Roman" w:hAnsi="Times New Roman"/>
+          <w:color w:val="000000"/>
+          <w:sz w:val="28"/>
+          <w:lang w:val="ru-RU"/>
+        </w:rPr>
+      </w:r>
+      <w:proofErr w:type="spellEnd"/>
+      <w:r>
+        <w:rPr>
+          <w:rFonts w:ascii="Times New Roman" w:hAnsi="Times New Roman"/>
+          <w:color w:val="000000"/>
+          <w:sz w:val="28"/>
+          <w:lang w:val="ru-RU"/>
+        </w:rPr>
       </w:r>
     </w:p>
     <w:tbl>
@@ -1102,6 +1731,10 @@
         <w:gridCol w:w="2422"/>
       </w:tblGrid>
       <w:tr>
+        <w:trPr>
+          <w:cantSplit/>
+          <w:trHeight w:val="1134"/>
+        </w:trPr>
         <w:tc>
           <w:tcPr>
             <w:tcW w:w="2422" w:type="dxa"/>
@@ -1112,33 +1745,73 @@
               <w:left w:val="single" w:sz="4" w:space="0" w:color="000000"/>
               <w:right w:val="single" w:sz="4" w:space="0" w:color="000000"/>
             </w:tcBorders>
-            <w:vAlign w:val="center"/>
+            <w:vAlign w:val="top"/>
           </w:tcPr>
           <w:p>
             <w:pPr>
               <w:spacing w:after="0" w:line="240" w:lineRule="auto"/>
+              <w:jc w:val="right"/>
+              <w:rPr>
+                <w:rFonts w:ascii="Times New Roman" w:hAnsi="Times New Roman"/>
+                <w:color w:val="000000"/>
+                <w:sz w:val="24"/>
+                <w:lang w:val="ru-RU"/>
+              </w:rPr>
             </w:pPr>
             <w:r>
               <w:rPr>
                 <w:rFonts w:ascii="Times New Roman" w:hAnsi="Times New Roman"/>
+                <w:i w:val="0"/>
                 <w:color w:val="000000"/>
                 <w:sz w:val="24"/>
               </w:rPr>
-              <w:t>1</w:t>
+              <w:t>IIIIIУ5пппп0</w:t>
             </w:r>
           </w:p>
           <w:p>
             <w:pPr>
               <w:spacing w:after="0" w:line="240" w:lineRule="auto"/>
+              <w:jc w:val="both"/>
+              <w:rPr>
+                <w:rFonts w:ascii="Times New Roman" w:hAnsi="Times New Roman"/>
+                <w:color w:val="000000"/>
+                <w:sz w:val="24"/>
+                <w:lang w:val="ru-RU"/>
+              </w:rPr>
+            </w:pPr>
+          </w:p>
+        </w:tc>
+        <w:tc>
+          <w:tcPr>
+            <w:tcW w:w="2422" w:type="dxa"/>
+            <w:tcBorders>
+              <w:top w:val="single" w:sz="4" w:space="0" w:color="000000"/>
+              <w:left w:val="single" w:sz="4" w:space="0" w:color="000000"/>
+              <w:bottom w:val="single" w:sz="4" w:space="0" w:color="000000"/>
+              <w:right w:val="single" w:sz="4" w:space="0" w:color="000000"/>
+            </w:tcBorders>
+            <w:vAlign w:val="top"/>
+          </w:tcPr>
+          <w:p>
+            <w:pPr>
+              <w:spacing w:after="0" w:line="240" w:lineRule="auto"/>
               <w:jc w:val="right"/>
+              <w:rPr>
+                <w:rFonts w:ascii="Times New Roman" w:hAnsi="Times New Roman"/>
+                <w:color w:val="000000"/>
+                <w:sz w:val="24"/>
+                <w:lang w:val="ru-RU"/>
+              </w:rPr>
             </w:pPr>
             <w:r>
               <w:rPr>
                 <w:rFonts w:ascii="Times New Roman" w:hAnsi="Times New Roman"/>
+                <w:i w:val="0"/>
                 <w:color w:val="000000"/>
                 <w:sz w:val="24"/>
+                <w:lang w:val="ru-RU"/>
               </w:rPr>
-              <w:t>1</w:t>
+              <w:t>2аDdDdDSAAD 3DSрти00000000нок для 0рабIIIIоты с контентом. Антиплагиат2,</w:t>
             </w:r>
           </w:p>
         </w:tc>
@@ -1156,16 +1829,35 @@
           <w:p>
             <w:pPr>
               <w:spacing w:after="0" w:line="240" w:lineRule="auto"/>
-              <w:jc w:val="center"/>
+              <w:jc w:val="right"/>
+              <w:rPr>
+                <w:rFonts w:ascii="Times New Roman" w:hAnsi="Times New Roman"/>
+                <w:color w:val="000000"/>
+                <w:sz w:val="24"/>
+                <w:lang w:val="ru-RU"/>
+              </w:rPr>
             </w:pPr>
             <w:r>
               <w:rPr>
                 <w:rFonts w:ascii="Times New Roman" w:hAnsi="Times New Roman"/>
+                <w:i w:val="0"/>
                 <w:color w:val="000000"/>
                 <w:sz w:val="24"/>
+                <w:lang w:val="ru-RU"/>
               </w:rPr>
-              <w:t>444</w:t>
+              <w:t>DSртин0ок1 для,</w:t>
             </w:r>
+          </w:p>
+          <w:p>
+            <w:pPr>
+              <w:spacing w:after="0" w:line="240" w:lineRule="auto"/>
+              <w:rPr>
+                <w:rFonts w:ascii="Times New Roman" w:hAnsi="Times New Roman"/>
+                <w:color w:val="000000"/>
+                <w:sz w:val="24"/>
+                <w:lang w:val="ru-RU"/>
+              </w:rPr>
+            </w:pPr>
           </w:p>
         </w:tc>
         <w:tc>
@@ -1182,48 +1874,30 @@
           <w:p>
             <w:pPr>
               <w:spacing w:after="0" w:line="240" w:lineRule="auto"/>
-              <w:jc w:val="center"/>
+              <w:jc w:val="right"/>
+              <w:rPr>
+                <w:rFonts w:ascii="Times New Roman" w:hAnsi="Times New Roman"/>
+                <w:color w:val="000000"/>
+                <w:sz w:val="24"/>
+                <w:lang w:val="ru-RU"/>
+              </w:rPr>
             </w:pPr>
             <w:r>
               <w:rPr>
                 <w:rFonts w:ascii="Times New Roman" w:hAnsi="Times New Roman"/>
+                <w:i w:val="0"/>
                 <w:color w:val="000000"/>
                 <w:sz w:val="24"/>
+                <w:lang w:val="ru-RU"/>
               </w:rPr>
-              <w:t>2</w:t>
-            </w:r>
-          </w:p>
-        </w:tc>
-        <w:tc>
-          <w:tcPr>
-            <w:tcW w:w="2422" w:type="dxa"/>
-            <w:tcBorders>
-              <w:top w:val="single" w:sz="4" w:space="0" w:color="000000"/>
-              <w:left w:val="single" w:sz="4" w:space="0" w:color="000000"/>
-              <w:bottom w:val="single" w:sz="4" w:space="0" w:color="000000"/>
-              <w:right w:val="single" w:sz="4" w:space="0" w:color="000000"/>
-            </w:tcBorders>
-            <w:vAlign w:val="center"/>
-          </w:tcPr>
-          <w:p>
-            <w:pPr>
-              <w:spacing w:after="0" w:line="240" w:lineRule="auto"/>
-              <w:jc w:val="center"/>
-            </w:pPr>
-            <w:r>
-              <w:rPr>
-                <w:rFonts w:ascii="Times New Roman" w:hAnsi="Times New Roman"/>
-                <w:color w:val="000000"/>
-                <w:sz w:val="24"/>
-              </w:rPr>
-              <w:t>2</w:t>
+              <w:t>40</w:t>
             </w:r>
           </w:p>
         </w:tc>
       </w:tr>
       <w:tr>
         <w:trPr>
-          <w:trHeight w:val="258"/>
+          <w:trHeight w:val="276"/>
         </w:trPr>
         <w:tc>
           <w:tcPr>
@@ -1241,6 +1915,12 @@
             <w:pPr>
               <w:spacing w:after="0" w:line="240" w:lineRule="auto"/>
               <w:jc w:val="right"/>
+              <w:rPr>
+                <w:rFonts w:ascii="Times New Roman" w:hAnsi="Times New Roman"/>
+                <w:color w:val="000000"/>
+                <w:sz w:val="24"/>
+                <w:lang w:val="ru-RU"/>
+              </w:rPr>
             </w:pPr>
           </w:p>
         </w:tc>
@@ -1254,76 +1934,87 @@
               <w:left w:val="single" w:sz="4" w:space="0" w:color="000000"/>
               <w:right w:val="single" w:sz="4" w:space="0" w:color="000000"/>
             </w:tcBorders>
-            <w:vAlign w:val="center"/>
+            <w:vAlign w:val="top"/>
           </w:tcPr>
           <w:p>
             <w:pPr>
               <w:spacing w:after="0" w:line="240" w:lineRule="auto"/>
-              <w:jc w:val="center"/>
+              <w:jc w:val="right"/>
+              <w:rPr>
+                <w:rFonts w:ascii="Times New Roman" w:hAnsi="Times New Roman"/>
+                <w:color w:val="000000"/>
+                <w:sz w:val="24"/>
+                <w:lang w:val="ru-RU"/>
+              </w:rPr>
             </w:pPr>
             <w:r>
-              <w:t>2</w:t>
+              <w:rPr>
+                <w:rFonts w:ascii="Times New Roman" w:hAnsi="Times New Roman"/>
+                <w:i w:val="0"/>
+                <w:color w:val="000000"/>
+                <w:sz w:val="24"/>
+              </w:rPr>
+              <w:t>IIIIПппппп09000</w:t>
             </w:r>
           </w:p>
           <w:p>
             <w:pPr>
               <w:spacing w:after="0" w:line="240" w:lineRule="auto"/>
-              <w:jc w:val="center"/>
+              <w:jc w:val="both"/>
+              <w:rPr>
+                <w:rFonts w:ascii="Times New Roman" w:hAnsi="Times New Roman"/>
+                <w:color w:val="000000"/>
+                <w:sz w:val="24"/>
+                <w:lang w:val="ru-RU"/>
+              </w:rPr>
             </w:pPr>
-            <w:r>
-              <w:t>3</w:t>
-            </w:r>
           </w:p>
           <w:p>
             <w:pPr>
               <w:spacing w:after="0" w:line="240" w:lineRule="auto"/>
-              <w:jc w:val="center"/>
+              <w:jc w:val="both"/>
+              <w:rPr>
+                <w:rFonts w:ascii="Times New Roman" w:hAnsi="Times New Roman"/>
+                <w:color w:val="000000"/>
+                <w:sz w:val="24"/>
+                <w:lang w:val="ru-RU"/>
+              </w:rPr>
             </w:pPr>
-            <w:r>
-              <w:t>4</w:t>
-            </w:r>
           </w:p>
           <w:p>
             <w:pPr>
               <w:spacing w:after="0" w:line="240" w:lineRule="auto"/>
-              <w:jc w:val="center"/>
-            </w:pPr>
-            <w:r>
+              <w:jc w:val="both"/>
               <w:rPr>
                 <w:rFonts w:ascii="Times New Roman" w:hAnsi="Times New Roman"/>
                 <w:color w:val="000000"/>
                 <w:sz w:val="24"/>
               </w:rPr>
-              <w:t>2</w:t>
-            </w:r>
+            </w:pPr>
           </w:p>
           <w:p>
             <w:pPr>
               <w:spacing w:after="0" w:line="240" w:lineRule="auto"/>
-              <w:jc w:val="center"/>
-            </w:pPr>
-            <w:r>
+              <w:jc w:val="both"/>
               <w:rPr>
                 <w:rFonts w:ascii="Times New Roman" w:hAnsi="Times New Roman"/>
                 <w:color w:val="000000"/>
                 <w:sz w:val="24"/>
+                <w:lang w:val="ru-RU"/>
               </w:rPr>
-              <w:t>2</w:t>
-            </w:r>
+            </w:pPr>
           </w:p>
           <w:p>
             <w:pPr>
               <w:spacing w:after="0" w:line="240" w:lineRule="auto"/>
-              <w:jc w:val="center"/>
-            </w:pPr>
-            <w:r>
+              <w:jc w:val="right"/>
               <w:rPr>
                 <w:rFonts w:ascii="Times New Roman" w:hAnsi="Times New Roman"/>
                 <w:color w:val="000000"/>
                 <w:sz w:val="24"/>
+                <w:lang w:val="ru-RU"/>
               </w:rPr>
-              <w:t>2</w:t>
-            </w:r>
+            </w:pPr>
           </w:p>
         </w:tc>
       </w:tr>
@@ -1345,11 +2036,12 @@
           <w:p>
             <w:pPr>
               <w:spacing w:after="0" w:line="240" w:lineRule="auto"/>
-              <w:jc w:val="center"/>
+              <w:jc w:val="right"/>
             </w:pPr>
             <w:r>
               <w:rPr>
                 <w:rFonts w:ascii="Times New Roman" w:hAnsi="Times New Roman"/>
+                <w:i w:val="0"/>
                 <w:color w:val="000000"/>
                 <w:sz w:val="24"/>
               </w:rPr>
@@ -1371,8 +2063,16 @@
           <w:p>
             <w:pPr>
               <w:spacing w:after="0" w:line="240" w:lineRule="auto"/>
-              <w:jc w:val="center"/>
+              <w:jc w:val="right"/>
             </w:pPr>
+            <w:r>
+              <w:rPr>
+                <w:rFonts w:ascii="Times New Roman" w:hAnsi="Times New Roman"/>
+                <w:i w:val="0"/>
+                <w:color w:val="000000"/>
+                <w:sz w:val="24"/>
+              </w:rPr>
+            </w:r>
           </w:p>
         </w:tc>
         <w:tc>
@@ -1389,8 +2089,16 @@
           <w:p>
             <w:pPr>
               <w:spacing w:after="0" w:line="240" w:lineRule="auto"/>
-              <w:jc w:val="center"/>
+              <w:jc w:val="right"/>
             </w:pPr>
+            <w:r>
+              <w:rPr>
+                <w:rFonts w:ascii="Times New Roman" w:hAnsi="Times New Roman"/>
+                <w:i w:val="0"/>
+                <w:color w:val="000000"/>
+                <w:sz w:val="24"/>
+              </w:rPr>
+            </w:r>
           </w:p>
         </w:tc>
         <w:tc>
@@ -1407,8 +2115,16 @@
           <w:p>
             <w:pPr>
               <w:spacing w:after="0" w:line="240" w:lineRule="auto"/>
-              <w:jc w:val="center"/>
+              <w:jc w:val="right"/>
             </w:pPr>
+            <w:r>
+              <w:rPr>
+                <w:rFonts w:ascii="Times New Roman" w:hAnsi="Times New Roman"/>
+                <w:i w:val="0"/>
+                <w:color w:val="000000"/>
+                <w:sz w:val="24"/>
+              </w:rPr>
+            </w:r>
           </w:p>
         </w:tc>
         <w:tc>
@@ -1448,13 +2164,21 @@
           <w:p>
             <w:pPr>
               <w:spacing w:after="0" w:line="240" w:lineRule="auto"/>
-              <w:jc w:val="center"/>
+              <w:jc w:val="right"/>
               <w:rPr>
                 <w:rFonts w:ascii="Times New Roman" w:hAnsi="Times New Roman"/>
                 <w:color w:val="000000"/>
                 <w:sz w:val="24"/>
               </w:rPr>
             </w:pPr>
+            <w:r>
+              <w:rPr>
+                <w:rFonts w:ascii="Times New Roman" w:hAnsi="Times New Roman"/>
+                <w:i w:val="0"/>
+                <w:color w:val="000000"/>
+                <w:sz w:val="24"/>
+              </w:rPr>
+            </w:r>
           </w:p>
         </w:tc>
         <w:tc>
@@ -1471,13 +2195,21 @@
           <w:p>
             <w:pPr>
               <w:spacing w:after="0" w:line="240" w:lineRule="auto"/>
-              <w:jc w:val="center"/>
+              <w:jc w:val="right"/>
               <w:rPr>
                 <w:rFonts w:ascii="Times New Roman" w:hAnsi="Times New Roman"/>
                 <w:color w:val="000000"/>
                 <w:sz w:val="24"/>
               </w:rPr>
             </w:pPr>
+            <w:r>
+              <w:rPr>
+                <w:rFonts w:ascii="Times New Roman" w:hAnsi="Times New Roman"/>
+                <w:i w:val="0"/>
+                <w:color w:val="000000"/>
+                <w:sz w:val="24"/>
+              </w:rPr>
+            </w:r>
           </w:p>
         </w:tc>
         <w:tc>
@@ -1494,13 +2226,21 @@
           <w:p>
             <w:pPr>
               <w:spacing w:after="0" w:line="240" w:lineRule="auto"/>
-              <w:jc w:val="center"/>
+              <w:jc w:val="right"/>
               <w:rPr>
                 <w:rFonts w:ascii="Times New Roman" w:hAnsi="Times New Roman"/>
                 <w:color w:val="000000"/>
                 <w:sz w:val="24"/>
               </w:rPr>
             </w:pPr>
+            <w:r>
+              <w:rPr>
+                <w:rFonts w:ascii="Times New Roman" w:hAnsi="Times New Roman"/>
+                <w:i w:val="0"/>
+                <w:color w:val="000000"/>
+                <w:sz w:val="24"/>
+              </w:rPr>
+            </w:r>
           </w:p>
         </w:tc>
         <w:tc>
@@ -1517,13 +2257,21 @@
           <w:p>
             <w:pPr>
               <w:spacing w:after="0" w:line="240" w:lineRule="auto"/>
-              <w:jc w:val="center"/>
+              <w:jc w:val="right"/>
               <w:rPr>
                 <w:rFonts w:ascii="Times New Roman" w:hAnsi="Times New Roman"/>
                 <w:color w:val="000000"/>
                 <w:sz w:val="24"/>
               </w:rPr>
             </w:pPr>
+            <w:r>
+              <w:rPr>
+                <w:rFonts w:ascii="Times New Roman" w:hAnsi="Times New Roman"/>
+                <w:i w:val="0"/>
+                <w:color w:val="000000"/>
+                <w:sz w:val="24"/>
+              </w:rPr>
+            </w:r>
           </w:p>
         </w:tc>
         <w:tc>
@@ -1563,13 +2311,21 @@
           <w:p>
             <w:pPr>
               <w:spacing w:after="0" w:line="240" w:lineRule="auto"/>
-              <w:jc w:val="center"/>
+              <w:jc w:val="right"/>
               <w:rPr>
                 <w:rFonts w:ascii="Times New Roman" w:hAnsi="Times New Roman"/>
                 <w:color w:val="000000"/>
                 <w:sz w:val="24"/>
               </w:rPr>
             </w:pPr>
+            <w:r>
+              <w:rPr>
+                <w:rFonts w:ascii="Times New Roman" w:hAnsi="Times New Roman"/>
+                <w:i w:val="0"/>
+                <w:color w:val="000000"/>
+                <w:sz w:val="24"/>
+              </w:rPr>
+            </w:r>
           </w:p>
         </w:tc>
         <w:tc>
@@ -1586,13 +2342,21 @@
           <w:p>
             <w:pPr>
               <w:spacing w:after="0" w:line="240" w:lineRule="auto"/>
-              <w:jc w:val="center"/>
+              <w:jc w:val="right"/>
               <w:rPr>
                 <w:rFonts w:ascii="Times New Roman" w:hAnsi="Times New Roman"/>
                 <w:color w:val="000000"/>
                 <w:sz w:val="24"/>
               </w:rPr>
             </w:pPr>
+            <w:r>
+              <w:rPr>
+                <w:rFonts w:ascii="Times New Roman" w:hAnsi="Times New Roman"/>
+                <w:i w:val="0"/>
+                <w:color w:val="000000"/>
+                <w:sz w:val="24"/>
+              </w:rPr>
+            </w:r>
           </w:p>
         </w:tc>
         <w:tc>
@@ -1609,13 +2373,21 @@
           <w:p>
             <w:pPr>
               <w:spacing w:after="0" w:line="240" w:lineRule="auto"/>
-              <w:jc w:val="center"/>
+              <w:jc w:val="right"/>
               <w:rPr>
                 <w:rFonts w:ascii="Times New Roman" w:hAnsi="Times New Roman"/>
                 <w:color w:val="000000"/>
                 <w:sz w:val="24"/>
               </w:rPr>
             </w:pPr>
+            <w:r>
+              <w:rPr>
+                <w:rFonts w:ascii="Times New Roman" w:hAnsi="Times New Roman"/>
+                <w:i w:val="0"/>
+                <w:color w:val="000000"/>
+                <w:sz w:val="24"/>
+              </w:rPr>
+            </w:r>
           </w:p>
         </w:tc>
         <w:tc>
@@ -1632,13 +2404,24 @@
           <w:p>
             <w:pPr>
               <w:spacing w:after="0" w:line="240" w:lineRule="auto"/>
-              <w:jc w:val="center"/>
+              <w:jc w:val="right"/>
               <w:rPr>
                 <w:rFonts w:ascii="Times New Roman" w:hAnsi="Times New Roman"/>
                 <w:color w:val="000000"/>
                 <w:sz w:val="24"/>
               </w:rPr>
             </w:pPr>
+            <w:proofErr w:type="spellStart"/>
+            <w:r>
+              <w:rPr>
+                <w:rFonts w:ascii="Times New Roman" w:hAnsi="Times New Roman"/>
+                <w:i w:val="0"/>
+                <w:color w:val="000000"/>
+                <w:sz w:val="24"/>
+              </w:rPr>
+              <w:t>выфв</w:t>
+            </w:r>
+            <w:proofErr w:type="spellEnd"/>
           </w:p>
         </w:tc>
         <w:tc>
@@ -1676,11 +2459,12 @@
           <w:p>
             <w:pPr>
               <w:spacing w:after="0" w:line="240" w:lineRule="auto"/>
-              <w:jc w:val="right"/>
+              <w:jc w:val="left"/>
             </w:pPr>
             <w:r>
               <w:rPr>
                 <w:rFonts w:ascii="Times New Roman" w:hAnsi="Times New Roman"/>
+                <w:i w:val="0"/>
                 <w:color w:val="000000"/>
                 <w:sz w:val="24"/>
               </w:rPr>
@@ -1716,7 +2500,7 @@
           <w:ilvl w:val="0"/>
           <w:numId w:val="13"/>
         </w:numPr>
-        <w:spacing w:after="0" w:line="240" w:lineRule="auto"/>
+        <w:spacing w:after="0" w:line="240" w:lineRule="auto" w:before="280"/>
         <w:jc w:val="both"/>
         <w:rPr>
           <w:rFonts w:ascii="Times New Roman" w:hAnsi="Times New Roman"/>
@@ -1764,6 +2548,7 @@
         <w:spacing w:after="0" w:line="240" w:lineRule="auto"/>
         <w:jc w:val="both"/>
       </w:pPr>
+      <w:proofErr w:type="spellStart"/>
       <w:r>
         <w:rPr>
           <w:rFonts w:ascii="Times New Roman" w:hAnsi="Times New Roman"/>
@@ -1772,6 +2557,23 @@
         </w:rPr>
         <w:t>Таблица 2.2 – Описание</w:t>
       </w:r>
+      <w:proofErr w:type="spellEnd"/>
+      <w:r>
+        <w:rPr>
+          <w:rFonts w:ascii="Times New Roman" w:hAnsi="Times New Roman"/>
+          <w:color w:val="000000"/>
+          <w:sz w:val="28"/>
+        </w:rPr>
+      </w:r>
+      <w:proofErr w:type="spellStart"/>
+      <w:r>
+        <w:rPr>
+          <w:rFonts w:ascii="Times New Roman" w:hAnsi="Times New Roman"/>
+          <w:color w:val="000000"/>
+          <w:sz w:val="28"/>
+        </w:rPr>
+      </w:r>
+      <w:proofErr w:type="spellEnd"/>
     </w:p>
     <w:tbl>
       <w:tblPr>
@@ -1834,20 +2636,21 @@
               </w:rPr>
               <w:t>2</w:t>
             </w:r>
+            <w:r>
+              <w:rPr>
+                <w:rFonts w:ascii="Times New Roman" w:hAnsi="Times New Roman"/>
+                <w:color w:val="000000"/>
+                <w:sz w:val="24"/>
+              </w:rPr>
+              <w:br/>
+              <w:t>4 5</w:t>
+            </w:r>
           </w:p>
           <w:p>
             <w:pPr>
               <w:spacing w:after="0" w:line="240" w:lineRule="auto"/>
               <w:jc w:val="right"/>
             </w:pPr>
-            <w:r>
-              <w:rPr>
-                <w:rFonts w:ascii="Times New Roman" w:hAnsi="Times New Roman"/>
-                <w:color w:val="000000"/>
-                <w:sz w:val="24"/>
-              </w:rPr>
-              <w:t>4</w:t>
-            </w:r>
           </w:p>
         </w:tc>
       </w:tr>
@@ -1900,19 +2703,12 @@
     </w:tbl>
     <w:p>
       <w:pPr>
-        <w:spacing w:after="0" w:line="240" w:lineRule="auto"/>
-        <w:ind w:firstLine="709"/>
-        <w:jc w:val="both"/>
-      </w:pPr>
-    </w:p>
-    <w:p>
-      <w:pPr>
         <w:pStyle w:val="ae"/>
         <w:numPr>
           <w:ilvl w:val="0"/>
           <w:numId w:val="12"/>
         </w:numPr>
-        <w:spacing w:after="0" w:line="240" w:lineRule="auto"/>
+        <w:spacing w:after="0" w:line="240" w:lineRule="auto" w:before="280"/>
         <w:jc w:val="both"/>
         <w:rPr>
           <w:rFonts w:ascii="Times New Roman" w:hAnsi="Times New Roman"/>
@@ -1955,6 +2751,63 @@
         </w:rPr>
         <w:t>.</w:t>
       </w:r>
+    </w:p>
+    <w:p>
+      <w:pPr>
+        <w:pStyle w:val="21"/>
+        <w:spacing w:before="360" w:after="240" w:line="240" w:lineRule="auto"/>
+        <w:ind w:firstLine="709"/>
+        <w:rPr>
+          <w:lang w:val="ru-RU"/>
+        </w:rPr>
+      </w:pPr>
+      <w:r>
+        <w:rPr>
+          <w:rFonts w:ascii="Times New Roman" w:hAnsi="Times New Roman"/>
+          <w:color w:val="000000"/>
+          <w:sz w:val="28"/>
+          <w:lang w:val="ru-RU"/>
+        </w:rPr>
+        <w:t>1.4 тест подарезд</w:t>
+      </w:r>
+      <w:proofErr w:type="spellStart"/>
+      <w:r>
+        <w:rPr>
+          <w:rFonts w:ascii="Times New Roman" w:hAnsi="Times New Roman"/>
+          <w:color w:val="000000"/>
+          <w:sz w:val="28"/>
+          <w:lang w:val="ru-RU"/>
+        </w:rPr>
+      </w:r>
+      <w:proofErr w:type="spellEnd"/>
+    </w:p>
+    <w:p>
+      <w:pPr>
+        <w:spacing w:after="0" w:line="240" w:lineRule="auto"/>
+        <w:ind w:firstLine="709"/>
+        <w:jc w:val="both"/>
+        <w:rPr>
+          <w:lang w:val="ru-RU"/>
+        </w:rPr>
+      </w:pPr>
+      <w:proofErr w:type="spellStart"/>
+      <w:r>
+        <w:rPr>
+          <w:rFonts w:ascii="Times New Roman" w:hAnsi="Times New Roman"/>
+          <w:color w:val="000000"/>
+          <w:sz w:val="28"/>
+          <w:lang w:val="ru-RU"/>
+        </w:rPr>
+        <w:t>выфвф</w:t>
+      </w:r>
+      <w:proofErr w:type="spellEnd"/>
+    </w:p>
+    <w:p>
+      <w:pPr>
+        <w:spacing w:after="0" w:line="240" w:lineRule="auto"/>
+        <w:ind w:firstLine="709"/>
+        <w:jc w:val="both"/>
+      </w:pPr>
     </w:p>
     <w:p/>
     <w:sectPr>
@@ -2969,7 +3822,7 @@
   <w:style w:type="paragraph" w:default="1" w:styleId="a1">
     <w:name w:val="Normal"/>
     <w:qFormat/>
-    <w:rsid w:val="00FC693F"/>
+    <w:rsid w:val="00FD13D3"/>
   </w:style>
   <w:style w:type="paragraph" w:styleId="1">
     <w:name w:val="heading 1"/>

--- a/последние_изменения.docx
+++ b/последние_изменения.docx
@@ -128,7 +128,27 @@
           <w:sz w:val="28"/>
           <w:lang w:val="ru-RU"/>
         </w:rPr>
-        <w:t xml:space="preserve"> от текст 1.1 как </w:t>
+        <w:t xml:space="preserve"> </w:t>
+      </w:r>
+      <w:proofErr w:type="gramStart"/>
+      <w:r>
+        <w:rPr>
+          <w:rFonts w:ascii="Times New Roman" w:hAnsi="Times New Roman"/>
+          <w:color w:val="000000"/>
+          <w:sz w:val="28"/>
+          <w:lang w:val="ru-RU"/>
+        </w:rPr>
+        <w:t>от текст</w:t>
+      </w:r>
+      <w:proofErr w:type="gramEnd"/>
+      <w:r>
+        <w:rPr>
+          <w:rFonts w:ascii="Times New Roman" w:hAnsi="Times New Roman"/>
+          <w:color w:val="000000"/>
+          <w:sz w:val="28"/>
+          <w:lang w:val="ru-RU"/>
+        </w:rPr>
+        <w:t xml:space="preserve"> 1.1 как </w:t>
       </w:r>
       <w:proofErr w:type="spellStart"/>
       <w:r>
@@ -585,7 +605,7 @@
         </w:rPr>
         <w:lastRenderedPageBreak/>
         <w:drawing>
-          <wp:inline distT="0" distB="0" distL="0" distR="0" wp14:anchorId="697BF18B" wp14:editId="52EE6226">
+          <wp:inline distT="0" distB="0" distL="0" distR="0" wp14:anchorId="1D3F138F" wp14:editId="17DE0727">
             <wp:extent cx="5425440" cy="6560820"/>
             <wp:effectExtent l="0" t="0" r="0" b="0"/>
             <wp:docPr id="1" name="Picture 1"/>
@@ -724,7 +744,16 @@
           <w:color w:val="000000"/>
           <w:sz w:val="24"/>
         </w:rPr>
-        <w:t>self.get_selected_element</w:t>
+        <w:t>self.get_selected_</w:t>
+      </w:r>
+      <w:proofErr w:type="gramStart"/>
+      <w:r>
+        <w:rPr>
+          <w:rFonts w:ascii="Courier New" w:hAnsi="Courier New"/>
+          <w:color w:val="000000"/>
+          <w:sz w:val="24"/>
+        </w:rPr>
+        <w:t>element</w:t>
       </w:r>
       <w:proofErr w:type="spellEnd"/>
       <w:r>
@@ -733,7 +762,16 @@
           <w:color w:val="000000"/>
           <w:sz w:val="24"/>
         </w:rPr>
-        <w:t>()</w:t>
+        <w:t>(</w:t>
+      </w:r>
+      <w:proofErr w:type="gramEnd"/>
+      <w:r>
+        <w:rPr>
+          <w:rFonts w:ascii="Courier New" w:hAnsi="Courier New"/>
+          <w:color w:val="000000"/>
+          <w:sz w:val="24"/>
+        </w:rPr>
+        <w:t>)</w:t>
       </w:r>
       <w:r>
         <w:rPr>
@@ -1246,7 +1284,14 @@
                       <m:t>1</m:t>
                     </m:r>
                   </m:sup>
-                  <m:e/>
+                  <m:e>
+                    <m:r>
+                      <w:rPr>
+                        <w:rFonts w:ascii="Cambria Math" w:hAnsi="Cambria Math"/>
+                      </w:rPr>
+                      <m:t>3</m:t>
+                    </m:r>
+                  </m:e>
                 </m:nary>
                 <m:r>
                   <w:rPr>
@@ -1424,146 +1469,6 @@
         <w:pStyle w:val="21"/>
         <w:spacing w:before="360" w:after="240" w:line="240" w:lineRule="auto"/>
         <w:ind w:firstLine="709"/>
-      </w:pPr>
-      <w:r>
-        <w:rPr>
-          <w:rFonts w:ascii="Times New Roman" w:hAnsi="Times New Roman"/>
-          <w:color w:val="000000"/>
-          <w:sz w:val="28"/>
-        </w:rPr>
-        <w:t>1.2 дава провери дурака</w:t>
-      </w:r>
-      <w:proofErr w:type="spellStart"/>
-      <w:r>
-        <w:rPr>
-          <w:rFonts w:ascii="Times New Roman" w:hAnsi="Times New Roman"/>
-          <w:color w:val="000000"/>
-          <w:sz w:val="28"/>
-        </w:rPr>
-      </w:r>
-      <w:proofErr w:type="spellEnd"/>
-      <w:r>
-        <w:rPr>
-          <w:rFonts w:ascii="Times New Roman" w:hAnsi="Times New Roman"/>
-          <w:color w:val="000000"/>
-          <w:sz w:val="28"/>
-        </w:rPr>
-      </w:r>
-      <w:proofErr w:type="spellStart"/>
-      <w:r>
-        <w:rPr>
-          <w:rFonts w:ascii="Times New Roman" w:hAnsi="Times New Roman"/>
-          <w:color w:val="000000"/>
-          <w:sz w:val="28"/>
-        </w:rPr>
-      </w:r>
-      <w:proofErr w:type="spellEnd"/>
-      <w:r>
-        <w:rPr>
-          <w:rFonts w:ascii="Times New Roman" w:hAnsi="Times New Roman"/>
-          <w:color w:val="000000"/>
-          <w:sz w:val="28"/>
-        </w:rPr>
-      </w:r>
-      <w:proofErr w:type="spellStart"/>
-      <w:r>
-        <w:rPr>
-          <w:rFonts w:ascii="Times New Roman" w:hAnsi="Times New Roman"/>
-          <w:color w:val="000000"/>
-          <w:sz w:val="28"/>
-        </w:rPr>
-      </w:r>
-      <w:proofErr w:type="spellEnd"/>
-    </w:p>
-    <w:p>
-      <w:pPr>
-        <w:spacing w:after="0" w:line="240" w:lineRule="auto"/>
-        <w:ind w:firstLine="709"/>
-        <w:jc w:val="both"/>
-      </w:pPr>
-      <w:r>
-        <w:rPr>
-          <w:rFonts w:ascii="Times New Roman" w:hAnsi="Times New Roman"/>
-          <w:color w:val="000000"/>
-          <w:sz w:val="28"/>
-        </w:rPr>
-        <w:t>аыаыа111</w:t>
-      </w:r>
-    </w:p>
-    <w:p>
-      <w:pPr>
-        <w:pStyle w:val="21"/>
-        <w:spacing w:before="360" w:after="240" w:line="240" w:lineRule="auto"/>
-        <w:ind w:firstLine="709"/>
-      </w:pPr>
-      <w:r>
-        <w:rPr>
-          <w:rFonts w:ascii="Times New Roman" w:hAnsi="Times New Roman"/>
-          <w:color w:val="000000"/>
-          <w:sz w:val="28"/>
-        </w:rPr>
-        <w:t>1.3 вллввл</w:t>
-      </w:r>
-      <w:proofErr w:type="spellStart"/>
-      <w:r>
-        <w:rPr>
-          <w:rFonts w:ascii="Times New Roman" w:hAnsi="Times New Roman"/>
-          <w:color w:val="000000"/>
-          <w:sz w:val="28"/>
-        </w:rPr>
-      </w:r>
-      <w:proofErr w:type="spellEnd"/>
-    </w:p>
-    <w:p>
-      <w:pPr>
-        <w:spacing w:before="280" w:after="0" w:line="240" w:lineRule="auto"/>
-        <w:jc w:val="center"/>
-      </w:pPr>
-      <w:r>
-        <w:rPr>
-          <w:noProof/>
-        </w:rPr>
-        <w:drawing>
-          <wp:inline distT="0" distB="0" distL="0" distR="0" wp14:anchorId="1E3820ED" wp14:editId="6A53E4C2">
-            <wp:extent cx="4733925" cy="2781300"/>
-            <wp:effectExtent l="0" t="0" r="0" b="0"/>
-            <wp:docPr id="2" name="Picture 2"/>
-            <wp:cNvGraphicFramePr>
-              <a:graphicFrameLocks xmlns:a="http://schemas.openxmlformats.org/drawingml/2006/main" noChangeAspect="1"/>
-            </wp:cNvGraphicFramePr>
-            <a:graphic xmlns:a="http://schemas.openxmlformats.org/drawingml/2006/main">
-              <a:graphicData uri="http://schemas.openxmlformats.org/drawingml/2006/picture">
-                <pic:pic xmlns:pic="http://schemas.openxmlformats.org/drawingml/2006/picture">
-                  <pic:nvPicPr>
-                    <pic:cNvPr id="0" name="image.png"/>
-                    <pic:cNvPicPr/>
-                  </pic:nvPicPr>
-                  <pic:blipFill>
-                    <a:blip r:embed="rId7"/>
-                    <a:stretch>
-                      <a:fillRect/>
-                    </a:stretch>
-                  </pic:blipFill>
-                  <pic:spPr>
-                    <a:xfrm>
-                      <a:off x="0" y="0"/>
-                      <a:ext cx="4733925" cy="2781300"/>
-                    </a:xfrm>
-                    <a:prstGeom prst="rect">
-                      <a:avLst/>
-                    </a:prstGeom>
-                  </pic:spPr>
-                </pic:pic>
-              </a:graphicData>
-            </a:graphic>
-          </wp:inline>
-        </w:drawing>
-      </w:r>
-    </w:p>
-    <w:p>
-      <w:pPr>
-        <w:spacing w:before="120" w:after="280" w:line="240" w:lineRule="auto"/>
-        <w:jc w:val="center"/>
         <w:rPr>
           <w:lang w:val="ru-RU"/>
         </w:rPr>
@@ -1575,58 +1480,7 @@
           <w:sz w:val="28"/>
           <w:lang w:val="ru-RU"/>
         </w:rPr>
-        <w:t>Рисунок 1.2 – выв</w:t>
-      </w:r>
-    </w:p>
-    <w:p>
-      <w:pPr>
-        <w:pStyle w:val="1"/>
-        <w:pageBreakBefore/>
-        <w:spacing w:before="0" w:after="360" w:line="240" w:lineRule="auto"/>
-        <w:ind w:firstLine="709"/>
-        <w:rPr>
-          <w:lang w:val="ru-RU"/>
-        </w:rPr>
-      </w:pPr>
-      <w:r>
-        <w:rPr>
-          <w:rFonts w:ascii="Times New Roman" w:hAnsi="Times New Roman"/>
-          <w:color w:val="000000"/>
-          <w:lang w:val="ru-RU"/>
-        </w:rPr>
-        <w:t>2 да новы 3 но он 2 к-то</w:t>
-      </w:r>
-    </w:p>
-    <w:p>
-      <w:pPr>
-        <w:spacing w:line="240" w:lineRule="auto" w:before="0" w:after="0"/>
-        <w:ind w:left="0" w:right="0" w:firstLine="709"/>
-        <w:jc w:val="both"/>
-      </w:pPr>
-      <w:r>
-        <w:rPr>
-          <w:rFonts w:ascii="Times New Roman" w:hAnsi="Times New Roman"/>
-          <w:b w:val="0"/>
-          <w:i w:val="0"/>
-          <w:color w:val="000000"/>
-          <w:sz w:val="28"/>
-        </w:rPr>
-        <w:t>протстой текстпротстой текстпротстой текстпротстой текстпротстой текстпротстой текстпротстой текстпротстой текстпротстой текстпротстой текст</w:t>
-      </w:r>
-    </w:p>
-    <w:p>
-      <w:pPr>
-        <w:spacing w:after="0" w:line="240" w:lineRule="auto"/>
-        <w:ind w:firstLine="709"/>
-        <w:jc w:val="both"/>
-      </w:pPr>
-      <w:r>
-        <w:rPr>
-          <w:rFonts w:ascii="Times New Roman" w:hAnsi="Times New Roman"/>
-          <w:color w:val="000000"/>
-          <w:sz w:val="28"/>
-        </w:rPr>
-        <w:t>– </w:t>
+        <w:t>1.2 дава провери дурака</w:t>
       </w:r>
       <w:proofErr w:type="spellStart"/>
       <w:r>
@@ -1634,8 +1488,8 @@
           <w:rFonts w:ascii="Times New Roman" w:hAnsi="Times New Roman"/>
           <w:color w:val="000000"/>
           <w:sz w:val="28"/>
+          <w:lang w:val="ru-RU"/>
         </w:rPr>
-        <w:t>новый</w:t>
       </w:r>
       <w:proofErr w:type="spellEnd"/>
       <w:r>
@@ -1643,58 +1497,8 @@
           <w:rFonts w:ascii="Times New Roman" w:hAnsi="Times New Roman"/>
           <w:color w:val="000000"/>
           <w:sz w:val="28"/>
-        </w:rPr>
-        <w:t xml:space="preserve"> 1;</w:t>
-      </w:r>
-    </w:p>
-    <w:p>
-      <w:pPr>
-        <w:spacing w:after="0" w:line="240" w:lineRule="auto"/>
-        <w:ind w:firstLine="709"/>
-        <w:jc w:val="both"/>
-      </w:pPr>
-      <w:r>
-        <w:rPr>
-          <w:rFonts w:ascii="Times New Roman" w:hAnsi="Times New Roman"/>
-          <w:color w:val="000000"/>
-          <w:sz w:val="28"/>
-        </w:rPr>
-        <w:t>– </w:t>
-      </w:r>
-      <w:proofErr w:type="spellStart"/>
-      <w:r>
-        <w:rPr>
-          <w:rFonts w:ascii="Times New Roman" w:hAnsi="Times New Roman"/>
-          <w:color w:val="000000"/>
-          <w:sz w:val="28"/>
-        </w:rPr>
-        <w:t>новый</w:t>
-      </w:r>
-      <w:proofErr w:type="spellEnd"/>
-      <w:r>
-        <w:rPr>
-          <w:rFonts w:ascii="Times New Roman" w:hAnsi="Times New Roman"/>
-          <w:color w:val="000000"/>
-          <w:sz w:val="28"/>
-        </w:rPr>
-        <w:t xml:space="preserve"> 2.</w:t>
-      </w:r>
-    </w:p>
-    <w:p>
-      <w:pPr>
-        <w:spacing w:before="280" w:after="0" w:line="240" w:lineRule="auto"/>
-        <w:rPr>
           <w:lang w:val="ru-RU"/>
         </w:rPr>
-      </w:pPr>
-      <w:r>
-        <w:rPr>
-          <w:rFonts w:ascii="Times New Roman" w:hAnsi="Times New Roman"/>
-          <w:color w:val="000000"/>
-          <w:sz w:val="28"/>
-          <w:lang w:val="ru-RU"/>
-        </w:rPr>
-        <w:t>Таблица 2.1 – ОписаниеDS ADSA</w:t>
       </w:r>
       <w:proofErr w:type="spellStart"/>
       <w:r>
@@ -1715,797 +1519,13 @@
         </w:rPr>
       </w:r>
     </w:p>
-    <w:tbl>
-      <w:tblPr>
-        <w:tblW w:w="0" w:type="auto"/>
-        <w:tblLayout w:type="fixed"/>
-        <w:tblLook w:val="04A0" w:firstRow="1" w:lastRow="0" w:firstColumn="1" w:lastColumn="0" w:noHBand="0" w:noVBand="1"/>
-      </w:tblPr>
-      <w:tblGrid>
-        <w:gridCol w:w="605"/>
-        <w:gridCol w:w="606"/>
-        <w:gridCol w:w="605"/>
-        <w:gridCol w:w="606"/>
-        <w:gridCol w:w="2422"/>
-        <w:gridCol w:w="2422"/>
-        <w:gridCol w:w="2422"/>
-      </w:tblGrid>
-      <w:tr>
-        <w:trPr>
-          <w:cantSplit/>
-          <w:trHeight w:val="1134"/>
-        </w:trPr>
-        <w:tc>
-          <w:tcPr>
-            <w:tcW w:w="2422" w:type="dxa"/>
-            <w:gridSpan w:val="4"/>
-            <w:vMerge w:val="restart"/>
-            <w:tcBorders>
-              <w:top w:val="single" w:sz="4" w:space="0" w:color="000000"/>
-              <w:left w:val="single" w:sz="4" w:space="0" w:color="000000"/>
-              <w:right w:val="single" w:sz="4" w:space="0" w:color="000000"/>
-            </w:tcBorders>
-            <w:vAlign w:val="top"/>
-          </w:tcPr>
-          <w:p>
-            <w:pPr>
-              <w:spacing w:after="0" w:line="240" w:lineRule="auto"/>
-              <w:jc w:val="right"/>
-              <w:rPr>
-                <w:rFonts w:ascii="Times New Roman" w:hAnsi="Times New Roman"/>
-                <w:color w:val="000000"/>
-                <w:sz w:val="24"/>
-                <w:lang w:val="ru-RU"/>
-              </w:rPr>
-            </w:pPr>
-            <w:r>
-              <w:rPr>
-                <w:rFonts w:ascii="Times New Roman" w:hAnsi="Times New Roman"/>
-                <w:i w:val="0"/>
-                <w:color w:val="000000"/>
-                <w:sz w:val="24"/>
-              </w:rPr>
-              <w:t>IIIIIУ5пппп0</w:t>
-            </w:r>
-          </w:p>
-          <w:p>
-            <w:pPr>
-              <w:spacing w:after="0" w:line="240" w:lineRule="auto"/>
-              <w:jc w:val="both"/>
-              <w:rPr>
-                <w:rFonts w:ascii="Times New Roman" w:hAnsi="Times New Roman"/>
-                <w:color w:val="000000"/>
-                <w:sz w:val="24"/>
-                <w:lang w:val="ru-RU"/>
-              </w:rPr>
-            </w:pPr>
-          </w:p>
-        </w:tc>
-        <w:tc>
-          <w:tcPr>
-            <w:tcW w:w="2422" w:type="dxa"/>
-            <w:tcBorders>
-              <w:top w:val="single" w:sz="4" w:space="0" w:color="000000"/>
-              <w:left w:val="single" w:sz="4" w:space="0" w:color="000000"/>
-              <w:bottom w:val="single" w:sz="4" w:space="0" w:color="000000"/>
-              <w:right w:val="single" w:sz="4" w:space="0" w:color="000000"/>
-            </w:tcBorders>
-            <w:vAlign w:val="top"/>
-          </w:tcPr>
-          <w:p>
-            <w:pPr>
-              <w:spacing w:after="0" w:line="240" w:lineRule="auto"/>
-              <w:jc w:val="right"/>
-              <w:rPr>
-                <w:rFonts w:ascii="Times New Roman" w:hAnsi="Times New Roman"/>
-                <w:color w:val="000000"/>
-                <w:sz w:val="24"/>
-                <w:lang w:val="ru-RU"/>
-              </w:rPr>
-            </w:pPr>
-            <w:r>
-              <w:rPr>
-                <w:rFonts w:ascii="Times New Roman" w:hAnsi="Times New Roman"/>
-                <w:i w:val="0"/>
-                <w:color w:val="000000"/>
-                <w:sz w:val="24"/>
-                <w:lang w:val="ru-RU"/>
-              </w:rPr>
-              <w:t>2аDdDdDSAAD 3DSрти00000000нок для 0рабIIIIоты с контентом. Антиплагиат2,</w:t>
-            </w:r>
-          </w:p>
-        </w:tc>
-        <w:tc>
-          <w:tcPr>
-            <w:tcW w:w="2422" w:type="dxa"/>
-            <w:tcBorders>
-              <w:top w:val="single" w:sz="4" w:space="0" w:color="000000"/>
-              <w:left w:val="single" w:sz="4" w:space="0" w:color="000000"/>
-              <w:bottom w:val="single" w:sz="4" w:space="0" w:color="000000"/>
-              <w:right w:val="single" w:sz="4" w:space="0" w:color="000000"/>
-            </w:tcBorders>
-            <w:vAlign w:val="center"/>
-          </w:tcPr>
-          <w:p>
-            <w:pPr>
-              <w:spacing w:after="0" w:line="240" w:lineRule="auto"/>
-              <w:jc w:val="right"/>
-              <w:rPr>
-                <w:rFonts w:ascii="Times New Roman" w:hAnsi="Times New Roman"/>
-                <w:color w:val="000000"/>
-                <w:sz w:val="24"/>
-                <w:lang w:val="ru-RU"/>
-              </w:rPr>
-            </w:pPr>
-            <w:r>
-              <w:rPr>
-                <w:rFonts w:ascii="Times New Roman" w:hAnsi="Times New Roman"/>
-                <w:i w:val="0"/>
-                <w:color w:val="000000"/>
-                <w:sz w:val="24"/>
-                <w:lang w:val="ru-RU"/>
-              </w:rPr>
-              <w:t>DSртин0ок1 для,</w:t>
-            </w:r>
-          </w:p>
-          <w:p>
-            <w:pPr>
-              <w:spacing w:after="0" w:line="240" w:lineRule="auto"/>
-              <w:rPr>
-                <w:rFonts w:ascii="Times New Roman" w:hAnsi="Times New Roman"/>
-                <w:color w:val="000000"/>
-                <w:sz w:val="24"/>
-                <w:lang w:val="ru-RU"/>
-              </w:rPr>
-            </w:pPr>
-          </w:p>
-        </w:tc>
-        <w:tc>
-          <w:tcPr>
-            <w:tcW w:w="2422" w:type="dxa"/>
-            <w:tcBorders>
-              <w:top w:val="single" w:sz="4" w:space="0" w:color="000000"/>
-              <w:left w:val="single" w:sz="4" w:space="0" w:color="000000"/>
-              <w:bottom w:val="single" w:sz="4" w:space="0" w:color="000000"/>
-              <w:right w:val="single" w:sz="4" w:space="0" w:color="000000"/>
-            </w:tcBorders>
-            <w:vAlign w:val="center"/>
-          </w:tcPr>
-          <w:p>
-            <w:pPr>
-              <w:spacing w:after="0" w:line="240" w:lineRule="auto"/>
-              <w:jc w:val="right"/>
-              <w:rPr>
-                <w:rFonts w:ascii="Times New Roman" w:hAnsi="Times New Roman"/>
-                <w:color w:val="000000"/>
-                <w:sz w:val="24"/>
-                <w:lang w:val="ru-RU"/>
-              </w:rPr>
-            </w:pPr>
-            <w:r>
-              <w:rPr>
-                <w:rFonts w:ascii="Times New Roman" w:hAnsi="Times New Roman"/>
-                <w:i w:val="0"/>
-                <w:color w:val="000000"/>
-                <w:sz w:val="24"/>
-                <w:lang w:val="ru-RU"/>
-              </w:rPr>
-              <w:t>40</w:t>
-            </w:r>
-          </w:p>
-        </w:tc>
-      </w:tr>
-      <w:tr>
-        <w:trPr>
-          <w:trHeight w:val="276"/>
-        </w:trPr>
-        <w:tc>
-          <w:tcPr>
-            <w:tcW w:w="2422" w:type="dxa"/>
-            <w:gridSpan w:val="4"/>
-            <w:vMerge/>
-            <w:tcBorders>
-              <w:left w:val="single" w:sz="4" w:space="0" w:color="000000"/>
-              <w:bottom w:val="single" w:sz="4" w:space="0" w:color="000000"/>
-              <w:right w:val="single" w:sz="4" w:space="0" w:color="000000"/>
-            </w:tcBorders>
-            <w:vAlign w:val="bottom"/>
-          </w:tcPr>
-          <w:p>
-            <w:pPr>
-              <w:spacing w:after="0" w:line="240" w:lineRule="auto"/>
-              <w:jc w:val="right"/>
-              <w:rPr>
-                <w:rFonts w:ascii="Times New Roman" w:hAnsi="Times New Roman"/>
-                <w:color w:val="000000"/>
-                <w:sz w:val="24"/>
-                <w:lang w:val="ru-RU"/>
-              </w:rPr>
-            </w:pPr>
-          </w:p>
-        </w:tc>
-        <w:tc>
-          <w:tcPr>
-            <w:tcW w:w="7266" w:type="dxa"/>
-            <w:gridSpan w:val="3"/>
-            <w:vMerge w:val="restart"/>
-            <w:tcBorders>
-              <w:top w:val="single" w:sz="4" w:space="0" w:color="000000"/>
-              <w:left w:val="single" w:sz="4" w:space="0" w:color="000000"/>
-              <w:right w:val="single" w:sz="4" w:space="0" w:color="000000"/>
-            </w:tcBorders>
-            <w:vAlign w:val="top"/>
-          </w:tcPr>
-          <w:p>
-            <w:pPr>
-              <w:spacing w:after="0" w:line="240" w:lineRule="auto"/>
-              <w:jc w:val="right"/>
-              <w:rPr>
-                <w:rFonts w:ascii="Times New Roman" w:hAnsi="Times New Roman"/>
-                <w:color w:val="000000"/>
-                <w:sz w:val="24"/>
-                <w:lang w:val="ru-RU"/>
-              </w:rPr>
-            </w:pPr>
-            <w:r>
-              <w:rPr>
-                <w:rFonts w:ascii="Times New Roman" w:hAnsi="Times New Roman"/>
-                <w:i w:val="0"/>
-                <w:color w:val="000000"/>
-                <w:sz w:val="24"/>
-              </w:rPr>
-              <w:t>IIIIПппппп09000</w:t>
-            </w:r>
-          </w:p>
-          <w:p>
-            <w:pPr>
-              <w:spacing w:after="0" w:line="240" w:lineRule="auto"/>
-              <w:jc w:val="both"/>
-              <w:rPr>
-                <w:rFonts w:ascii="Times New Roman" w:hAnsi="Times New Roman"/>
-                <w:color w:val="000000"/>
-                <w:sz w:val="24"/>
-                <w:lang w:val="ru-RU"/>
-              </w:rPr>
-            </w:pPr>
-          </w:p>
-          <w:p>
-            <w:pPr>
-              <w:spacing w:after="0" w:line="240" w:lineRule="auto"/>
-              <w:jc w:val="both"/>
-              <w:rPr>
-                <w:rFonts w:ascii="Times New Roman" w:hAnsi="Times New Roman"/>
-                <w:color w:val="000000"/>
-                <w:sz w:val="24"/>
-                <w:lang w:val="ru-RU"/>
-              </w:rPr>
-            </w:pPr>
-          </w:p>
-          <w:p>
-            <w:pPr>
-              <w:spacing w:after="0" w:line="240" w:lineRule="auto"/>
-              <w:jc w:val="both"/>
-              <w:rPr>
-                <w:rFonts w:ascii="Times New Roman" w:hAnsi="Times New Roman"/>
-                <w:color w:val="000000"/>
-                <w:sz w:val="24"/>
-              </w:rPr>
-            </w:pPr>
-          </w:p>
-          <w:p>
-            <w:pPr>
-              <w:spacing w:after="0" w:line="240" w:lineRule="auto"/>
-              <w:jc w:val="both"/>
-              <w:rPr>
-                <w:rFonts w:ascii="Times New Roman" w:hAnsi="Times New Roman"/>
-                <w:color w:val="000000"/>
-                <w:sz w:val="24"/>
-                <w:lang w:val="ru-RU"/>
-              </w:rPr>
-            </w:pPr>
-          </w:p>
-          <w:p>
-            <w:pPr>
-              <w:spacing w:after="0" w:line="240" w:lineRule="auto"/>
-              <w:jc w:val="right"/>
-              <w:rPr>
-                <w:rFonts w:ascii="Times New Roman" w:hAnsi="Times New Roman"/>
-                <w:color w:val="000000"/>
-                <w:sz w:val="24"/>
-                <w:lang w:val="ru-RU"/>
-              </w:rPr>
-            </w:pPr>
-          </w:p>
-        </w:tc>
-      </w:tr>
-      <w:tr>
-        <w:trPr>
-          <w:trHeight w:val="78"/>
-        </w:trPr>
-        <w:tc>
-          <w:tcPr>
-            <w:tcW w:w="605" w:type="dxa"/>
-            <w:tcBorders>
-              <w:top w:val="single" w:sz="4" w:space="0" w:color="000000"/>
-              <w:left w:val="single" w:sz="4" w:space="0" w:color="000000"/>
-              <w:bottom w:val="single" w:sz="4" w:space="0" w:color="000000"/>
-              <w:right w:val="single" w:sz="4" w:space="0" w:color="000000"/>
-            </w:tcBorders>
-            <w:vAlign w:val="center"/>
-          </w:tcPr>
-          <w:p>
-            <w:pPr>
-              <w:spacing w:after="0" w:line="240" w:lineRule="auto"/>
-              <w:jc w:val="right"/>
-            </w:pPr>
-            <w:r>
-              <w:rPr>
-                <w:rFonts w:ascii="Times New Roman" w:hAnsi="Times New Roman"/>
-                <w:i w:val="0"/>
-                <w:color w:val="000000"/>
-                <w:sz w:val="24"/>
-              </w:rPr>
-              <w:t>1</w:t>
-            </w:r>
-          </w:p>
-        </w:tc>
-        <w:tc>
-          <w:tcPr>
-            <w:tcW w:w="606" w:type="dxa"/>
-            <w:tcBorders>
-              <w:top w:val="single" w:sz="4" w:space="0" w:color="000000"/>
-              <w:left w:val="single" w:sz="4" w:space="0" w:color="000000"/>
-              <w:bottom w:val="single" w:sz="4" w:space="0" w:color="000000"/>
-              <w:right w:val="single" w:sz="4" w:space="0" w:color="000000"/>
-            </w:tcBorders>
-            <w:vAlign w:val="center"/>
-          </w:tcPr>
-          <w:p>
-            <w:pPr>
-              <w:spacing w:after="0" w:line="240" w:lineRule="auto"/>
-              <w:jc w:val="right"/>
-            </w:pPr>
-            <w:r>
-              <w:rPr>
-                <w:rFonts w:ascii="Times New Roman" w:hAnsi="Times New Roman"/>
-                <w:i w:val="0"/>
-                <w:color w:val="000000"/>
-                <w:sz w:val="24"/>
-              </w:rPr>
-            </w:r>
-          </w:p>
-        </w:tc>
-        <w:tc>
-          <w:tcPr>
-            <w:tcW w:w="605" w:type="dxa"/>
-            <w:tcBorders>
-              <w:top w:val="single" w:sz="4" w:space="0" w:color="000000"/>
-              <w:left w:val="single" w:sz="4" w:space="0" w:color="000000"/>
-              <w:bottom w:val="single" w:sz="4" w:space="0" w:color="000000"/>
-              <w:right w:val="single" w:sz="4" w:space="0" w:color="000000"/>
-            </w:tcBorders>
-            <w:vAlign w:val="center"/>
-          </w:tcPr>
-          <w:p>
-            <w:pPr>
-              <w:spacing w:after="0" w:line="240" w:lineRule="auto"/>
-              <w:jc w:val="right"/>
-            </w:pPr>
-            <w:r>
-              <w:rPr>
-                <w:rFonts w:ascii="Times New Roman" w:hAnsi="Times New Roman"/>
-                <w:i w:val="0"/>
-                <w:color w:val="000000"/>
-                <w:sz w:val="24"/>
-              </w:rPr>
-            </w:r>
-          </w:p>
-        </w:tc>
-        <w:tc>
-          <w:tcPr>
-            <w:tcW w:w="606" w:type="dxa"/>
-            <w:tcBorders>
-              <w:top w:val="single" w:sz="4" w:space="0" w:color="000000"/>
-              <w:left w:val="single" w:sz="4" w:space="0" w:color="000000"/>
-              <w:bottom w:val="single" w:sz="4" w:space="0" w:color="000000"/>
-              <w:right w:val="single" w:sz="4" w:space="0" w:color="000000"/>
-            </w:tcBorders>
-            <w:vAlign w:val="center"/>
-          </w:tcPr>
-          <w:p>
-            <w:pPr>
-              <w:spacing w:after="0" w:line="240" w:lineRule="auto"/>
-              <w:jc w:val="right"/>
-            </w:pPr>
-            <w:r>
-              <w:rPr>
-                <w:rFonts w:ascii="Times New Roman" w:hAnsi="Times New Roman"/>
-                <w:i w:val="0"/>
-                <w:color w:val="000000"/>
-                <w:sz w:val="24"/>
-              </w:rPr>
-            </w:r>
-          </w:p>
-        </w:tc>
-        <w:tc>
-          <w:tcPr>
-            <w:tcW w:w="7266" w:type="dxa"/>
-            <w:gridSpan w:val="3"/>
-            <w:vMerge/>
-            <w:tcBorders>
-              <w:left w:val="single" w:sz="4" w:space="0" w:color="000000"/>
-              <w:right w:val="single" w:sz="4" w:space="0" w:color="000000"/>
-            </w:tcBorders>
-            <w:vAlign w:val="center"/>
-          </w:tcPr>
-          <w:p>
-            <w:pPr>
-              <w:spacing w:after="0" w:line="240" w:lineRule="auto"/>
-              <w:jc w:val="center"/>
-            </w:pPr>
-          </w:p>
-        </w:tc>
-      </w:tr>
-      <w:tr>
-        <w:trPr>
-          <w:trHeight w:val="76"/>
-        </w:trPr>
-        <w:tc>
-          <w:tcPr>
-            <w:tcW w:w="605" w:type="dxa"/>
-            <w:tcBorders>
-              <w:top w:val="single" w:sz="4" w:space="0" w:color="000000"/>
-              <w:left w:val="single" w:sz="4" w:space="0" w:color="000000"/>
-              <w:bottom w:val="single" w:sz="4" w:space="0" w:color="000000"/>
-              <w:right w:val="single" w:sz="4" w:space="0" w:color="000000"/>
-            </w:tcBorders>
-            <w:vAlign w:val="center"/>
-          </w:tcPr>
-          <w:p>
-            <w:pPr>
-              <w:spacing w:after="0" w:line="240" w:lineRule="auto"/>
-              <w:jc w:val="right"/>
-              <w:rPr>
-                <w:rFonts w:ascii="Times New Roman" w:hAnsi="Times New Roman"/>
-                <w:color w:val="000000"/>
-                <w:sz w:val="24"/>
-              </w:rPr>
-            </w:pPr>
-            <w:r>
-              <w:rPr>
-                <w:rFonts w:ascii="Times New Roman" w:hAnsi="Times New Roman"/>
-                <w:i w:val="0"/>
-                <w:color w:val="000000"/>
-                <w:sz w:val="24"/>
-              </w:rPr>
-            </w:r>
-          </w:p>
-        </w:tc>
-        <w:tc>
-          <w:tcPr>
-            <w:tcW w:w="606" w:type="dxa"/>
-            <w:tcBorders>
-              <w:top w:val="single" w:sz="4" w:space="0" w:color="000000"/>
-              <w:left w:val="single" w:sz="4" w:space="0" w:color="000000"/>
-              <w:bottom w:val="single" w:sz="4" w:space="0" w:color="000000"/>
-              <w:right w:val="single" w:sz="4" w:space="0" w:color="000000"/>
-            </w:tcBorders>
-            <w:vAlign w:val="center"/>
-          </w:tcPr>
-          <w:p>
-            <w:pPr>
-              <w:spacing w:after="0" w:line="240" w:lineRule="auto"/>
-              <w:jc w:val="right"/>
-              <w:rPr>
-                <w:rFonts w:ascii="Times New Roman" w:hAnsi="Times New Roman"/>
-                <w:color w:val="000000"/>
-                <w:sz w:val="24"/>
-              </w:rPr>
-            </w:pPr>
-            <w:r>
-              <w:rPr>
-                <w:rFonts w:ascii="Times New Roman" w:hAnsi="Times New Roman"/>
-                <w:i w:val="0"/>
-                <w:color w:val="000000"/>
-                <w:sz w:val="24"/>
-              </w:rPr>
-            </w:r>
-          </w:p>
-        </w:tc>
-        <w:tc>
-          <w:tcPr>
-            <w:tcW w:w="605" w:type="dxa"/>
-            <w:tcBorders>
-              <w:top w:val="single" w:sz="4" w:space="0" w:color="000000"/>
-              <w:left w:val="single" w:sz="4" w:space="0" w:color="000000"/>
-              <w:bottom w:val="single" w:sz="4" w:space="0" w:color="000000"/>
-              <w:right w:val="single" w:sz="4" w:space="0" w:color="000000"/>
-            </w:tcBorders>
-            <w:vAlign w:val="center"/>
-          </w:tcPr>
-          <w:p>
-            <w:pPr>
-              <w:spacing w:after="0" w:line="240" w:lineRule="auto"/>
-              <w:jc w:val="right"/>
-              <w:rPr>
-                <w:rFonts w:ascii="Times New Roman" w:hAnsi="Times New Roman"/>
-                <w:color w:val="000000"/>
-                <w:sz w:val="24"/>
-              </w:rPr>
-            </w:pPr>
-            <w:r>
-              <w:rPr>
-                <w:rFonts w:ascii="Times New Roman" w:hAnsi="Times New Roman"/>
-                <w:i w:val="0"/>
-                <w:color w:val="000000"/>
-                <w:sz w:val="24"/>
-              </w:rPr>
-            </w:r>
-          </w:p>
-        </w:tc>
-        <w:tc>
-          <w:tcPr>
-            <w:tcW w:w="606" w:type="dxa"/>
-            <w:tcBorders>
-              <w:top w:val="single" w:sz="4" w:space="0" w:color="000000"/>
-              <w:left w:val="single" w:sz="4" w:space="0" w:color="000000"/>
-              <w:bottom w:val="single" w:sz="4" w:space="0" w:color="000000"/>
-              <w:right w:val="single" w:sz="4" w:space="0" w:color="000000"/>
-            </w:tcBorders>
-            <w:vAlign w:val="center"/>
-          </w:tcPr>
-          <w:p>
-            <w:pPr>
-              <w:spacing w:after="0" w:line="240" w:lineRule="auto"/>
-              <w:jc w:val="right"/>
-              <w:rPr>
-                <w:rFonts w:ascii="Times New Roman" w:hAnsi="Times New Roman"/>
-                <w:color w:val="000000"/>
-                <w:sz w:val="24"/>
-              </w:rPr>
-            </w:pPr>
-            <w:r>
-              <w:rPr>
-                <w:rFonts w:ascii="Times New Roman" w:hAnsi="Times New Roman"/>
-                <w:i w:val="0"/>
-                <w:color w:val="000000"/>
-                <w:sz w:val="24"/>
-              </w:rPr>
-            </w:r>
-          </w:p>
-        </w:tc>
-        <w:tc>
-          <w:tcPr>
-            <w:tcW w:w="7266" w:type="dxa"/>
-            <w:gridSpan w:val="3"/>
-            <w:vMerge/>
-            <w:tcBorders>
-              <w:left w:val="single" w:sz="4" w:space="0" w:color="000000"/>
-              <w:right w:val="single" w:sz="4" w:space="0" w:color="000000"/>
-            </w:tcBorders>
-            <w:vAlign w:val="center"/>
-          </w:tcPr>
-          <w:p>
-            <w:pPr>
-              <w:spacing w:after="0" w:line="240" w:lineRule="auto"/>
-              <w:jc w:val="center"/>
-            </w:pPr>
-          </w:p>
-        </w:tc>
-      </w:tr>
-      <w:tr>
-        <w:trPr>
-          <w:trHeight w:val="76"/>
-        </w:trPr>
-        <w:tc>
-          <w:tcPr>
-            <w:tcW w:w="605" w:type="dxa"/>
-            <w:tcBorders>
-              <w:top w:val="single" w:sz="4" w:space="0" w:color="000000"/>
-              <w:left w:val="single" w:sz="4" w:space="0" w:color="000000"/>
-              <w:bottom w:val="single" w:sz="4" w:space="0" w:color="000000"/>
-              <w:right w:val="single" w:sz="4" w:space="0" w:color="000000"/>
-            </w:tcBorders>
-            <w:vAlign w:val="center"/>
-          </w:tcPr>
-          <w:p>
-            <w:pPr>
-              <w:spacing w:after="0" w:line="240" w:lineRule="auto"/>
-              <w:jc w:val="right"/>
-              <w:rPr>
-                <w:rFonts w:ascii="Times New Roman" w:hAnsi="Times New Roman"/>
-                <w:color w:val="000000"/>
-                <w:sz w:val="24"/>
-              </w:rPr>
-            </w:pPr>
-            <w:r>
-              <w:rPr>
-                <w:rFonts w:ascii="Times New Roman" w:hAnsi="Times New Roman"/>
-                <w:i w:val="0"/>
-                <w:color w:val="000000"/>
-                <w:sz w:val="24"/>
-              </w:rPr>
-            </w:r>
-          </w:p>
-        </w:tc>
-        <w:tc>
-          <w:tcPr>
-            <w:tcW w:w="606" w:type="dxa"/>
-            <w:tcBorders>
-              <w:top w:val="single" w:sz="4" w:space="0" w:color="000000"/>
-              <w:left w:val="single" w:sz="4" w:space="0" w:color="000000"/>
-              <w:bottom w:val="single" w:sz="4" w:space="0" w:color="000000"/>
-              <w:right w:val="single" w:sz="4" w:space="0" w:color="000000"/>
-            </w:tcBorders>
-            <w:vAlign w:val="center"/>
-          </w:tcPr>
-          <w:p>
-            <w:pPr>
-              <w:spacing w:after="0" w:line="240" w:lineRule="auto"/>
-              <w:jc w:val="right"/>
-              <w:rPr>
-                <w:rFonts w:ascii="Times New Roman" w:hAnsi="Times New Roman"/>
-                <w:color w:val="000000"/>
-                <w:sz w:val="24"/>
-              </w:rPr>
-            </w:pPr>
-            <w:r>
-              <w:rPr>
-                <w:rFonts w:ascii="Times New Roman" w:hAnsi="Times New Roman"/>
-                <w:i w:val="0"/>
-                <w:color w:val="000000"/>
-                <w:sz w:val="24"/>
-              </w:rPr>
-            </w:r>
-          </w:p>
-        </w:tc>
-        <w:tc>
-          <w:tcPr>
-            <w:tcW w:w="605" w:type="dxa"/>
-            <w:tcBorders>
-              <w:top w:val="single" w:sz="4" w:space="0" w:color="000000"/>
-              <w:left w:val="single" w:sz="4" w:space="0" w:color="000000"/>
-              <w:bottom w:val="single" w:sz="4" w:space="0" w:color="000000"/>
-              <w:right w:val="single" w:sz="4" w:space="0" w:color="000000"/>
-            </w:tcBorders>
-            <w:vAlign w:val="center"/>
-          </w:tcPr>
-          <w:p>
-            <w:pPr>
-              <w:spacing w:after="0" w:line="240" w:lineRule="auto"/>
-              <w:jc w:val="right"/>
-              <w:rPr>
-                <w:rFonts w:ascii="Times New Roman" w:hAnsi="Times New Roman"/>
-                <w:color w:val="000000"/>
-                <w:sz w:val="24"/>
-              </w:rPr>
-            </w:pPr>
-            <w:r>
-              <w:rPr>
-                <w:rFonts w:ascii="Times New Roman" w:hAnsi="Times New Roman"/>
-                <w:i w:val="0"/>
-                <w:color w:val="000000"/>
-                <w:sz w:val="24"/>
-              </w:rPr>
-            </w:r>
-          </w:p>
-        </w:tc>
-        <w:tc>
-          <w:tcPr>
-            <w:tcW w:w="606" w:type="dxa"/>
-            <w:tcBorders>
-              <w:top w:val="single" w:sz="4" w:space="0" w:color="000000"/>
-              <w:left w:val="single" w:sz="4" w:space="0" w:color="000000"/>
-              <w:bottom w:val="single" w:sz="4" w:space="0" w:color="000000"/>
-              <w:right w:val="single" w:sz="4" w:space="0" w:color="000000"/>
-            </w:tcBorders>
-            <w:vAlign w:val="center"/>
-          </w:tcPr>
-          <w:p>
-            <w:pPr>
-              <w:spacing w:after="0" w:line="240" w:lineRule="auto"/>
-              <w:jc w:val="right"/>
-              <w:rPr>
-                <w:rFonts w:ascii="Times New Roman" w:hAnsi="Times New Roman"/>
-                <w:color w:val="000000"/>
-                <w:sz w:val="24"/>
-              </w:rPr>
-            </w:pPr>
-            <w:proofErr w:type="spellStart"/>
-            <w:r>
-              <w:rPr>
-                <w:rFonts w:ascii="Times New Roman" w:hAnsi="Times New Roman"/>
-                <w:i w:val="0"/>
-                <w:color w:val="000000"/>
-                <w:sz w:val="24"/>
-              </w:rPr>
-              <w:t>выфв</w:t>
-            </w:r>
-            <w:proofErr w:type="spellEnd"/>
-          </w:p>
-        </w:tc>
-        <w:tc>
-          <w:tcPr>
-            <w:tcW w:w="7266" w:type="dxa"/>
-            <w:gridSpan w:val="3"/>
-            <w:vMerge/>
-            <w:tcBorders>
-              <w:left w:val="single" w:sz="4" w:space="0" w:color="000000"/>
-              <w:right w:val="single" w:sz="4" w:space="0" w:color="000000"/>
-            </w:tcBorders>
-            <w:vAlign w:val="center"/>
-          </w:tcPr>
-          <w:p>
-            <w:pPr>
-              <w:spacing w:after="0" w:line="240" w:lineRule="auto"/>
-              <w:jc w:val="center"/>
-            </w:pPr>
-          </w:p>
-        </w:tc>
-      </w:tr>
-      <w:tr>
-        <w:tc>
-          <w:tcPr>
-            <w:tcW w:w="2422" w:type="dxa"/>
-            <w:gridSpan w:val="4"/>
-            <w:tcBorders>
-              <w:top w:val="single" w:sz="4" w:space="0" w:color="000000"/>
-              <w:left w:val="single" w:sz="4" w:space="0" w:color="000000"/>
-              <w:bottom w:val="single" w:sz="4" w:space="0" w:color="000000"/>
-              <w:right w:val="single" w:sz="4" w:space="0" w:color="000000"/>
-            </w:tcBorders>
-            <w:vAlign w:val="center"/>
-          </w:tcPr>
-          <w:p>
-            <w:pPr>
-              <w:spacing w:after="0" w:line="240" w:lineRule="auto"/>
-              <w:jc w:val="left"/>
-            </w:pPr>
-            <w:r>
-              <w:rPr>
-                <w:rFonts w:ascii="Times New Roman" w:hAnsi="Times New Roman"/>
-                <w:i w:val="0"/>
-                <w:color w:val="000000"/>
-                <w:sz w:val="24"/>
-              </w:rPr>
-              <w:t>333</w:t>
-            </w:r>
-          </w:p>
-        </w:tc>
-        <w:tc>
-          <w:tcPr>
-            <w:tcW w:w="7266" w:type="dxa"/>
-            <w:gridSpan w:val="3"/>
-            <w:vMerge/>
-            <w:tcBorders>
-              <w:left w:val="single" w:sz="4" w:space="0" w:color="000000"/>
-              <w:bottom w:val="single" w:sz="4" w:space="0" w:color="000000"/>
-              <w:right w:val="single" w:sz="4" w:space="0" w:color="000000"/>
-            </w:tcBorders>
-            <w:vAlign w:val="center"/>
-          </w:tcPr>
-          <w:p>
-            <w:pPr>
-              <w:spacing w:after="0" w:line="240" w:lineRule="auto"/>
-              <w:jc w:val="center"/>
-            </w:pPr>
-          </w:p>
-        </w:tc>
-      </w:tr>
-    </w:tbl>
     <w:p>
       <w:pPr>
-        <w:pStyle w:val="ae"/>
-        <w:numPr>
-          <w:ilvl w:val="0"/>
-          <w:numId w:val="13"/>
-        </w:numPr>
-        <w:spacing w:after="0" w:line="240" w:lineRule="auto" w:before="280"/>
+        <w:spacing w:after="0" w:line="240" w:lineRule="auto"/>
+        <w:ind w:firstLine="709"/>
         <w:jc w:val="both"/>
         <w:rPr>
-          <w:rFonts w:ascii="Times New Roman" w:hAnsi="Times New Roman"/>
-          <w:color w:val="000000"/>
-          <w:sz w:val="28"/>
+          <w:lang w:val="ru-RU"/>
         </w:rPr>
       </w:pPr>
       <w:r>
@@ -2515,7 +1535,92 @@
           <w:sz w:val="28"/>
           <w:lang w:val="ru-RU"/>
         </w:rPr>
-        <w:t>Вот</w:t>
+        <w:t>аыаыа111</w:t>
+      </w:r>
+    </w:p>
+    <w:p>
+      <w:pPr>
+        <w:pStyle w:val="21"/>
+        <w:spacing w:before="360" w:after="240" w:line="240" w:lineRule="auto"/>
+        <w:ind w:firstLine="709"/>
+        <w:rPr>
+          <w:lang w:val="ru-RU"/>
+        </w:rPr>
+      </w:pPr>
+      <w:r>
+        <w:rPr>
+          <w:rFonts w:ascii="Times New Roman" w:hAnsi="Times New Roman"/>
+          <w:color w:val="000000"/>
+          <w:sz w:val="28"/>
+          <w:lang w:val="ru-RU"/>
+        </w:rPr>
+        <w:t>1.3 тест подарезд</w:t>
+      </w:r>
+      <w:proofErr w:type="spellStart"/>
+      <w:r>
+        <w:rPr>
+          <w:rFonts w:ascii="Times New Roman" w:hAnsi="Times New Roman"/>
+          <w:color w:val="000000"/>
+          <w:sz w:val="28"/>
+          <w:lang w:val="ru-RU"/>
+        </w:rPr>
+      </w:r>
+      <w:proofErr w:type="spellEnd"/>
+    </w:p>
+    <w:p>
+      <w:pPr>
+        <w:spacing w:after="0" w:line="240" w:lineRule="auto"/>
+        <w:ind w:firstLine="709"/>
+        <w:jc w:val="both"/>
+        <w:rPr>
+          <w:lang w:val="ru-RU"/>
+        </w:rPr>
+      </w:pPr>
+      <w:proofErr w:type="spellStart"/>
+      <w:r>
+        <w:rPr>
+          <w:rFonts w:ascii="Times New Roman" w:hAnsi="Times New Roman"/>
+          <w:color w:val="000000"/>
+          <w:sz w:val="28"/>
+          <w:lang w:val="ru-RU"/>
+        </w:rPr>
+        <w:t>выфвф</w:t>
+      </w:r>
+      <w:proofErr w:type="spellEnd"/>
+    </w:p>
+    <w:p>
+      <w:pPr>
+        <w:pStyle w:val="1"/>
+        <w:pageBreakBefore/>
+        <w:spacing w:before="0" w:after="360" w:line="240" w:lineRule="auto"/>
+        <w:ind w:firstLine="709"/>
+        <w:rPr>
+          <w:lang w:val="ru-RU"/>
+        </w:rPr>
+      </w:pPr>
+      <w:r>
+        <w:rPr>
+          <w:rFonts w:ascii="Times New Roman" w:hAnsi="Times New Roman"/>
+          <w:color w:val="000000"/>
+          <w:lang w:val="ru-RU"/>
+        </w:rPr>
+        <w:t>2 да новы 3 но он 2 к-то</w:t>
+      </w:r>
+      <w:proofErr w:type="gramStart"/>
+      <w:r>
+        <w:rPr>
+          <w:rFonts w:ascii="Times New Roman" w:hAnsi="Times New Roman"/>
+          <w:color w:val="000000"/>
+          <w:lang w:val="ru-RU"/>
+        </w:rPr>
+      </w:r>
+      <w:proofErr w:type="gramEnd"/>
+      <w:r>
+        <w:rPr>
+          <w:rFonts w:ascii="Times New Roman" w:hAnsi="Times New Roman"/>
+          <w:color w:val="000000"/>
+          <w:lang w:val="ru-RU"/>
+        </w:rPr>
       </w:r>
     </w:p>
     <w:p>
@@ -2523,7 +1628,7 @@
         <w:pStyle w:val="ae"/>
         <w:numPr>
           <w:ilvl w:val="0"/>
-          <w:numId w:val="13"/>
+          <w:numId w:val="12"/>
         </w:numPr>
         <w:spacing w:after="0" w:line="240" w:lineRule="auto"/>
         <w:jc w:val="both"/>
@@ -2538,9 +1643,35 @@
           <w:rFonts w:ascii="Times New Roman" w:hAnsi="Times New Roman"/>
           <w:color w:val="000000"/>
           <w:sz w:val="28"/>
-          <w:lang w:val="ru-RU"/>
         </w:rPr>
-        <w:t>И все</w:t>
+        <w:t>update the first;</w:t>
+      </w:r>
+    </w:p>
+    <w:p>
+      <w:pPr>
+        <w:pStyle w:val="ae"/>
+        <w:numPr>
+          <w:ilvl w:val="0"/>
+          <w:numId w:val="12"/>
+        </w:numPr>
+        <w:spacing w:after="0" w:line="240" w:lineRule="auto"/>
+        <w:jc w:val="both"/>
+      </w:pPr>
+      <w:r>
+        <w:rPr>
+          <w:rFonts w:ascii="Times New Roman" w:hAnsi="Times New Roman"/>
+          <w:color w:val="000000"/>
+          <w:sz w:val="28"/>
+        </w:rPr>
+        <w:t>the third</w:t>
+      </w:r>
+      <w:r>
+        <w:rPr>
+          <w:rFonts w:ascii="Times New Roman" w:hAnsi="Times New Roman"/>
+          <w:color w:val="000000"/>
+          <w:sz w:val="28"/>
+        </w:rPr>
+        <w:t>.</w:t>
       </w:r>
     </w:p>
     <w:p>
@@ -2555,7 +1686,7 @@
           <w:color w:val="000000"/>
           <w:sz w:val="28"/>
         </w:rPr>
-        <w:t>Таблица 2.2 – Описание</w:t>
+        <w:t>Таблица 2.1 – Описание</w:t>
       </w:r>
       <w:proofErr w:type="spellEnd"/>
       <w:r>
@@ -2703,12 +1834,837 @@
     </w:tbl>
     <w:p>
       <w:pPr>
+        <w:spacing w:after="0" w:line="240" w:lineRule="auto"/>
+        <w:ind w:firstLine="709"/>
+        <w:jc w:val="both"/>
+      </w:pPr>
+      <w:r>
+        <w:rPr>
+          <w:rFonts w:ascii="Times New Roman" w:hAnsi="Times New Roman"/>
+          <w:color w:val="000000"/>
+          <w:sz w:val="28"/>
+        </w:rPr>
+        <w:t>– </w:t>
+      </w:r>
+      <w:proofErr w:type="spellStart"/>
+      <w:r>
+        <w:rPr>
+          <w:rFonts w:ascii="Times New Roman" w:hAnsi="Times New Roman"/>
+          <w:color w:val="000000"/>
+          <w:sz w:val="28"/>
+        </w:rPr>
+        <w:t>новый</w:t>
+      </w:r>
+      <w:proofErr w:type="spellEnd"/>
+      <w:r>
+        <w:rPr>
+          <w:rFonts w:ascii="Times New Roman" w:hAnsi="Times New Roman"/>
+          <w:color w:val="000000"/>
+          <w:sz w:val="28"/>
+        </w:rPr>
+        <w:t xml:space="preserve"> 1;</w:t>
+      </w:r>
+    </w:p>
+    <w:p>
+      <w:pPr>
+        <w:spacing w:after="0" w:line="240" w:lineRule="auto"/>
+        <w:ind w:firstLine="709"/>
+        <w:jc w:val="both"/>
+      </w:pPr>
+      <w:r>
+        <w:rPr>
+          <w:rFonts w:ascii="Times New Roman" w:hAnsi="Times New Roman"/>
+          <w:color w:val="000000"/>
+          <w:sz w:val="28"/>
+        </w:rPr>
+        <w:t>– </w:t>
+      </w:r>
+      <w:proofErr w:type="spellStart"/>
+      <w:r>
+        <w:rPr>
+          <w:rFonts w:ascii="Times New Roman" w:hAnsi="Times New Roman"/>
+          <w:color w:val="000000"/>
+          <w:sz w:val="28"/>
+        </w:rPr>
+        <w:t>новый</w:t>
+      </w:r>
+      <w:proofErr w:type="spellEnd"/>
+      <w:r>
+        <w:rPr>
+          <w:rFonts w:ascii="Times New Roman" w:hAnsi="Times New Roman"/>
+          <w:color w:val="000000"/>
+          <w:sz w:val="28"/>
+        </w:rPr>
+        <w:t xml:space="preserve"> 2.</w:t>
+      </w:r>
+    </w:p>
+    <w:p>
+      <w:pPr>
+        <w:spacing w:before="280" w:after="0" w:line="240" w:lineRule="auto"/>
+        <w:rPr>
+          <w:lang w:val="ru-RU"/>
+        </w:rPr>
+      </w:pPr>
+      <w:r>
+        <w:rPr>
+          <w:rFonts w:ascii="Times New Roman" w:hAnsi="Times New Roman"/>
+          <w:color w:val="000000"/>
+          <w:sz w:val="28"/>
+          <w:lang w:val="ru-RU"/>
+        </w:rPr>
+        <w:t>Таблица 2.2 – ОписаниеDS ADSA</w:t>
+      </w:r>
+      <w:proofErr w:type="spellStart"/>
+      <w:r>
+        <w:rPr>
+          <w:rFonts w:ascii="Times New Roman" w:hAnsi="Times New Roman"/>
+          <w:color w:val="000000"/>
+          <w:sz w:val="28"/>
+          <w:lang w:val="ru-RU"/>
+        </w:rPr>
+      </w:r>
+      <w:proofErr w:type="spellEnd"/>
+      <w:r>
+        <w:rPr>
+          <w:rFonts w:ascii="Times New Roman" w:hAnsi="Times New Roman"/>
+          <w:color w:val="000000"/>
+          <w:sz w:val="28"/>
+          <w:lang w:val="ru-RU"/>
+        </w:rPr>
+      </w:r>
+    </w:p>
+    <w:tbl>
+      <w:tblPr>
+        <w:tblW w:w="0" w:type="auto"/>
+        <w:tblLayout w:type="fixed"/>
+        <w:tblLook w:val="04A0" w:firstRow="1" w:lastRow="0" w:firstColumn="1" w:lastColumn="0" w:noHBand="0" w:noVBand="1"/>
+      </w:tblPr>
+      <w:tblGrid>
+        <w:gridCol w:w="605"/>
+        <w:gridCol w:w="606"/>
+        <w:gridCol w:w="605"/>
+        <w:gridCol w:w="606"/>
+        <w:gridCol w:w="2422"/>
+        <w:gridCol w:w="2422"/>
+        <w:gridCol w:w="2422"/>
+      </w:tblGrid>
+      <w:tr>
+        <w:trPr>
+          <w:cantSplit/>
+          <w:trHeight w:val="1134"/>
+        </w:trPr>
+        <w:tc>
+          <w:tcPr>
+            <w:tcW w:w="2422" w:type="dxa"/>
+            <w:gridSpan w:val="4"/>
+            <w:vMerge w:val="restart"/>
+            <w:tcBorders>
+              <w:top w:val="single" w:sz="4" w:space="0" w:color="000000"/>
+              <w:left w:val="single" w:sz="4" w:space="0" w:color="000000"/>
+              <w:right w:val="single" w:sz="4" w:space="0" w:color="000000"/>
+            </w:tcBorders>
+          </w:tcPr>
+          <w:p>
+            <w:pPr>
+              <w:spacing w:after="0" w:line="240" w:lineRule="auto"/>
+              <w:jc w:val="right"/>
+              <w:rPr>
+                <w:rFonts w:ascii="Times New Roman" w:hAnsi="Times New Roman"/>
+                <w:color w:val="000000"/>
+                <w:sz w:val="24"/>
+                <w:lang w:val="ru-RU"/>
+              </w:rPr>
+            </w:pPr>
+            <w:r>
+              <w:rPr>
+                <w:rFonts w:ascii="Times New Roman" w:hAnsi="Times New Roman"/>
+                <w:color w:val="000000"/>
+                <w:sz w:val="24"/>
+              </w:rPr>
+              <w:t>IIIIIУ5пппп0</w:t>
+            </w:r>
+          </w:p>
+          <w:p>
+            <w:pPr>
+              <w:spacing w:after="0" w:line="240" w:lineRule="auto"/>
+              <w:jc w:val="both"/>
+              <w:rPr>
+                <w:rFonts w:ascii="Times New Roman" w:hAnsi="Times New Roman"/>
+                <w:color w:val="000000"/>
+                <w:sz w:val="24"/>
+                <w:lang w:val="ru-RU"/>
+              </w:rPr>
+            </w:pPr>
+          </w:p>
+        </w:tc>
+        <w:tc>
+          <w:tcPr>
+            <w:tcW w:w="2422" w:type="dxa"/>
+            <w:tcBorders>
+              <w:top w:val="single" w:sz="4" w:space="0" w:color="000000"/>
+              <w:left w:val="single" w:sz="4" w:space="0" w:color="000000"/>
+              <w:bottom w:val="single" w:sz="4" w:space="0" w:color="000000"/>
+              <w:right w:val="single" w:sz="4" w:space="0" w:color="000000"/>
+            </w:tcBorders>
+          </w:tcPr>
+          <w:p>
+            <w:pPr>
+              <w:spacing w:after="0" w:line="240" w:lineRule="auto"/>
+              <w:jc w:val="right"/>
+              <w:rPr>
+                <w:rFonts w:ascii="Times New Roman" w:hAnsi="Times New Roman"/>
+                <w:color w:val="000000"/>
+                <w:sz w:val="24"/>
+                <w:lang w:val="ru-RU"/>
+              </w:rPr>
+            </w:pPr>
+            <w:r>
+              <w:rPr>
+                <w:rFonts w:ascii="Times New Roman" w:hAnsi="Times New Roman"/>
+                <w:color w:val="000000"/>
+                <w:sz w:val="24"/>
+                <w:lang w:val="ru-RU"/>
+              </w:rPr>
+              <w:t>2аDdDdDSAAD 3DSрти00000000нок для 0рабIIIIоты с контентом. Антиплагиат2,</w:t>
+            </w:r>
+          </w:p>
+        </w:tc>
+        <w:tc>
+          <w:tcPr>
+            <w:tcW w:w="2422" w:type="dxa"/>
+            <w:tcBorders>
+              <w:top w:val="single" w:sz="4" w:space="0" w:color="000000"/>
+              <w:left w:val="single" w:sz="4" w:space="0" w:color="000000"/>
+              <w:bottom w:val="single" w:sz="4" w:space="0" w:color="000000"/>
+              <w:right w:val="single" w:sz="4" w:space="0" w:color="000000"/>
+            </w:tcBorders>
+            <w:vAlign w:val="center"/>
+          </w:tcPr>
+          <w:p>
+            <w:pPr>
+              <w:spacing w:after="0" w:line="240" w:lineRule="auto"/>
+              <w:jc w:val="right"/>
+              <w:rPr>
+                <w:rFonts w:ascii="Times New Roman" w:hAnsi="Times New Roman"/>
+                <w:color w:val="000000"/>
+                <w:sz w:val="24"/>
+                <w:lang w:val="ru-RU"/>
+              </w:rPr>
+            </w:pPr>
+            <w:r>
+              <w:rPr>
+                <w:rFonts w:ascii="Times New Roman" w:hAnsi="Times New Roman"/>
+                <w:color w:val="000000"/>
+                <w:sz w:val="24"/>
+                <w:lang w:val="ru-RU"/>
+              </w:rPr>
+              <w:t>DSртин0ок1 для,</w:t>
+            </w:r>
+          </w:p>
+          <w:p>
+            <w:pPr>
+              <w:spacing w:after="0" w:line="240" w:lineRule="auto"/>
+              <w:rPr>
+                <w:rFonts w:ascii="Times New Roman" w:hAnsi="Times New Roman"/>
+                <w:color w:val="000000"/>
+                <w:sz w:val="24"/>
+                <w:lang w:val="ru-RU"/>
+              </w:rPr>
+            </w:pPr>
+          </w:p>
+        </w:tc>
+        <w:tc>
+          <w:tcPr>
+            <w:tcW w:w="2422" w:type="dxa"/>
+            <w:tcBorders>
+              <w:top w:val="single" w:sz="4" w:space="0" w:color="000000"/>
+              <w:left w:val="single" w:sz="4" w:space="0" w:color="000000"/>
+              <w:bottom w:val="single" w:sz="4" w:space="0" w:color="000000"/>
+              <w:right w:val="single" w:sz="4" w:space="0" w:color="000000"/>
+            </w:tcBorders>
+            <w:vAlign w:val="center"/>
+          </w:tcPr>
+          <w:p>
+            <w:pPr>
+              <w:spacing w:after="0" w:line="240" w:lineRule="auto"/>
+              <w:jc w:val="right"/>
+              <w:rPr>
+                <w:rFonts w:ascii="Times New Roman" w:hAnsi="Times New Roman"/>
+                <w:color w:val="000000"/>
+                <w:sz w:val="24"/>
+                <w:lang w:val="ru-RU"/>
+              </w:rPr>
+            </w:pPr>
+            <w:r>
+              <w:rPr>
+                <w:rFonts w:ascii="Times New Roman" w:hAnsi="Times New Roman"/>
+                <w:color w:val="000000"/>
+                <w:sz w:val="24"/>
+                <w:lang w:val="ru-RU"/>
+              </w:rPr>
+              <w:t>40</w:t>
+            </w:r>
+          </w:p>
+        </w:tc>
+      </w:tr>
+      <w:tr>
+        <w:trPr>
+          <w:trHeight w:val="276"/>
+        </w:trPr>
+        <w:tc>
+          <w:tcPr>
+            <w:tcW w:w="2422" w:type="dxa"/>
+            <w:gridSpan w:val="4"/>
+            <w:vMerge/>
+            <w:tcBorders>
+              <w:left w:val="single" w:sz="4" w:space="0" w:color="000000"/>
+              <w:bottom w:val="single" w:sz="4" w:space="0" w:color="000000"/>
+              <w:right w:val="single" w:sz="4" w:space="0" w:color="000000"/>
+            </w:tcBorders>
+            <w:vAlign w:val="bottom"/>
+          </w:tcPr>
+          <w:p>
+            <w:pPr>
+              <w:spacing w:after="0" w:line="240" w:lineRule="auto"/>
+              <w:jc w:val="right"/>
+              <w:rPr>
+                <w:rFonts w:ascii="Times New Roman" w:hAnsi="Times New Roman"/>
+                <w:color w:val="000000"/>
+                <w:sz w:val="24"/>
+                <w:lang w:val="ru-RU"/>
+              </w:rPr>
+            </w:pPr>
+          </w:p>
+        </w:tc>
+        <w:tc>
+          <w:tcPr>
+            <w:tcW w:w="7266" w:type="dxa"/>
+            <w:gridSpan w:val="3"/>
+            <w:vMerge w:val="restart"/>
+            <w:tcBorders>
+              <w:top w:val="single" w:sz="4" w:space="0" w:color="000000"/>
+              <w:left w:val="single" w:sz="4" w:space="0" w:color="000000"/>
+              <w:right w:val="single" w:sz="4" w:space="0" w:color="000000"/>
+            </w:tcBorders>
+          </w:tcPr>
+          <w:p>
+            <w:pPr>
+              <w:spacing w:after="0" w:line="240" w:lineRule="auto"/>
+              <w:jc w:val="right"/>
+              <w:rPr>
+                <w:rFonts w:ascii="Times New Roman" w:hAnsi="Times New Roman"/>
+                <w:color w:val="000000"/>
+                <w:sz w:val="24"/>
+                <w:lang w:val="ru-RU"/>
+              </w:rPr>
+            </w:pPr>
+            <w:r>
+              <w:rPr>
+                <w:rFonts w:ascii="Times New Roman" w:hAnsi="Times New Roman"/>
+                <w:color w:val="000000"/>
+                <w:sz w:val="24"/>
+              </w:rPr>
+              <w:t>IIIIПппппп09000</w:t>
+            </w:r>
+          </w:p>
+          <w:p>
+            <w:pPr>
+              <w:spacing w:after="0" w:line="240" w:lineRule="auto"/>
+              <w:jc w:val="both"/>
+              <w:rPr>
+                <w:rFonts w:ascii="Times New Roman" w:hAnsi="Times New Roman"/>
+                <w:color w:val="000000"/>
+                <w:sz w:val="24"/>
+                <w:lang w:val="ru-RU"/>
+              </w:rPr>
+            </w:pPr>
+          </w:p>
+          <w:p>
+            <w:pPr>
+              <w:spacing w:after="0" w:line="240" w:lineRule="auto"/>
+              <w:jc w:val="both"/>
+              <w:rPr>
+                <w:rFonts w:ascii="Times New Roman" w:hAnsi="Times New Roman"/>
+                <w:color w:val="000000"/>
+                <w:sz w:val="24"/>
+                <w:lang w:val="ru-RU"/>
+              </w:rPr>
+            </w:pPr>
+          </w:p>
+          <w:p>
+            <w:pPr>
+              <w:spacing w:after="0" w:line="240" w:lineRule="auto"/>
+              <w:jc w:val="both"/>
+              <w:rPr>
+                <w:rFonts w:ascii="Times New Roman" w:hAnsi="Times New Roman"/>
+                <w:color w:val="000000"/>
+                <w:sz w:val="24"/>
+              </w:rPr>
+            </w:pPr>
+          </w:p>
+          <w:p>
+            <w:pPr>
+              <w:spacing w:after="0" w:line="240" w:lineRule="auto"/>
+              <w:jc w:val="both"/>
+              <w:rPr>
+                <w:rFonts w:ascii="Times New Roman" w:hAnsi="Times New Roman"/>
+                <w:color w:val="000000"/>
+                <w:sz w:val="24"/>
+                <w:lang w:val="ru-RU"/>
+              </w:rPr>
+            </w:pPr>
+          </w:p>
+          <w:p>
+            <w:pPr>
+              <w:spacing w:after="0" w:line="240" w:lineRule="auto"/>
+              <w:jc w:val="right"/>
+              <w:rPr>
+                <w:rFonts w:ascii="Times New Roman" w:hAnsi="Times New Roman"/>
+                <w:color w:val="000000"/>
+                <w:sz w:val="24"/>
+                <w:lang w:val="ru-RU"/>
+              </w:rPr>
+            </w:pPr>
+          </w:p>
+        </w:tc>
+      </w:tr>
+      <w:tr>
+        <w:trPr>
+          <w:trHeight w:val="78"/>
+        </w:trPr>
+        <w:tc>
+          <w:tcPr>
+            <w:tcW w:w="605" w:type="dxa"/>
+            <w:tcBorders>
+              <w:top w:val="single" w:sz="4" w:space="0" w:color="000000"/>
+              <w:left w:val="single" w:sz="4" w:space="0" w:color="000000"/>
+              <w:bottom w:val="single" w:sz="4" w:space="0" w:color="000000"/>
+              <w:right w:val="single" w:sz="4" w:space="0" w:color="000000"/>
+            </w:tcBorders>
+            <w:vAlign w:val="center"/>
+          </w:tcPr>
+          <w:p>
+            <w:pPr>
+              <w:spacing w:after="0" w:line="240" w:lineRule="auto"/>
+              <w:jc w:val="right"/>
+            </w:pPr>
+            <w:r>
+              <w:rPr>
+                <w:rFonts w:ascii="Times New Roman" w:hAnsi="Times New Roman"/>
+                <w:color w:val="000000"/>
+                <w:sz w:val="24"/>
+              </w:rPr>
+              <w:t>1</w:t>
+            </w:r>
+          </w:p>
+        </w:tc>
+        <w:tc>
+          <w:tcPr>
+            <w:tcW w:w="606" w:type="dxa"/>
+            <w:tcBorders>
+              <w:top w:val="single" w:sz="4" w:space="0" w:color="000000"/>
+              <w:left w:val="single" w:sz="4" w:space="0" w:color="000000"/>
+              <w:bottom w:val="single" w:sz="4" w:space="0" w:color="000000"/>
+              <w:right w:val="single" w:sz="4" w:space="0" w:color="000000"/>
+            </w:tcBorders>
+            <w:vAlign w:val="center"/>
+          </w:tcPr>
+          <w:p>
+            <w:pPr>
+              <w:spacing w:after="0" w:line="240" w:lineRule="auto"/>
+              <w:jc w:val="right"/>
+            </w:pPr>
+          </w:p>
+        </w:tc>
+        <w:tc>
+          <w:tcPr>
+            <w:tcW w:w="605" w:type="dxa"/>
+            <w:tcBorders>
+              <w:top w:val="single" w:sz="4" w:space="0" w:color="000000"/>
+              <w:left w:val="single" w:sz="4" w:space="0" w:color="000000"/>
+              <w:bottom w:val="single" w:sz="4" w:space="0" w:color="000000"/>
+              <w:right w:val="single" w:sz="4" w:space="0" w:color="000000"/>
+            </w:tcBorders>
+            <w:vAlign w:val="center"/>
+          </w:tcPr>
+          <w:p>
+            <w:pPr>
+              <w:spacing w:after="0" w:line="240" w:lineRule="auto"/>
+              <w:jc w:val="right"/>
+            </w:pPr>
+          </w:p>
+        </w:tc>
+        <w:tc>
+          <w:tcPr>
+            <w:tcW w:w="606" w:type="dxa"/>
+            <w:tcBorders>
+              <w:top w:val="single" w:sz="4" w:space="0" w:color="000000"/>
+              <w:left w:val="single" w:sz="4" w:space="0" w:color="000000"/>
+              <w:bottom w:val="single" w:sz="4" w:space="0" w:color="000000"/>
+              <w:right w:val="single" w:sz="4" w:space="0" w:color="000000"/>
+            </w:tcBorders>
+            <w:vAlign w:val="center"/>
+          </w:tcPr>
+          <w:p>
+            <w:pPr>
+              <w:spacing w:after="0" w:line="240" w:lineRule="auto"/>
+              <w:jc w:val="right"/>
+            </w:pPr>
+          </w:p>
+        </w:tc>
+        <w:tc>
+          <w:tcPr>
+            <w:tcW w:w="7266" w:type="dxa"/>
+            <w:gridSpan w:val="3"/>
+            <w:vMerge/>
+            <w:tcBorders>
+              <w:left w:val="single" w:sz="4" w:space="0" w:color="000000"/>
+              <w:right w:val="single" w:sz="4" w:space="0" w:color="000000"/>
+            </w:tcBorders>
+            <w:vAlign w:val="center"/>
+          </w:tcPr>
+          <w:p>
+            <w:pPr>
+              <w:spacing w:after="0" w:line="240" w:lineRule="auto"/>
+              <w:jc w:val="center"/>
+            </w:pPr>
+          </w:p>
+        </w:tc>
+      </w:tr>
+      <w:tr>
+        <w:trPr>
+          <w:trHeight w:val="76"/>
+        </w:trPr>
+        <w:tc>
+          <w:tcPr>
+            <w:tcW w:w="605" w:type="dxa"/>
+            <w:tcBorders>
+              <w:top w:val="single" w:sz="4" w:space="0" w:color="000000"/>
+              <w:left w:val="single" w:sz="4" w:space="0" w:color="000000"/>
+              <w:bottom w:val="single" w:sz="4" w:space="0" w:color="000000"/>
+              <w:right w:val="single" w:sz="4" w:space="0" w:color="000000"/>
+            </w:tcBorders>
+            <w:vAlign w:val="center"/>
+          </w:tcPr>
+          <w:p>
+            <w:pPr>
+              <w:spacing w:after="0" w:line="240" w:lineRule="auto"/>
+              <w:jc w:val="right"/>
+              <w:rPr>
+                <w:rFonts w:ascii="Times New Roman" w:hAnsi="Times New Roman"/>
+                <w:color w:val="000000"/>
+                <w:sz w:val="24"/>
+              </w:rPr>
+            </w:pPr>
+          </w:p>
+        </w:tc>
+        <w:tc>
+          <w:tcPr>
+            <w:tcW w:w="606" w:type="dxa"/>
+            <w:tcBorders>
+              <w:top w:val="single" w:sz="4" w:space="0" w:color="000000"/>
+              <w:left w:val="single" w:sz="4" w:space="0" w:color="000000"/>
+              <w:bottom w:val="single" w:sz="4" w:space="0" w:color="000000"/>
+              <w:right w:val="single" w:sz="4" w:space="0" w:color="000000"/>
+            </w:tcBorders>
+            <w:vAlign w:val="center"/>
+          </w:tcPr>
+          <w:p>
+            <w:pPr>
+              <w:spacing w:after="0" w:line="240" w:lineRule="auto"/>
+              <w:jc w:val="right"/>
+              <w:rPr>
+                <w:rFonts w:ascii="Times New Roman" w:hAnsi="Times New Roman"/>
+                <w:color w:val="000000"/>
+                <w:sz w:val="24"/>
+              </w:rPr>
+            </w:pPr>
+          </w:p>
+        </w:tc>
+        <w:tc>
+          <w:tcPr>
+            <w:tcW w:w="605" w:type="dxa"/>
+            <w:tcBorders>
+              <w:top w:val="single" w:sz="4" w:space="0" w:color="000000"/>
+              <w:left w:val="single" w:sz="4" w:space="0" w:color="000000"/>
+              <w:bottom w:val="single" w:sz="4" w:space="0" w:color="000000"/>
+              <w:right w:val="single" w:sz="4" w:space="0" w:color="000000"/>
+            </w:tcBorders>
+            <w:vAlign w:val="center"/>
+          </w:tcPr>
+          <w:p>
+            <w:pPr>
+              <w:spacing w:after="0" w:line="240" w:lineRule="auto"/>
+              <w:jc w:val="right"/>
+              <w:rPr>
+                <w:rFonts w:ascii="Times New Roman" w:hAnsi="Times New Roman"/>
+                <w:color w:val="000000"/>
+                <w:sz w:val="24"/>
+              </w:rPr>
+            </w:pPr>
+          </w:p>
+        </w:tc>
+        <w:tc>
+          <w:tcPr>
+            <w:tcW w:w="606" w:type="dxa"/>
+            <w:tcBorders>
+              <w:top w:val="single" w:sz="4" w:space="0" w:color="000000"/>
+              <w:left w:val="single" w:sz="4" w:space="0" w:color="000000"/>
+              <w:bottom w:val="single" w:sz="4" w:space="0" w:color="000000"/>
+              <w:right w:val="single" w:sz="4" w:space="0" w:color="000000"/>
+            </w:tcBorders>
+            <w:vAlign w:val="center"/>
+          </w:tcPr>
+          <w:p>
+            <w:pPr>
+              <w:spacing w:after="0" w:line="240" w:lineRule="auto"/>
+              <w:jc w:val="right"/>
+              <w:rPr>
+                <w:rFonts w:ascii="Times New Roman" w:hAnsi="Times New Roman"/>
+                <w:color w:val="000000"/>
+                <w:sz w:val="24"/>
+              </w:rPr>
+            </w:pPr>
+          </w:p>
+        </w:tc>
+        <w:tc>
+          <w:tcPr>
+            <w:tcW w:w="7266" w:type="dxa"/>
+            <w:gridSpan w:val="3"/>
+            <w:vMerge/>
+            <w:tcBorders>
+              <w:left w:val="single" w:sz="4" w:space="0" w:color="000000"/>
+              <w:right w:val="single" w:sz="4" w:space="0" w:color="000000"/>
+            </w:tcBorders>
+            <w:vAlign w:val="center"/>
+          </w:tcPr>
+          <w:p>
+            <w:pPr>
+              <w:spacing w:after="0" w:line="240" w:lineRule="auto"/>
+              <w:jc w:val="center"/>
+            </w:pPr>
+          </w:p>
+        </w:tc>
+      </w:tr>
+      <w:tr>
+        <w:trPr>
+          <w:trHeight w:val="76"/>
+        </w:trPr>
+        <w:tc>
+          <w:tcPr>
+            <w:tcW w:w="605" w:type="dxa"/>
+            <w:tcBorders>
+              <w:top w:val="single" w:sz="4" w:space="0" w:color="000000"/>
+              <w:left w:val="single" w:sz="4" w:space="0" w:color="000000"/>
+              <w:bottom w:val="single" w:sz="4" w:space="0" w:color="000000"/>
+              <w:right w:val="single" w:sz="4" w:space="0" w:color="000000"/>
+            </w:tcBorders>
+            <w:vAlign w:val="center"/>
+          </w:tcPr>
+          <w:p>
+            <w:pPr>
+              <w:spacing w:after="0" w:line="240" w:lineRule="auto"/>
+              <w:jc w:val="right"/>
+              <w:rPr>
+                <w:rFonts w:ascii="Times New Roman" w:hAnsi="Times New Roman"/>
+                <w:color w:val="000000"/>
+                <w:sz w:val="24"/>
+              </w:rPr>
+            </w:pPr>
+          </w:p>
+        </w:tc>
+        <w:tc>
+          <w:tcPr>
+            <w:tcW w:w="606" w:type="dxa"/>
+            <w:tcBorders>
+              <w:top w:val="single" w:sz="4" w:space="0" w:color="000000"/>
+              <w:left w:val="single" w:sz="4" w:space="0" w:color="000000"/>
+              <w:bottom w:val="single" w:sz="4" w:space="0" w:color="000000"/>
+              <w:right w:val="single" w:sz="4" w:space="0" w:color="000000"/>
+            </w:tcBorders>
+            <w:vAlign w:val="center"/>
+          </w:tcPr>
+          <w:p>
+            <w:pPr>
+              <w:spacing w:after="0" w:line="240" w:lineRule="auto"/>
+              <w:jc w:val="right"/>
+              <w:rPr>
+                <w:rFonts w:ascii="Times New Roman" w:hAnsi="Times New Roman"/>
+                <w:color w:val="000000"/>
+                <w:sz w:val="24"/>
+              </w:rPr>
+            </w:pPr>
+          </w:p>
+        </w:tc>
+        <w:tc>
+          <w:tcPr>
+            <w:tcW w:w="605" w:type="dxa"/>
+            <w:tcBorders>
+              <w:top w:val="single" w:sz="4" w:space="0" w:color="000000"/>
+              <w:left w:val="single" w:sz="4" w:space="0" w:color="000000"/>
+              <w:bottom w:val="single" w:sz="4" w:space="0" w:color="000000"/>
+              <w:right w:val="single" w:sz="4" w:space="0" w:color="000000"/>
+            </w:tcBorders>
+            <w:vAlign w:val="center"/>
+          </w:tcPr>
+          <w:p>
+            <w:pPr>
+              <w:spacing w:after="0" w:line="240" w:lineRule="auto"/>
+              <w:jc w:val="right"/>
+              <w:rPr>
+                <w:rFonts w:ascii="Times New Roman" w:hAnsi="Times New Roman"/>
+                <w:color w:val="000000"/>
+                <w:sz w:val="24"/>
+              </w:rPr>
+            </w:pPr>
+          </w:p>
+        </w:tc>
+        <w:tc>
+          <w:tcPr>
+            <w:tcW w:w="606" w:type="dxa"/>
+            <w:tcBorders>
+              <w:top w:val="single" w:sz="4" w:space="0" w:color="000000"/>
+              <w:left w:val="single" w:sz="4" w:space="0" w:color="000000"/>
+              <w:bottom w:val="single" w:sz="4" w:space="0" w:color="000000"/>
+              <w:right w:val="single" w:sz="4" w:space="0" w:color="000000"/>
+            </w:tcBorders>
+            <w:vAlign w:val="center"/>
+          </w:tcPr>
+          <w:p>
+            <w:pPr>
+              <w:spacing w:after="0" w:line="240" w:lineRule="auto"/>
+              <w:jc w:val="right"/>
+              <w:rPr>
+                <w:rFonts w:ascii="Times New Roman" w:hAnsi="Times New Roman"/>
+                <w:color w:val="000000"/>
+                <w:sz w:val="24"/>
+              </w:rPr>
+            </w:pPr>
+            <w:proofErr w:type="spellStart"/>
+            <w:r>
+              <w:rPr>
+                <w:rFonts w:ascii="Times New Roman" w:hAnsi="Times New Roman"/>
+                <w:color w:val="000000"/>
+                <w:sz w:val="24"/>
+              </w:rPr>
+              <w:t>выфв</w:t>
+            </w:r>
+            <w:proofErr w:type="spellEnd"/>
+          </w:p>
+        </w:tc>
+        <w:tc>
+          <w:tcPr>
+            <w:tcW w:w="7266" w:type="dxa"/>
+            <w:gridSpan w:val="3"/>
+            <w:vMerge/>
+            <w:tcBorders>
+              <w:left w:val="single" w:sz="4" w:space="0" w:color="000000"/>
+              <w:right w:val="single" w:sz="4" w:space="0" w:color="000000"/>
+            </w:tcBorders>
+            <w:vAlign w:val="center"/>
+          </w:tcPr>
+          <w:p>
+            <w:pPr>
+              <w:spacing w:after="0" w:line="240" w:lineRule="auto"/>
+              <w:jc w:val="center"/>
+            </w:pPr>
+          </w:p>
+        </w:tc>
+      </w:tr>
+      <w:tr>
+        <w:tc>
+          <w:tcPr>
+            <w:tcW w:w="2422" w:type="dxa"/>
+            <w:gridSpan w:val="4"/>
+            <w:tcBorders>
+              <w:top w:val="single" w:sz="4" w:space="0" w:color="000000"/>
+              <w:left w:val="single" w:sz="4" w:space="0" w:color="000000"/>
+              <w:bottom w:val="single" w:sz="4" w:space="0" w:color="000000"/>
+              <w:right w:val="single" w:sz="4" w:space="0" w:color="000000"/>
+            </w:tcBorders>
+            <w:vAlign w:val="center"/>
+          </w:tcPr>
+          <w:p>
+            <w:pPr>
+              <w:spacing w:after="0" w:line="240" w:lineRule="auto"/>
+            </w:pPr>
+            <w:r>
+              <w:rPr>
+                <w:rFonts w:ascii="Times New Roman" w:hAnsi="Times New Roman"/>
+                <w:color w:val="000000"/>
+                <w:sz w:val="24"/>
+              </w:rPr>
+              <w:t>333</w:t>
+            </w:r>
+          </w:p>
+        </w:tc>
+        <w:tc>
+          <w:tcPr>
+            <w:tcW w:w="7266" w:type="dxa"/>
+            <w:gridSpan w:val="3"/>
+            <w:vMerge/>
+            <w:tcBorders>
+              <w:left w:val="single" w:sz="4" w:space="0" w:color="000000"/>
+              <w:bottom w:val="single" w:sz="4" w:space="0" w:color="000000"/>
+              <w:right w:val="single" w:sz="4" w:space="0" w:color="000000"/>
+            </w:tcBorders>
+            <w:vAlign w:val="center"/>
+          </w:tcPr>
+          <w:p>
+            <w:pPr>
+              <w:spacing w:after="0" w:line="240" w:lineRule="auto"/>
+              <w:jc w:val="center"/>
+            </w:pPr>
+          </w:p>
+        </w:tc>
+      </w:tr>
+    </w:tbl>
+    <w:p>
+      <w:pPr>
+        <w:spacing w:before="280" w:after="0" w:line="240" w:lineRule="auto"/>
+        <w:ind w:firstLine="709"/>
+        <w:jc w:val="both"/>
+      </w:pPr>
+      <w:r>
+        <w:rPr>
+          <w:rFonts w:ascii="Times New Roman" w:hAnsi="Times New Roman"/>
+          <w:color w:val="000000"/>
+          <w:sz w:val="28"/>
+        </w:rPr>
+        <w:t>Ntrcnf vyjuj yt, sdftn yjdjn jy  b ,sdftnNtrcnf vyjuj yt, sdftn yjdjn jy  b ,sdftnNtrcnf vyjuj yt, sdftn yjdjn jy  b ,sdftnNtrcnf vyjuj yt, e3432sdftn yjdjn jy  b ,sdftn</w:t>
+      </w:r>
+      <w:r>
+        <w:rPr>
+          <w:rFonts w:ascii="Times New Roman" w:hAnsi="Times New Roman"/>
+          <w:color w:val="000000"/>
+          <w:sz w:val="28"/>
+        </w:rPr>
+      </w:r>
+      <w:proofErr w:type="gramStart"/>
+      <w:r>
+        <w:rPr>
+          <w:rFonts w:ascii="Times New Roman" w:hAnsi="Times New Roman"/>
+          <w:color w:val="000000"/>
+          <w:sz w:val="28"/>
+        </w:rPr>
+      </w:r>
+      <w:proofErr w:type="gramEnd"/>
+      <w:r>
+        <w:rPr>
+          <w:rFonts w:ascii="Times New Roman" w:hAnsi="Times New Roman"/>
+          <w:color w:val="000000"/>
+          <w:sz w:val="28"/>
+        </w:rPr>
+      </w:r>
+    </w:p>
+    <w:p>
+      <w:pPr>
         <w:pStyle w:val="ae"/>
         <w:numPr>
           <w:ilvl w:val="0"/>
-          <w:numId w:val="12"/>
+          <w:numId w:val="13"/>
         </w:numPr>
-        <w:spacing w:after="0" w:line="240" w:lineRule="auto" w:before="280"/>
+        <w:spacing w:after="0" w:line="240" w:lineRule="auto"/>
         <w:jc w:val="both"/>
         <w:rPr>
           <w:rFonts w:ascii="Times New Roman" w:hAnsi="Times New Roman"/>
@@ -2721,8 +2677,9 @@
           <w:rFonts w:ascii="Times New Roman" w:hAnsi="Times New Roman"/>
           <w:color w:val="000000"/>
           <w:sz w:val="28"/>
+          <w:lang w:val="ru-RU"/>
         </w:rPr>
-        <w:t>update the first;</w:t>
+        <w:t>Вот</w:t>
       </w:r>
     </w:p>
     <w:p>
@@ -2730,10 +2687,38 @@
         <w:pStyle w:val="ae"/>
         <w:numPr>
           <w:ilvl w:val="0"/>
-          <w:numId w:val="12"/>
+          <w:numId w:val="13"/>
         </w:numPr>
         <w:spacing w:after="0" w:line="240" w:lineRule="auto"/>
         <w:jc w:val="both"/>
+        <w:rPr>
+          <w:rFonts w:ascii="Times New Roman" w:hAnsi="Times New Roman"/>
+          <w:color w:val="000000"/>
+          <w:sz w:val="28"/>
+        </w:rPr>
+      </w:pPr>
+      <w:r>
+        <w:rPr>
+          <w:rFonts w:ascii="Times New Roman" w:hAnsi="Times New Roman"/>
+          <w:color w:val="000000"/>
+          <w:sz w:val="28"/>
+          <w:lang w:val="ru-RU"/>
+        </w:rPr>
+        <w:t>И все</w:t>
+      </w:r>
+    </w:p>
+    <w:p>
+      <w:pPr>
+        <w:spacing w:after="0" w:line="240" w:lineRule="auto"/>
+        <w:ind w:firstLine="709"/>
+        <w:jc w:val="both"/>
+      </w:pPr>
+    </w:p>
+    <w:p>
+      <w:pPr>
+        <w:pStyle w:val="21"/>
+        <w:spacing w:before="360" w:after="240" w:line="240" w:lineRule="auto"/>
+        <w:ind w:firstLine="709"/>
       </w:pPr>
       <w:r>
         <w:rPr>
@@ -2741,22 +2726,209 @@
           <w:color w:val="000000"/>
           <w:sz w:val="28"/>
         </w:rPr>
-        <w:t>the third</w:t>
+        <w:t>2.1 вллввл</w:t>
       </w:r>
+      <w:proofErr w:type="spellStart"/>
       <w:r>
         <w:rPr>
           <w:rFonts w:ascii="Times New Roman" w:hAnsi="Times New Roman"/>
           <w:color w:val="000000"/>
           <w:sz w:val="28"/>
         </w:rPr>
-        <w:t>.</w:t>
+      </w:r>
+      <w:proofErr w:type="spellEnd"/>
+    </w:p>
+    <w:tbl>
+      <w:tblPr>
+        <w:tblW w:w="0" w:type="auto"/>
+        <w:tblLayout w:type="fixed"/>
+        <w:tblLook w:val="04A0" w:firstRow="1" w:lastRow="0" w:firstColumn="1" w:lastColumn="0" w:noHBand="0" w:noVBand="1"/>
+      </w:tblPr>
+      <w:tblGrid>
+        <w:gridCol w:w="969"/>
+        <w:gridCol w:w="7751"/>
+        <w:gridCol w:w="969"/>
+      </w:tblGrid>
+      <w:tr>
+        <w:tc>
+          <w:tcPr>
+            <w:tcW w:w="969" w:type="dxa"/>
+          </w:tcPr>
+          <w:p/>
+        </w:tc>
+        <w:tc>
+          <w:tcPr>
+            <w:tcW w:w="7751" w:type="dxa"/>
+            <w:vAlign w:val="center"/>
+          </w:tcPr>
+          <w:p>
+            <w:pPr>
+              <w:spacing w:before="240" w:after="240" w:line="240" w:lineRule="auto"/>
+              <w:jc w:val="center"/>
+            </w:pPr>
+            <m:oMathPara>
+              <m:oMath>
+                <m:sSup>
+                  <m:sSupPr>
+                    <m:ctrlPr>
+                      <w:rPr>
+                        <w:rFonts w:ascii="Cambria Math" w:hAnsi="Cambria Math"/>
+                      </w:rPr>
+                    </m:ctrlPr>
+                  </m:sSupPr>
+                  <m:e>
+                    <m:r>
+                      <w:rPr>
+                        <w:rFonts w:ascii="Cambria Math" w:hAnsi="Cambria Math"/>
+                        <w:color w:val="000000"/>
+                        <w:sz w:val="28"/>
+                      </w:rPr>
+                      <m:t>6</m:t>
+                    </m:r>
+                  </m:e>
+                  <m:sup>
+                    <m:r>
+                      <w:rPr>
+                        <w:rFonts w:ascii="Cambria Math" w:hAnsi="Cambria Math"/>
+                      </w:rPr>
+                      <m:t>5</m:t>
+                    </m:r>
+                  </m:sup>
+                </m:sSup>
+                <m:r>
+                  <w:rPr>
+                    <w:rFonts w:ascii="Cambria Math" w:hAnsi="Cambria Math"/>
+                  </w:rPr>
+                  <m:t>+</m:t>
+                </m:r>
+                <m:r>
+                  <w:rPr>
+                    <w:rFonts w:ascii="Cambria Math" w:hAnsi="Cambria Math"/>
+                  </w:rPr>
+                  <m:t>α</m:t>
+                </m:r>
+                <m:r>
+                  <w:rPr>
+                    <w:rFonts w:ascii="Cambria Math" w:hAnsi="Cambria Math"/>
+                  </w:rPr>
+                  <m:t>*</m:t>
+                </m:r>
+                <m:r>
+                  <w:rPr>
+                    <w:rFonts w:ascii="Cambria Math" w:hAnsi="Cambria Math"/>
+                  </w:rPr>
+                  <m:t>3=</m:t>
+                </m:r>
+                <m:sSubSup>
+                  <m:sSubSupPr>
+                    <m:ctrlPr>
+                      <w:rPr>
+                        <w:rFonts w:ascii="Cambria Math" w:hAnsi="Cambria Math"/>
+                      </w:rPr>
+                    </m:ctrlPr>
+                  </m:sSubSupPr>
+                  <m:e>
+                    <m:r>
+                      <w:rPr>
+                        <w:rFonts w:ascii="Cambria Math" w:hAnsi="Cambria Math"/>
+                      </w:rPr>
+                      <m:t>C</m:t>
+                    </m:r>
+                  </m:e>
+                  <m:sub>
+                    <m:r>
+                      <w:rPr>
+                        <w:rFonts w:ascii="Cambria Math" w:hAnsi="Cambria Math"/>
+                      </w:rPr>
+                      <m:t>7</m:t>
+                    </m:r>
+                  </m:sub>
+                  <m:sup>
+                    <m:r>
+                      <w:rPr>
+                        <w:rFonts w:ascii="Cambria Math" w:hAnsi="Cambria Math"/>
+                      </w:rPr>
+                      <m:t>7{}</m:t>
+                    </m:r>
+                  </m:sup>
+                </m:sSubSup>
+              </m:oMath>
+            </m:oMathPara>
+          </w:p>
+        </w:tc>
+        <w:tc>
+          <w:tcPr>
+            <w:tcW w:w="969" w:type="dxa"/>
+            <w:vAlign w:val="center"/>
+          </w:tcPr>
+          <w:p>
+            <w:pPr>
+              <w:spacing w:before="240" w:after="240" w:line="240" w:lineRule="auto"/>
+              <w:jc w:val="right"/>
+            </w:pPr>
+            <w:r>
+              <w:rPr>
+                <w:rFonts w:ascii="Times New Roman" w:hAnsi="Times New Roman"/>
+                <w:color w:val="000000"/>
+                <w:sz w:val="28"/>
+              </w:rPr>
+              <w:t>(2.1)</w:t>
+            </w:r>
+          </w:p>
+        </w:tc>
+      </w:tr>
+    </w:tbl>
+    <w:p>
+      <w:pPr>
+        <w:spacing w:before="280" w:after="0" w:line="240" w:lineRule="auto"/>
+        <w:jc w:val="center"/>
+      </w:pPr>
+      <w:r>
+        <w:rPr>
+          <w:noProof/>
+        </w:rPr>
+        <w:lastRenderedPageBreak/>
+        <w:drawing>
+          <wp:inline distT="0" distB="0" distL="0" distR="0" wp14:anchorId="3BC53178" wp14:editId="17079B51">
+            <wp:extent cx="4733925" cy="2781300"/>
+            <wp:effectExtent l="0" t="0" r="0" b="0"/>
+            <wp:docPr id="2" name="Picture 2"/>
+            <wp:cNvGraphicFramePr>
+              <a:graphicFrameLocks xmlns:a="http://schemas.openxmlformats.org/drawingml/2006/main" noChangeAspect="1"/>
+            </wp:cNvGraphicFramePr>
+            <a:graphic xmlns:a="http://schemas.openxmlformats.org/drawingml/2006/main">
+              <a:graphicData uri="http://schemas.openxmlformats.org/drawingml/2006/picture">
+                <pic:pic xmlns:pic="http://schemas.openxmlformats.org/drawingml/2006/picture">
+                  <pic:nvPicPr>
+                    <pic:cNvPr id="0" name="image.png"/>
+                    <pic:cNvPicPr/>
+                  </pic:nvPicPr>
+                  <pic:blipFill>
+                    <a:blip r:embed="rId7"/>
+                    <a:stretch>
+                      <a:fillRect/>
+                    </a:stretch>
+                  </pic:blipFill>
+                  <pic:spPr>
+                    <a:xfrm>
+                      <a:off x="0" y="0"/>
+                      <a:ext cx="4733925" cy="2781300"/>
+                    </a:xfrm>
+                    <a:prstGeom prst="rect">
+                      <a:avLst/>
+                    </a:prstGeom>
+                  </pic:spPr>
+                </pic:pic>
+              </a:graphicData>
+            </a:graphic>
+          </wp:inline>
+        </w:drawing>
       </w:r>
     </w:p>
     <w:p>
       <w:pPr>
-        <w:pStyle w:val="21"/>
-        <w:spacing w:before="360" w:after="240" w:line="240" w:lineRule="auto"/>
-        <w:ind w:firstLine="709"/>
+        <w:spacing w:before="120" w:after="280" w:line="240" w:lineRule="auto"/>
+        <w:jc w:val="center"/>
         <w:rPr>
           <w:lang w:val="ru-RU"/>
         </w:rPr>
@@ -2768,46 +2940,8 @@
           <w:sz w:val="28"/>
           <w:lang w:val="ru-RU"/>
         </w:rPr>
-        <w:t>1.4 тест подарезд</w:t>
+        <w:t>Рисунок 2.1 – выв</w:t>
       </w:r>
-      <w:proofErr w:type="spellStart"/>
-      <w:r>
-        <w:rPr>
-          <w:rFonts w:ascii="Times New Roman" w:hAnsi="Times New Roman"/>
-          <w:color w:val="000000"/>
-          <w:sz w:val="28"/>
-          <w:lang w:val="ru-RU"/>
-        </w:rPr>
-      </w:r>
-      <w:proofErr w:type="spellEnd"/>
-    </w:p>
-    <w:p>
-      <w:pPr>
-        <w:spacing w:after="0" w:line="240" w:lineRule="auto"/>
-        <w:ind w:firstLine="709"/>
-        <w:jc w:val="both"/>
-        <w:rPr>
-          <w:lang w:val="ru-RU"/>
-        </w:rPr>
-      </w:pPr>
-      <w:proofErr w:type="spellStart"/>
-      <w:r>
-        <w:rPr>
-          <w:rFonts w:ascii="Times New Roman" w:hAnsi="Times New Roman"/>
-          <w:color w:val="000000"/>
-          <w:sz w:val="28"/>
-          <w:lang w:val="ru-RU"/>
-        </w:rPr>
-        <w:t>выфвф</w:t>
-      </w:r>
-      <w:proofErr w:type="spellEnd"/>
-    </w:p>
-    <w:p>
-      <w:pPr>
-        <w:spacing w:after="0" w:line="240" w:lineRule="auto"/>
-        <w:ind w:firstLine="709"/>
-        <w:jc w:val="both"/>
-      </w:pPr>
     </w:p>
     <w:p/>
     <w:sectPr>

--- a/последние_изменения.docx
+++ b/последние_изменения.docx
@@ -5,8 +5,11 @@
     <w:p>
       <w:pPr>
         <w:pStyle w:val="Heading1"/>
+        <w:keepNext w:val="0"/>
+        <w:keepLines w:val="0"/>
         <w:pageBreakBefore/>
-        <w:spacing w:line="240" w:lineRule="auto" w:before="0" w:after="360"/>
+        <w:widowControl w:val="0"/>
+        <w:spacing w:lineRule="exact" w:line="360" w:before="0" w:after="360"/>
         <w:ind w:left="0" w:right="0" w:firstLine="709"/>
       </w:pPr>
       <w:r>
@@ -17,573 +20,15 @@
           <w:color w:val="000000"/>
           <w:sz w:val="28"/>
         </w:rPr>
-        <w:t>1 Раздел первый</w:t>
+        <w:t>1 ГЛАВА РАЗД ЙКШ DSADNSA</w:t>
       </w:r>
     </w:p>
-    <w:p>
-      <w:pPr>
-        <w:spacing w:line="240" w:lineRule="auto" w:before="0" w:after="0"/>
-        <w:ind w:left="0" w:right="0" w:firstLine="709"/>
-        <w:jc w:val="both"/>
-      </w:pPr>
-      <w:r>
-        <w:rPr>
-          <w:rFonts w:ascii="Times New Roman" w:hAnsi="Times New Roman"/>
-          <w:b w:val="0"/>
-          <w:i w:val="0"/>
-          <w:color w:val="000000"/>
-          <w:sz w:val="28"/>
-        </w:rPr>
-        <w:t>Компонент-текст позволяет добавлять текст на страницу и форматировать его с помощью стилей, заданных в теме. Панель инструментов форматирования недоступна при редактировании содержимого, поэтому невозможно перезаписать выбранный стиль пользовательским форматированием.</w:t>
-      </w:r>
-    </w:p>
-    <w:p>
-      <w:pPr>
-        <w:spacing w:line="240" w:lineRule="auto" w:before="280" w:after="0"/>
-        <w:ind w:left="0" w:right="0" w:firstLine="0"/>
-        <w:jc w:val="center"/>
-      </w:pPr>
-      <w:r>
-        <w:drawing>
-          <wp:inline xmlns:a="http://schemas.openxmlformats.org/drawingml/2006/main" xmlns:pic="http://schemas.openxmlformats.org/drawingml/2006/picture">
-            <wp:extent cx="3371850" cy="3438525"/>
-            <wp:docPr id="1" name="Picture 1"/>
-            <wp:cNvGraphicFramePr>
-              <a:graphicFrameLocks noChangeAspect="1"/>
-            </wp:cNvGraphicFramePr>
-            <a:graphic>
-              <a:graphicData uri="http://schemas.openxmlformats.org/drawingml/2006/picture">
-                <pic:pic>
-                  <pic:nvPicPr>
-                    <pic:cNvPr id="0" name="image.png"/>
-                    <pic:cNvPicPr/>
-                  </pic:nvPicPr>
-                  <pic:blipFill>
-                    <a:blip r:embed="rId9"/>
-                    <a:stretch>
-                      <a:fillRect/>
-                    </a:stretch>
-                  </pic:blipFill>
-                  <pic:spPr>
-                    <a:xfrm>
-                      <a:off x="0" y="0"/>
-                      <a:ext cx="3371850" cy="3438525"/>
-                    </a:xfrm>
-                    <a:prstGeom prst="rect"/>
-                  </pic:spPr>
-                </pic:pic>
-              </a:graphicData>
-            </a:graphic>
-          </wp:inline>
-        </w:drawing>
-      </w:r>
-    </w:p>
-    <w:p>
-      <w:pPr>
-        <w:spacing w:line="240" w:lineRule="auto" w:before="120" w:after="280"/>
-        <w:ind w:left="0" w:right="0" w:firstLine="0"/>
-        <w:jc w:val="center"/>
-      </w:pPr>
-      <w:r>
-        <w:rPr>
-          <w:rFonts w:ascii="Times New Roman" w:hAnsi="Times New Roman"/>
-          <w:b w:val="0"/>
-          <w:i w:val="0"/>
-          <w:color w:val="000000"/>
-          <w:sz w:val="28"/>
-        </w:rPr>
-        <w:t>Рисунок 1.1 – пример рисунка</w:t>
-      </w:r>
-    </w:p>
-    <w:p>
-      <w:pPr>
-        <w:spacing w:line="240" w:lineRule="auto" w:before="0" w:after="0"/>
-        <w:ind w:left="0" w:right="0" w:firstLine="709"/>
-        <w:jc w:val="both"/>
-      </w:pPr>
-      <w:r>
-        <w:rPr>
-          <w:rFonts w:ascii="Times New Roman" w:hAnsi="Times New Roman"/>
-          <w:b w:val="0"/>
-          <w:i w:val="0"/>
-          <w:color w:val="000000"/>
-          <w:sz w:val="28"/>
-        </w:rPr>
-        <w:t>Это полезно, если используется стандартное форматирование для таких элементов, как заголовки. Можно обновить стили, определенные в теме, и автоматически обновить связанный текст на сайте без перезаписи формата.</w:t>
-      </w:r>
-    </w:p>
-    <w:p>
-      <w:pPr>
-        <w:pStyle w:val="Heading2"/>
-        <w:spacing w:line="240" w:lineRule="auto" w:before="360" w:after="240"/>
-        <w:ind w:left="0" w:right="0" w:firstLine="709"/>
-      </w:pPr>
-      <w:r>
-        <w:rPr>
-          <w:rFonts w:ascii="Times New Roman" w:hAnsi="Times New Roman"/>
-          <w:b/>
-          <w:i w:val="0"/>
-          <w:color w:val="000000"/>
-          <w:sz w:val="28"/>
-        </w:rPr>
-        <w:t>1.2 Подраздел первый тест</w:t>
-      </w:r>
-    </w:p>
-    <w:p>
-      <w:pPr>
-        <w:spacing w:line="240" w:lineRule="auto" w:before="280" w:after="0"/>
-        <w:ind w:left="0" w:right="0" w:firstLine="0"/>
-        <w:jc w:val="left"/>
-      </w:pPr>
-      <w:r>
-        <w:rPr>
-          <w:rFonts w:ascii="Times New Roman" w:hAnsi="Times New Roman"/>
-          <w:i w:val="0"/>
-          <w:color w:val="000000"/>
-          <w:sz w:val="28"/>
-        </w:rPr>
-        <w:t>Таблица 1.1 – пример описания</w:t>
-      </w:r>
-    </w:p>
-    <w:tbl>
-      <w:tblPr>
-        <w:tblW w:type="auto" w:w="0"/>
-        <w:tblLayout w:type="fixed"/>
-        <w:tblLook w:firstColumn="1" w:firstRow="1" w:lastColumn="0" w:lastRow="0" w:noHBand="0" w:noVBand="1" w:val="04A0"/>
-      </w:tblPr>
-      <w:tblGrid>
-        <w:gridCol w:w="4844"/>
-        <w:gridCol w:w="4844"/>
-      </w:tblGrid>
-      <w:tr>
-        <w:tc>
-          <w:tcPr>
-            <w:tcW w:type="dxa" w:w="4844"/>
-            <w:vAlign w:val="center"/>
-            <w:tcBorders>
-              <w:top w:val="single" w:sz="4" w:color="000000"/>
-              <w:left w:val="single" w:sz="4" w:color="000000"/>
-              <w:bottom w:val="single" w:sz="4" w:color="000000"/>
-              <w:right w:val="single" w:sz="4" w:color="000000"/>
-            </w:tcBorders>
-          </w:tcPr>
-          <w:p>
-            <w:pPr>
-              <w:spacing w:line="240" w:lineRule="auto" w:before="0" w:after="0"/>
-              <w:ind w:left="0" w:right="0" w:firstLine="0"/>
-              <w:jc w:val="center"/>
-            </w:pPr>
-            <w:r>
-              <w:rPr>
-                <w:rFonts w:ascii="Times New Roman" w:hAnsi="Times New Roman"/>
-                <w:i w:val="0"/>
-                <w:color w:val="000000"/>
-                <w:sz w:val="24"/>
-              </w:rPr>
-              <w:t>1</w:t>
-            </w:r>
-          </w:p>
-        </w:tc>
-        <w:tc>
-          <w:tcPr>
-            <w:tcW w:type="dxa" w:w="4844"/>
-            <w:vAlign w:val="center"/>
-            <w:tcBorders>
-              <w:top w:val="single" w:sz="4" w:color="000000"/>
-              <w:left w:val="single" w:sz="4" w:color="000000"/>
-              <w:bottom w:val="single" w:sz="4" w:color="000000"/>
-              <w:right w:val="single" w:sz="4" w:color="000000"/>
-            </w:tcBorders>
-          </w:tcPr>
-          <w:p>
-            <w:pPr>
-              <w:spacing w:line="240" w:lineRule="auto" w:before="0" w:after="0"/>
-              <w:ind w:left="0" w:right="0" w:firstLine="0"/>
-              <w:jc w:val="left"/>
-            </w:pPr>
-            <w:r>
-              <w:rPr>
-                <w:rFonts w:ascii="Times New Roman" w:hAnsi="Times New Roman"/>
-                <w:i w:val="0"/>
-                <w:color w:val="000000"/>
-                <w:sz w:val="24"/>
-              </w:rPr>
-              <w:t>2</w:t>
-            </w:r>
-          </w:p>
-        </w:tc>
-      </w:tr>
-      <w:tr>
-        <w:tc>
-          <w:tcPr>
-            <w:tcW w:type="dxa" w:w="4844"/>
-            <w:vAlign w:val="center"/>
-            <w:tcBorders>
-              <w:top w:val="single" w:sz="4" w:color="000000"/>
-              <w:left w:val="single" w:sz="4" w:color="000000"/>
-              <w:bottom w:val="single" w:sz="4" w:color="000000"/>
-              <w:right w:val="single" w:sz="4" w:color="000000"/>
-            </w:tcBorders>
-          </w:tcPr>
-          <w:p>
-            <w:pPr>
-              <w:spacing w:line="240" w:lineRule="auto" w:before="0" w:after="0"/>
-              <w:ind w:left="0" w:right="0" w:firstLine="0"/>
-              <w:jc w:val="center"/>
-            </w:pPr>
-            <w:r>
-              <w:rPr>
-                <w:rFonts w:ascii="Times New Roman" w:hAnsi="Times New Roman"/>
-                <w:i w:val="0"/>
-                <w:color w:val="000000"/>
-                <w:sz w:val="24"/>
-              </w:rPr>
-              <w:t>3</w:t>
-            </w:r>
-          </w:p>
-        </w:tc>
-        <w:tc>
-          <w:tcPr>
-            <w:tcW w:type="dxa" w:w="4844"/>
-            <w:vAlign w:val="center"/>
-            <w:tcBorders>
-              <w:top w:val="single" w:sz="4" w:color="000000"/>
-              <w:left w:val="single" w:sz="4" w:color="000000"/>
-              <w:bottom w:val="single" w:sz="4" w:color="000000"/>
-              <w:right w:val="single" w:sz="4" w:color="000000"/>
-            </w:tcBorders>
-          </w:tcPr>
-          <w:p>
-            <w:pPr>
-              <w:spacing w:line="240" w:lineRule="auto" w:before="0" w:after="0"/>
-              <w:ind w:left="0" w:right="0" w:firstLine="0"/>
-              <w:jc w:val="center"/>
-            </w:pPr>
-            <w:r>
-              <w:rPr>
-                <w:rFonts w:ascii="Times New Roman" w:hAnsi="Times New Roman"/>
-                <w:i w:val="0"/>
-                <w:color w:val="000000"/>
-                <w:sz w:val="24"/>
-              </w:rPr>
-              <w:t>4</w:t>
-            </w:r>
-          </w:p>
-        </w:tc>
-      </w:tr>
-    </w:tbl>
-    <w:p>
-      <w:pPr>
-        <w:spacing w:line="240" w:lineRule="auto" w:before="280" w:after="0"/>
-        <w:ind w:left="0" w:right="0" w:firstLine="709"/>
-        <w:jc w:val="both"/>
-      </w:pPr>
-      <w:r>
-        <w:rPr>
-          <w:rFonts w:ascii="Times New Roman" w:hAnsi="Times New Roman"/>
-          <w:b w:val="0"/>
-          <w:i w:val="0"/>
-          <w:color w:val="000000"/>
-          <w:sz w:val="28"/>
-        </w:rPr>
-        <w:t>Выводы исследования: лонгриды присутствуют в изданиях разных типов: от ежедневных газет − до нишевых новостных сайтов. Они посвящены, как правило, описанию нового явления; имеют объем от 2 до 4 тыс. слов и построены по композиционной схеме чередования примеров и обобщений.</w:t>
-      </w:r>
-    </w:p>
-    <w:p>
-      <w:pPr>
-        <w:spacing w:line="240" w:lineRule="auto" w:before="280" w:after="0"/>
-        <w:ind w:left="0" w:right="0" w:firstLine="0"/>
-        <w:suppressAutoHyphens w:val="true"/>
-        <w:pBdr>
-          <w:top w:val="single" w:sz="4" w:space="4" w:color="000000"/>
-          <w:left w:val="single" w:sz="4" w:space="4" w:color="000000"/>
-          <w:bottom w:val="single" w:sz="4" w:space="4" w:color="000000"/>
-          <w:right w:val="single" w:sz="4" w:space="4" w:color="000000"/>
-        </w:pBdr>
-      </w:pPr>
-      <w:r>
-        <w:rPr>
-          <w:rFonts w:ascii="Courier New" w:hAnsi="Courier New"/>
-          <w:b w:val="0"/>
-          <w:i w:val="0"/>
-          <w:color w:val="000000"/>
-          <w:sz w:val="24"/>
-        </w:rPr>
-        <w:t>@Aspect</w:t>
-        <w:br/>
-        <w:t>@Component</w:t>
-        <w:br/>
-        <w:t>public class LoggingAspect {</w:t>
-        <w:br/>
-        <w:br/>
-        <w:t xml:space="preserve">    @Around("execution(* com.example.service.MyService.*(..))")</w:t>
-        <w:br/>
-        <w:t xml:space="preserve">    public Object logExecutionTime(ProceedingJoinPoint joinPoint) throws Throwable {</w:t>
-        <w:br/>
-        <w:t xml:space="preserve">        long start = System.currentTimeMillis();</w:t>
-        <w:br/>
-        <w:br/>
-        <w:t xml:space="preserve">        Object result = joinPoint.proceed(); // Execute the original method</w:t>
-        <w:br/>
-        <w:br/>
-        <w:t xml:space="preserve">        long executionTime = System.currentTimeMillis() - start;</w:t>
-        <w:br/>
-        <w:t xml:space="preserve">        System.out.println(joinPoint.getSignature() + " executed in " + executionTime + "ms");</w:t>
-        <w:br/>
-        <w:br/>
-        <w:t xml:space="preserve">        return result;</w:t>
-        <w:br/>
-        <w:t xml:space="preserve">    }</w:t>
-        <w:br/>
-        <w:t>}</w:t>
-      </w:r>
-    </w:p>
-    <w:p>
-      <w:pPr>
-        <w:spacing w:line="240" w:lineRule="auto" w:before="120" w:after="280"/>
-        <w:ind w:left="0" w:right="0" w:firstLine="0"/>
-        <w:jc w:val="center"/>
-      </w:pPr>
-      <w:r>
-        <w:rPr>
-          <w:rFonts w:ascii="Times New Roman" w:hAnsi="Times New Roman"/>
-          <w:b w:val="0"/>
-          <w:i w:val="0"/>
-          <w:color w:val="000000"/>
-          <w:sz w:val="28"/>
-        </w:rPr>
-        <w:t>Листинг 1.1 – пример аспекта</w:t>
-      </w:r>
-    </w:p>
-    <w:p>
-      <w:pPr>
-        <w:spacing w:before="0" w:line="240" w:lineRule="auto" w:after="0"/>
-        <w:ind w:left="0" w:right="0" w:firstLine="709"/>
-        <w:jc w:val="both"/>
-      </w:pPr>
-      <w:r>
-        <w:rPr>
-          <w:rFonts w:ascii="Times New Roman" w:hAnsi="Times New Roman"/>
-          <w:b w:val="0"/>
-          <w:i w:val="0"/>
-          <w:color w:val="000000"/>
-          <w:sz w:val="28"/>
-        </w:rPr>
-        <w:t>– первый элемент;</w:t>
-      </w:r>
-    </w:p>
-    <w:p>
-      <w:pPr>
-        <w:spacing w:line="240" w:lineRule="auto" w:after="0"/>
-        <w:ind w:left="0" w:right="0" w:firstLine="709"/>
-        <w:jc w:val="both"/>
-      </w:pPr>
-      <w:r>
-        <w:rPr>
-          <w:rFonts w:ascii="Times New Roman" w:hAnsi="Times New Roman"/>
-          <w:b w:val="0"/>
-          <w:i w:val="0"/>
-          <w:color w:val="000000"/>
-          <w:sz w:val="28"/>
-        </w:rPr>
-        <w:t>– второй элемент;</w:t>
-      </w:r>
-    </w:p>
-    <w:p>
-      <w:pPr>
-        <w:spacing w:line="240" w:lineRule="auto" w:after="0"/>
-        <w:ind w:left="0" w:right="0" w:firstLine="709"/>
-        <w:jc w:val="both"/>
-      </w:pPr>
-      <w:r>
-        <w:rPr>
-          <w:rFonts w:ascii="Times New Roman" w:hAnsi="Times New Roman"/>
-          <w:b w:val="0"/>
-          <w:i w:val="0"/>
-          <w:color w:val="000000"/>
-          <w:sz w:val="28"/>
-        </w:rPr>
-        <w:t>– третий элемент.</w:t>
-      </w:r>
-    </w:p>
-    <w:tbl>
-      <w:tblPr>
-        <w:tblW w:type="auto" w:w="0"/>
-        <w:tblLayout w:type="fixed"/>
-        <w:tblLook w:firstColumn="1" w:firstRow="1" w:lastColumn="0" w:lastRow="0" w:noHBand="0" w:noVBand="1" w:val="04A0"/>
-      </w:tblPr>
-      <w:tblGrid>
-        <w:gridCol w:w="3230"/>
-        <w:gridCol w:w="3230"/>
-        <w:gridCol w:w="3230"/>
-      </w:tblGrid>
-      <w:tr>
-        <w:tc>
-          <w:tcPr>
-            <w:tcW w:type="dxa" w:w="969"/>
-          </w:tcPr>
-          <w:p/>
-        </w:tc>
-        <w:tc>
-          <w:tcPr>
-            <w:tcW w:type="dxa" w:w="7751"/>
-            <w:vAlign w:val="center"/>
-          </w:tcPr>
-          <w:p>
-            <w:pPr>
-              <w:spacing w:line="240" w:lineRule="auto" w:before="240" w:after="240"/>
-              <w:ind w:left="0" w:right="0" w:firstLine="0"/>
-              <w:jc w:val="center"/>
-            </w:pPr>
-            <w:r>
-              <w:rPr>
-                <w:b w:val="0"/>
-                <w:i w:val="0"/>
-                <w:color w:val="000000"/>
-                <w:sz w:val="28"/>
-              </w:rPr>
-              <m:oMath xmlns:mml="http://www.w3.org/1998/Math/MathML">
-                <m:sSup>
-                  <m:e>
-                    <m:r>
-                      <m:t>30</m:t>
-                    </m:r>
-                  </m:e>
-                  <m:sup>
-                    <m:r>
-                      <m:t>2</m:t>
-                    </m:r>
-                  </m:sup>
-                </m:sSup>
-                <m:r>
-                  <m:t>−30=5−10x</m:t>
-                </m:r>
-                <m:f>
-                  <m:fPr>
-                    <m:type m:val="bar"/>
-                  </m:fPr>
-                  <m:num>
-                    <m:r>
-                      <m:t>10</m:t>
-                    </m:r>
-                  </m:num>
-                  <m:den>
-                    <m:r>
-                      <m:t>−3−10y</m:t>
-                    </m:r>
-                  </m:den>
-                </m:f>
-                <m:r>
-                  <m:t>*</m:t>
-                </m:r>
-                <m:rad>
-                  <m:radPr>
-                    <m:degHide m:val="on"/>
-                  </m:radPr>
-                  <m:deg/>
-                  <m:e>
-                    <m:r>
-                      <m:t>49</m:t>
-                    </m:r>
-                  </m:e>
-                </m:rad>
-              </m:oMath>
-            </w:r>
-          </w:p>
-        </w:tc>
-        <w:tc>
-          <w:tcPr>
-            <w:tcW w:type="dxa" w:w="969"/>
-            <w:vAlign w:val="center"/>
-          </w:tcPr>
-          <w:p>
-            <w:pPr>
-              <w:spacing w:line="240" w:lineRule="auto" w:before="240" w:after="240"/>
-              <w:ind w:left="0" w:right="0" w:firstLine="0"/>
-              <w:jc w:val="right"/>
-            </w:pPr>
-            <w:r>
-              <w:rPr>
-                <w:rFonts w:ascii="Times New Roman" w:hAnsi="Times New Roman"/>
-                <w:b w:val="0"/>
-                <w:i w:val="0"/>
-                <w:color w:val="000000"/>
-                <w:sz w:val="28"/>
-              </w:rPr>
-              <w:t>(1.1)</w:t>
-            </w:r>
-          </w:p>
-        </w:tc>
-      </w:tr>
-    </w:tbl>
-    <w:p>
-      <w:pPr>
-        <w:pStyle w:val="Heading2"/>
-        <w:spacing w:line="240" w:lineRule="auto" w:before="360" w:after="240"/>
-        <w:ind w:left="0" w:right="0" w:firstLine="709"/>
-      </w:pPr>
-      <w:r>
-        <w:rPr>
-          <w:rFonts w:ascii="Times New Roman" w:hAnsi="Times New Roman"/>
-          <w:b/>
-          <w:i w:val="0"/>
-          <w:color w:val="000000"/>
-          <w:sz w:val="28"/>
-        </w:rPr>
-        <w:t>1.1 подраздел второй</w:t>
-      </w:r>
-    </w:p>
-    <w:p>
-      <w:pPr>
-        <w:spacing w:line="240" w:lineRule="auto" w:before="0" w:after="0"/>
-        <w:ind w:left="0" w:right="0" w:firstLine="709"/>
-        <w:jc w:val="both"/>
-      </w:pPr>
-      <w:r>
-        <w:rPr>
-          <w:rFonts w:ascii="Times New Roman" w:hAnsi="Times New Roman"/>
-          <w:b w:val="0"/>
-          <w:i w:val="0"/>
-          <w:color w:val="000000"/>
-          <w:sz w:val="28"/>
-        </w:rPr>
-        <w:t>За которыми в журналистской среде закрепилось название «длинные тексты» (англ. – long forms) или лонгриды (от англ. − long read – материал, предназначенный для длительного прочтения, в отличие от маленькой заметки).</w:t>
-      </w:r>
-    </w:p>
-    <w:p>
-      <w:pPr>
-        <w:pStyle w:val="Heading2"/>
-        <w:spacing w:line="240" w:lineRule="auto" w:before="360" w:after="240"/>
-        <w:ind w:left="0" w:right="0" w:firstLine="709"/>
-      </w:pPr>
-      <w:r>
-        <w:rPr>
-          <w:rFonts w:ascii="Times New Roman" w:hAnsi="Times New Roman"/>
-          <w:b/>
-          <w:i w:val="0"/>
-          <w:color w:val="000000"/>
-          <w:sz w:val="28"/>
-        </w:rPr>
-        <w:t>1.3 подраздел третий</w:t>
-      </w:r>
-    </w:p>
-    <w:p>
-      <w:pPr>
-        <w:spacing w:line="240" w:lineRule="auto" w:before="0" w:after="0"/>
-        <w:ind w:left="0" w:right="0" w:firstLine="709"/>
-        <w:jc w:val="both"/>
-      </w:pPr>
-      <w:r>
-        <w:rPr>
-          <w:rFonts w:ascii="Times New Roman" w:hAnsi="Times New Roman"/>
-          <w:b w:val="0"/>
-          <w:i w:val="0"/>
-          <w:color w:val="000000"/>
-          <w:sz w:val="28"/>
-        </w:rPr>
-        <w:t>Во все большем количестве российских изданий − как печатных, так и онлайновых − появляются объемные материалы особого типа, за которыми в журналистской среде закрепилось название «длинные тексты» (англ. – long forms) или лонгриды (от англ. − long read – материал, предназначенный для длительного прочтения, в отличие от маленькой заметки).</w:t>
-      </w:r>
-    </w:p>
+    <w:sectPr>
+      <w:pgSz w:w="12240" w:h="15840"/>
+      <w:pgMar w:top="1134" w:right="850" w:bottom="1134" w:left="1701" w:header="720" w:footer="720" w:gutter="0"/>
+      <w:cols w:space="720"/>
+      <w:docGrid w:linePitch="360"/>
+    </w:sectPr>
   </w:body>
 </w:document>
 </file>

--- a/последние_изменения.docx
+++ b/последние_изменения.docx
@@ -9,6 +9,9 @@
         <w:keepLines w:val="0"/>
         <w:pageBreakBefore/>
         <w:widowControl w:val="0"/>
+        <w:spacing w:line="240" w:lineRule="auto" w:before="0" w:after="120"/>
+        <w:ind w:left="0" w:right="0" w:firstLine="709"/>
+        <w:jc w:val="left"/>
       </w:pPr>
       <w:r>
         <w:rPr>
@@ -18,7 +21,320 @@
           <w:color w:val="000000"/>
           <w:sz w:val="28"/>
         </w:rPr>
-        <w:t>1 fsaffas</w:t>
+        <w:t>1 cxz</w:t>
+      </w:r>
+    </w:p>
+    <w:p>
+      <w:pPr>
+        <w:pStyle w:val="Heading2"/>
+        <w:keepNext w:val="0"/>
+        <w:keepLines w:val="0"/>
+        <w:widowControl w:val="0"/>
+        <w:spacing w:line="240" w:lineRule="auto" w:before="120" w:after="240"/>
+        <w:ind w:left="0" w:right="0" w:firstLine="709"/>
+      </w:pPr>
+      <w:r>
+        <w:rPr>
+          <w:rFonts w:ascii="Times New Roman" w:hAnsi="Times New Roman"/>
+          <w:b/>
+          <w:i w:val="0"/>
+          <w:color w:val="000000"/>
+          <w:sz w:val="28"/>
+        </w:rPr>
+        <w:t>1.1 vzxv</w:t>
+      </w:r>
+    </w:p>
+    <w:p>
+      <w:pPr>
+        <w:keepNext w:val="0"/>
+        <w:keepLines w:val="0"/>
+        <w:widowControl w:val="0"/>
+        <w:spacing w:line="240" w:lineRule="auto" w:before="0" w:after="0"/>
+        <w:ind w:left="0" w:right="0" w:firstLine="709"/>
+        <w:jc w:val="both"/>
+      </w:pPr>
+      <w:r>
+        <w:rPr>
+          <w:rFonts w:ascii="Times New Roman" w:hAnsi="Times New Roman"/>
+          <w:b w:val="0"/>
+          <w:i w:val="0"/>
+          <w:color w:val="000000"/>
+          <w:sz w:val="28"/>
+        </w:rPr>
+        <w:t>fsafasfsa</w:t>
+      </w:r>
+    </w:p>
+    <w:p>
+      <w:pPr>
+        <w:keepNext w:val="0"/>
+        <w:keepLines w:val="0"/>
+        <w:widowControl w:val="0"/>
+        <w:spacing w:line="240" w:lineRule="auto" w:before="280" w:after="0"/>
+        <w:ind w:left="0" w:right="0" w:firstLine="0"/>
+        <w:jc w:val="left"/>
+      </w:pPr>
+      <w:r>
+        <w:rPr>
+          <w:rFonts w:ascii="Times New Roman" w:hAnsi="Times New Roman"/>
+          <w:i w:val="0"/>
+          <w:color w:val="000000"/>
+          <w:sz w:val="28"/>
+        </w:rPr>
+        <w:t>Таблица 1.1 – Описание</w:t>
+      </w:r>
+    </w:p>
+    <w:tbl>
+      <w:tblPr>
+        <w:tblW w:type="auto" w:w="0"/>
+        <w:tblLayout w:type="fixed"/>
+        <w:tblLook w:firstColumn="1" w:firstRow="1" w:lastColumn="0" w:lastRow="0" w:noHBand="0" w:noVBand="1" w:val="04A0"/>
+      </w:tblPr>
+      <w:tblGrid>
+        <w:gridCol w:w="4844"/>
+        <w:gridCol w:w="4844"/>
+      </w:tblGrid>
+      <w:tr>
+        <w:tc>
+          <w:tcPr>
+            <w:tcW w:type="dxa" w:w="4844"/>
+            <w:vAlign w:val="center"/>
+            <w:tcBorders>
+              <w:top w:val="single" w:sz="4" w:color="000000"/>
+              <w:left w:val="single" w:sz="4" w:color="000000"/>
+              <w:bottom w:val="single" w:sz="4" w:color="000000"/>
+              <w:right w:val="single" w:sz="4" w:color="000000"/>
+            </w:tcBorders>
+          </w:tcPr>
+          <w:p>
+            <w:pPr>
+              <w:spacing w:line="240" w:lineRule="auto" w:before="0" w:after="0"/>
+              <w:ind w:left="0" w:right="0" w:firstLine="0"/>
+              <w:jc w:val="center"/>
+            </w:pPr>
+            <w:r>
+              <w:rPr>
+                <w:rFonts w:ascii="Times New Roman" w:hAnsi="Times New Roman"/>
+                <w:i w:val="0"/>
+                <w:color w:val="000000"/>
+                <w:sz w:val="24"/>
+              </w:rPr>
+              <w:t>1</w:t>
+            </w:r>
+          </w:p>
+        </w:tc>
+        <w:tc>
+          <w:tcPr>
+            <w:tcW w:type="dxa" w:w="4844"/>
+            <w:vAlign w:val="center"/>
+            <w:tcBorders>
+              <w:top w:val="single" w:sz="4" w:color="000000"/>
+              <w:left w:val="single" w:sz="4" w:color="000000"/>
+              <w:bottom w:val="single" w:sz="4" w:color="000000"/>
+              <w:right w:val="single" w:sz="4" w:color="000000"/>
+            </w:tcBorders>
+          </w:tcPr>
+          <w:p>
+            <w:pPr>
+              <w:spacing w:line="240" w:lineRule="auto" w:before="0" w:after="0"/>
+              <w:ind w:left="0" w:right="0" w:firstLine="0"/>
+              <w:jc w:val="center"/>
+            </w:pPr>
+            <w:r>
+              <w:rPr>
+                <w:rFonts w:ascii="Times New Roman" w:hAnsi="Times New Roman"/>
+                <w:i w:val="0"/>
+                <w:color w:val="000000"/>
+                <w:sz w:val="24"/>
+              </w:rPr>
+              <w:t>2</w:t>
+            </w:r>
+          </w:p>
+        </w:tc>
+      </w:tr>
+      <w:tr>
+        <w:tc>
+          <w:tcPr>
+            <w:tcW w:type="dxa" w:w="4844"/>
+            <w:vAlign w:val="center"/>
+            <w:tcBorders>
+              <w:top w:val="single" w:sz="4" w:color="000000"/>
+              <w:left w:val="single" w:sz="4" w:color="000000"/>
+              <w:bottom w:val="single" w:sz="4" w:color="000000"/>
+              <w:right w:val="single" w:sz="4" w:color="000000"/>
+            </w:tcBorders>
+          </w:tcPr>
+          <w:p>
+            <w:pPr>
+              <w:spacing w:line="240" w:lineRule="auto" w:before="0" w:after="0"/>
+              <w:ind w:left="0" w:right="0" w:firstLine="0"/>
+              <w:jc w:val="center"/>
+            </w:pPr>
+            <w:r>
+              <w:rPr>
+                <w:rFonts w:ascii="Times New Roman" w:hAnsi="Times New Roman"/>
+                <w:i w:val="0"/>
+                <w:color w:val="000000"/>
+                <w:sz w:val="24"/>
+              </w:rPr>
+              <w:t>3</w:t>
+            </w:r>
+          </w:p>
+        </w:tc>
+        <w:tc>
+          <w:tcPr>
+            <w:tcW w:type="dxa" w:w="4844"/>
+            <w:vAlign w:val="center"/>
+            <w:tcBorders>
+              <w:top w:val="single" w:sz="4" w:color="000000"/>
+              <w:left w:val="single" w:sz="4" w:color="000000"/>
+              <w:bottom w:val="single" w:sz="4" w:color="000000"/>
+              <w:right w:val="single" w:sz="4" w:color="000000"/>
+            </w:tcBorders>
+          </w:tcPr>
+          <w:p>
+            <w:pPr>
+              <w:spacing w:line="240" w:lineRule="auto" w:before="0" w:after="0"/>
+              <w:ind w:left="0" w:right="0" w:firstLine="0"/>
+              <w:jc w:val="center"/>
+            </w:pPr>
+            <w:r>
+              <w:rPr>
+                <w:rFonts w:ascii="Times New Roman" w:hAnsi="Times New Roman"/>
+                <w:i w:val="0"/>
+                <w:color w:val="000000"/>
+                <w:sz w:val="24"/>
+              </w:rPr>
+              <w:t>4</w:t>
+            </w:r>
+          </w:p>
+        </w:tc>
+      </w:tr>
+    </w:tbl>
+    <w:p>
+      <w:pPr>
+        <w:spacing w:line="240" w:lineRule="auto" w:before="280" w:after="0"/>
+        <w:ind w:left="0" w:right="0" w:firstLine="0"/>
+        <w:jc w:val="center"/>
+      </w:pPr>
+      <w:r>
+        <w:drawing>
+          <wp:inline xmlns:a="http://schemas.openxmlformats.org/drawingml/2006/main" xmlns:pic="http://schemas.openxmlformats.org/drawingml/2006/picture">
+            <wp:extent cx="3048000" cy="3314700"/>
+            <wp:docPr id="1" name="Picture 1"/>
+            <wp:cNvGraphicFramePr>
+              <a:graphicFrameLocks noChangeAspect="1"/>
+            </wp:cNvGraphicFramePr>
+            <a:graphic>
+              <a:graphicData uri="http://schemas.openxmlformats.org/drawingml/2006/picture">
+                <pic:pic>
+                  <pic:nvPicPr>
+                    <pic:cNvPr id="0" name="image.png"/>
+                    <pic:cNvPicPr/>
+                  </pic:nvPicPr>
+                  <pic:blipFill>
+                    <a:blip r:embed="rId9"/>
+                    <a:stretch>
+                      <a:fillRect/>
+                    </a:stretch>
+                  </pic:blipFill>
+                  <pic:spPr>
+                    <a:xfrm>
+                      <a:off x="0" y="0"/>
+                      <a:ext cx="3048000" cy="3314700"/>
+                    </a:xfrm>
+                    <a:prstGeom prst="rect"/>
+                  </pic:spPr>
+                </pic:pic>
+              </a:graphicData>
+            </a:graphic>
+          </wp:inline>
+        </w:drawing>
+      </w:r>
+    </w:p>
+    <w:p>
+      <w:pPr>
+        <w:keepNext w:val="0"/>
+        <w:keepLines w:val="0"/>
+        <w:widowControl w:val="0"/>
+        <w:spacing w:line="240" w:lineRule="auto" w:before="120" w:after="280"/>
+        <w:ind w:left="0" w:right="0" w:firstLine="0"/>
+        <w:jc w:val="center"/>
+      </w:pPr>
+      <w:r>
+        <w:rPr>
+          <w:rFonts w:ascii="Times New Roman" w:hAnsi="Times New Roman"/>
+          <w:b w:val="0"/>
+          <w:i w:val="0"/>
+          <w:color w:val="000000"/>
+          <w:sz w:val="28"/>
+        </w:rPr>
+        <w:t>Рисунок 1.1 – fsafas</w:t>
+      </w:r>
+    </w:p>
+    <w:p>
+      <w:pPr>
+        <w:keepNext w:val="0"/>
+        <w:keepLines w:val="0"/>
+        <w:widowControl w:val="0"/>
+        <w:spacing w:line="240" w:lineRule="auto" w:before="280" w:after="0"/>
+        <w:ind w:left="0" w:right="0" w:firstLine="0"/>
+        <w:suppressAutoHyphens w:val="true"/>
+        <w:pBdr>
+          <w:top w:val="single" w:sz="4" w:space="4" w:color="000000"/>
+          <w:left w:val="single" w:sz="4" w:space="4" w:color="000000"/>
+          <w:bottom w:val="single" w:sz="4" w:space="4" w:color="000000"/>
+          <w:right w:val="single" w:sz="4" w:space="4" w:color="000000"/>
+        </w:pBdr>
+      </w:pPr>
+      <w:r>
+        <w:rPr>
+          <w:rFonts w:ascii="Courier New" w:hAnsi="Courier New"/>
+          <w:b w:val="0"/>
+          <w:i w:val="0"/>
+          <w:color w:val="000000"/>
+          <w:sz w:val="24"/>
+        </w:rPr>
+        <w:t xml:space="preserve">    self.radio_new.setChecked(True)</w:t>
+        <w:br/>
+        <w:br/>
+        <w:br/>
+        <w:t xml:space="preserve">        # Объединяем в группу, чтобы только одна могла быть выбрана</w:t>
+        <w:br/>
+        <w:t xml:space="preserve">        self.radio_group = QButtonGroup()</w:t>
+        <w:br/>
+        <w:t xml:space="preserve">        self.radio_group.addButton(self.radio_new)</w:t>
+        <w:br/>
+        <w:t xml:space="preserve">        self.radio_group.addButton(self.radio_load)</w:t>
+        <w:br/>
+        <w:br/>
+        <w:br/>
+        <w:t xml:space="preserve">        layout.addWidget(self.radio_new)</w:t>
+        <w:br/>
+        <w:t xml:space="preserve">        layout.addWidget(self.radio_load)</w:t>
+        <w:br/>
+        <w:br/>
+        <w:br/>
+        <w:t xml:space="preserve">        # Поля для нового д</w:t>
+      </w:r>
+    </w:p>
+    <w:p>
+      <w:pPr>
+        <w:keepNext w:val="0"/>
+        <w:keepLines w:val="0"/>
+        <w:widowControl w:val="0"/>
+        <w:spacing w:line="240" w:lineRule="auto" w:before="120" w:after="280"/>
+        <w:ind w:left="0" w:right="0" w:firstLine="0"/>
+        <w:jc w:val="center"/>
+      </w:pPr>
+      <w:r>
+        <w:rPr>
+          <w:rFonts w:ascii="Times New Roman" w:hAnsi="Times New Roman"/>
+          <w:b w:val="0"/>
+          <w:i w:val="0"/>
+          <w:color w:val="000000"/>
+          <w:sz w:val="28"/>
+        </w:rPr>
+        <w:t>Листинг 1.1 – send list</w:t>
       </w:r>
     </w:p>
     <w:sectPr>
